--- a/CSE25106_DBMS/dbms-lab-report.docx
+++ b/CSE25106_DBMS/dbms-lab-report.docx
@@ -1,6 +1,6 @@
 
 <file path=word/document.xml><?xml version="1.0" encoding="utf-8"?>
-<w:document xmlns:wpc="http://schemas.microsoft.com/office/word/2010/wordprocessingCanvas" xmlns:cx="http://schemas.microsoft.com/office/drawing/2014/chartex" xmlns:cx1="http://schemas.microsoft.com/office/drawing/2015/9/8/chartex" xmlns:cx2="http://schemas.microsoft.com/office/drawing/2015/10/21/chartex" xmlns:cx3="http://schemas.microsoft.com/office/drawing/2016/5/9/chartex" xmlns:cx4="http://schemas.microsoft.com/office/drawing/2016/5/10/chartex" xmlns:cx5="http://schemas.microsoft.com/office/drawing/2016/5/11/chartex" xmlns:cx6="http://schemas.microsoft.com/office/drawing/2016/5/12/chartex" xmlns:cx7="http://schemas.microsoft.com/office/drawing/2016/5/13/chartex" xmlns:cx8="http://schemas.microsoft.com/office/drawing/2016/5/14/chartex" xmlns:mc="http://schemas.openxmlformats.org/markup-compatibility/2006" xmlns:aink="http://schemas.microsoft.com/office/drawing/2016/ink" xmlns:am3d="http://schemas.microsoft.com/office/drawing/2017/model3d" xmlns:o="urn:schemas-microsoft-com:office:office" xmlns:oel="http://schemas.microsoft.com/office/2019/extlst" xmlns:r="http://schemas.openxmlformats.org/officeDocument/2006/relationships" xmlns:m="http://schemas.openxmlformats.org/officeDocument/2006/math" xmlns:v="urn:schemas-microsoft-com:vml" xmlns:wp14="http://schemas.microsoft.com/office/word/2010/wordprocessingDrawing" xmlns:wp="http://schemas.openxmlformats.org/drawingml/2006/wordprocessingDrawing" xmlns:w10="urn:schemas-microsoft-com:office:word" xmlns:w="http://schemas.openxmlformats.org/wordprocessingml/2006/main" xmlns:w14="http://schemas.microsoft.com/office/word/2010/wordml" xmlns:w15="http://schemas.microsoft.com/office/word/2012/wordml" xmlns:w16cei="http://schemas.microsoft.com/office/word/2026/wordml/cei" xmlns:w16cex="http://schemas.microsoft.com/office/word/2018/wordml/cex" xmlns:w16cid="http://schemas.microsoft.com/office/word/2016/wordml/cid" xmlns:w16="http://schemas.microsoft.com/office/word/2018/wordml" xmlns:w16du="http://schemas.microsoft.com/office/word/2023/wordml/word16du" xmlns:w16sdtdh="http://schemas.microsoft.com/office/word/2020/wordml/sdtdatahash" xmlns:w16sdtfl="http://schemas.microsoft.com/office/word/2024/wordml/sdtformatlock" xmlns:w16se="http://schemas.microsoft.com/office/word/2015/wordml/symex" xmlns:wpg="http://schemas.microsoft.com/office/word/2010/wordprocessingGroup" xmlns:wpi="http://schemas.microsoft.com/office/word/2010/wordprocessingInk" xmlns:wne="http://schemas.microsoft.com/office/word/2006/wordml" xmlns:wps="http://schemas.microsoft.com/office/word/2010/wordprocessingShape" mc:Ignorable="w14 w15 w16se w16cid w16 w16cex w16sdtdh w16sdtfl w16du wp14">
+<w:document xmlns:wpc="http://schemas.microsoft.com/office/word/2010/wordprocessingCanvas" xmlns:cx="http://schemas.microsoft.com/office/drawing/2014/chartex" xmlns:cx1="http://schemas.microsoft.com/office/drawing/2015/9/8/chartex" xmlns:cx2="http://schemas.microsoft.com/office/drawing/2015/10/21/chartex" xmlns:cx3="http://schemas.microsoft.com/office/drawing/2016/5/9/chartex" xmlns:cx4="http://schemas.microsoft.com/office/drawing/2016/5/10/chartex" xmlns:cx5="http://schemas.microsoft.com/office/drawing/2016/5/11/chartex" xmlns:cx6="http://schemas.microsoft.com/office/drawing/2016/5/12/chartex" xmlns:cx7="http://schemas.microsoft.com/office/drawing/2016/5/13/chartex" xmlns:cx8="http://schemas.microsoft.com/office/drawing/2016/5/14/chartex" xmlns:mc="http://schemas.openxmlformats.org/markup-compatibility/2006" xmlns:aink="http://schemas.microsoft.com/office/drawing/2016/ink" xmlns:am3d="http://schemas.microsoft.com/office/drawing/2017/model3d" xmlns:o="urn:schemas-microsoft-com:office:office" xmlns:oel="http://schemas.microsoft.com/office/2019/extlst" xmlns:r="http://schemas.openxmlformats.org/officeDocument/2006/relationships" xmlns:m="http://schemas.openxmlformats.org/officeDocument/2006/math" xmlns:v="urn:schemas-microsoft-com:vml" xmlns:wp14="http://schemas.microsoft.com/office/word/2010/wordprocessingDrawing" xmlns:wp="http://schemas.openxmlformats.org/drawingml/2006/wordprocessingDrawing" xmlns:w10="urn:schemas-microsoft-com:office:word" xmlns:w="http://schemas.openxmlformats.org/wordprocessingml/2006/main" xmlns:w14="http://schemas.microsoft.com/office/word/2010/wordml" xmlns:w15="http://schemas.microsoft.com/office/word/2012/wordml" xmlns:w16cex="http://schemas.microsoft.com/office/word/2018/wordml/cex" xmlns:w16cid="http://schemas.microsoft.com/office/word/2016/wordml/cid" xmlns:w16="http://schemas.microsoft.com/office/word/2018/wordml" xmlns:w16du="http://schemas.microsoft.com/office/word/2023/wordml/word16du" xmlns:w16sdtdh="http://schemas.microsoft.com/office/word/2020/wordml/sdtdatahash" xmlns:w16sdtfl="http://schemas.microsoft.com/office/word/2024/wordml/sdtformatlock" xmlns:w16se="http://schemas.microsoft.com/office/word/2015/wordml/symex" xmlns:wpg="http://schemas.microsoft.com/office/word/2010/wordprocessingGroup" xmlns:wpi="http://schemas.microsoft.com/office/word/2010/wordprocessingInk" xmlns:wne="http://schemas.microsoft.com/office/word/2006/wordml" xmlns:wps="http://schemas.microsoft.com/office/word/2010/wordprocessingShape" mc:Ignorable="w14 w15 w16se w16cid w16 w16cex w16sdtdh w16sdtfl w16du wp14">
   <w:body>
     <w:p>
       <w:pPr>
@@ -206,7 +206,10 @@
           </w:tcPr>
           <w:p>
             <w:r>
-              <w:t>1ST YEAR/ SEM-3/CSE-B</w:t>
+              <w:t>2ND</w:t>
+            </w:r>
+            <w:r>
+              <w:t xml:space="preserve"> YEAR/ SEM-3/CSE-B</w:t>
             </w:r>
           </w:p>
         </w:tc>
@@ -4160,6 +4163,3570 @@
         </w:drawing>
       </w:r>
     </w:p>
+    <w:p/>
+    <w:p/>
+    <w:p>
+      <w:pPr>
+        <w:tabs>
+          <w:tab w:val="left" w:pos="1238"/>
+        </w:tabs>
+      </w:pPr>
+      <w:r>
+        <w:tab/>
+      </w:r>
+    </w:p>
+    <w:p>
+      <w:pPr>
+        <w:tabs>
+          <w:tab w:val="left" w:pos="1238"/>
+        </w:tabs>
+      </w:pPr>
+    </w:p>
+    <w:p>
+      <w:pPr>
+        <w:tabs>
+          <w:tab w:val="left" w:pos="1238"/>
+        </w:tabs>
+      </w:pPr>
+    </w:p>
+    <w:p>
+      <w:pPr>
+        <w:tabs>
+          <w:tab w:val="left" w:pos="1238"/>
+        </w:tabs>
+      </w:pPr>
+    </w:p>
+    <w:p>
+      <w:pPr>
+        <w:tabs>
+          <w:tab w:val="left" w:pos="1238"/>
+        </w:tabs>
+      </w:pPr>
+    </w:p>
+    <w:p>
+      <w:pPr>
+        <w:tabs>
+          <w:tab w:val="left" w:pos="1238"/>
+        </w:tabs>
+      </w:pPr>
+    </w:p>
+    <w:p>
+      <w:pPr>
+        <w:tabs>
+          <w:tab w:val="left" w:pos="1238"/>
+        </w:tabs>
+      </w:pPr>
+    </w:p>
+    <w:p>
+      <w:pPr>
+        <w:tabs>
+          <w:tab w:val="left" w:pos="1238"/>
+        </w:tabs>
+      </w:pPr>
+    </w:p>
+    <w:p>
+      <w:pPr>
+        <w:tabs>
+          <w:tab w:val="left" w:pos="1238"/>
+        </w:tabs>
+      </w:pPr>
+    </w:p>
+    <w:p>
+      <w:pPr>
+        <w:tabs>
+          <w:tab w:val="left" w:pos="1238"/>
+        </w:tabs>
+      </w:pPr>
+    </w:p>
+    <w:p>
+      <w:pPr>
+        <w:pStyle w:val="Heading1"/>
+      </w:pPr>
+    </w:p>
+    <w:p>
+      <w:pPr>
+        <w:pStyle w:val="Heading1"/>
+      </w:pPr>
+    </w:p>
+    <w:p>
+      <w:pPr>
+        <w:pStyle w:val="Heading1"/>
+      </w:pPr>
+    </w:p>
+    <w:p>
+      <w:pPr>
+        <w:pStyle w:val="Heading1"/>
+      </w:pPr>
+    </w:p>
+    <w:p/>
+    <w:p/>
+    <w:p/>
+    <w:p>
+      <w:pPr>
+        <w:pStyle w:val="Heading1"/>
+      </w:pPr>
+      <w:r>
+        <w:lastRenderedPageBreak/>
+        <w:t xml:space="preserve">                                                </w:t>
+      </w:r>
+      <w:r>
+        <w:t>Experiment No: 3</w:t>
+      </w:r>
+    </w:p>
+    <w:p>
+      <w:pPr>
+        <w:rPr>
+          <w:b/>
+          <w:bCs/>
+        </w:rPr>
+      </w:pPr>
+      <w:r>
+        <w:rPr>
+          <w:b/>
+          <w:bCs/>
+        </w:rPr>
+        <w:t>Title: Implementation of different types of functions with suitable examples.</w:t>
+      </w:r>
+    </w:p>
+    <w:p>
+      <w:pPr>
+        <w:numPr>
+          <w:ilvl w:val="0"/>
+          <w:numId w:val="32"/>
+        </w:numPr>
+      </w:pPr>
+      <w:r>
+        <w:t>Number Function</w:t>
+      </w:r>
+    </w:p>
+    <w:p>
+      <w:pPr>
+        <w:numPr>
+          <w:ilvl w:val="0"/>
+          <w:numId w:val="32"/>
+        </w:numPr>
+      </w:pPr>
+      <w:r>
+        <w:t>Aggregate Function</w:t>
+      </w:r>
+    </w:p>
+    <w:p>
+      <w:pPr>
+        <w:numPr>
+          <w:ilvl w:val="0"/>
+          <w:numId w:val="32"/>
+        </w:numPr>
+      </w:pPr>
+      <w:r>
+        <w:t>Character Function</w:t>
+      </w:r>
+    </w:p>
+    <w:p>
+      <w:pPr>
+        <w:numPr>
+          <w:ilvl w:val="0"/>
+          <w:numId w:val="32"/>
+        </w:numPr>
+      </w:pPr>
+      <w:r>
+        <w:t>Conversion Function</w:t>
+      </w:r>
+    </w:p>
+    <w:p>
+      <w:pPr>
+        <w:numPr>
+          <w:ilvl w:val="0"/>
+          <w:numId w:val="32"/>
+        </w:numPr>
+      </w:pPr>
+      <w:r>
+        <w:t>Date Function</w:t>
+      </w:r>
+    </w:p>
+    <w:p>
+      <w:pPr>
+        <w:rPr>
+          <w:b/>
+          <w:bCs/>
+        </w:rPr>
+      </w:pPr>
+      <w:r>
+        <w:rPr>
+          <w:b/>
+          <w:bCs/>
+        </w:rPr>
+        <w:t>Objective:</w:t>
+      </w:r>
+    </w:p>
+    <w:p>
+      <w:pPr>
+        <w:numPr>
+          <w:ilvl w:val="0"/>
+          <w:numId w:val="33"/>
+        </w:numPr>
+      </w:pPr>
+      <w:r>
+        <w:t>Develop aggregate plan strategies to assist with summarization of several data entries.</w:t>
+      </w:r>
+    </w:p>
+    <w:p>
+      <w:pPr>
+        <w:rPr>
+          <w:b/>
+          <w:bCs/>
+        </w:rPr>
+      </w:pPr>
+      <w:r>
+        <w:rPr>
+          <w:b/>
+          <w:bCs/>
+        </w:rPr>
+        <w:t>Theory:</w:t>
+      </w:r>
+    </w:p>
+    <w:p>
+      <w:pPr>
+        <w:rPr>
+          <w:b/>
+          <w:bCs/>
+        </w:rPr>
+      </w:pPr>
+      <w:r>
+        <w:rPr>
+          <w:b/>
+          <w:bCs/>
+        </w:rPr>
+        <w:t>1. NUMBER FUNCTIONS:</w:t>
+      </w:r>
+    </w:p>
+    <w:p>
+      <w:r>
+        <w:t>(a) ABS: Returns the absolute value of n.</w:t>
+      </w:r>
+    </w:p>
+    <w:p>
+      <w:r>
+        <w:t>Syntax: ABS(n)</w:t>
+      </w:r>
+      <w:r>
+        <w:br/>
+        <w:t xml:space="preserve">Example: SQL&gt; SELECT </w:t>
+      </w:r>
+      <w:proofErr w:type="gramStart"/>
+      <w:r>
+        <w:t>ABS(</w:t>
+      </w:r>
+      <w:proofErr w:type="gramEnd"/>
+      <w:r>
+        <w:t>-15) FROM DUAL;</w:t>
+      </w:r>
+    </w:p>
+    <w:p>
+      <w:r>
+        <w:t xml:space="preserve">(b) EXP: Returns </w:t>
+      </w:r>
+      <w:proofErr w:type="spellStart"/>
+      <w:r>
+        <w:t>e</w:t>
+      </w:r>
+      <w:proofErr w:type="spellEnd"/>
+      <w:r>
+        <w:t xml:space="preserve"> raised to the nth power.</w:t>
+      </w:r>
+    </w:p>
+    <w:p>
+      <w:r>
+        <w:t>Syntax: EXP(n)</w:t>
+      </w:r>
+      <w:r>
+        <w:br/>
+        <w:t xml:space="preserve">Example: SQL&gt; SELECT </w:t>
+      </w:r>
+      <w:proofErr w:type="gramStart"/>
+      <w:r>
+        <w:t>EXP(</w:t>
+      </w:r>
+      <w:proofErr w:type="gramEnd"/>
+      <w:r>
+        <w:t>4) FROM DUAL;</w:t>
+      </w:r>
+    </w:p>
+    <w:p>
+      <w:r>
+        <w:t>(c) POWER: Returns m raised to the nth power.</w:t>
+      </w:r>
+    </w:p>
+    <w:p>
+      <w:r>
+        <w:t xml:space="preserve">Syntax: </w:t>
+      </w:r>
+      <w:proofErr w:type="gramStart"/>
+      <w:r>
+        <w:t>POWER(</w:t>
+      </w:r>
+      <w:proofErr w:type="gramEnd"/>
+      <w:r>
+        <w:t>m, n)</w:t>
+      </w:r>
+      <w:r>
+        <w:br/>
+        <w:t xml:space="preserve">Example: SQL&gt; SELECT </w:t>
+      </w:r>
+      <w:proofErr w:type="gramStart"/>
+      <w:r>
+        <w:t>POWER(</w:t>
+      </w:r>
+      <w:proofErr w:type="gramEnd"/>
+      <w:r>
+        <w:t>4, 2) FROM DUAL;</w:t>
+      </w:r>
+    </w:p>
+    <w:p>
+      <w:r>
+        <w:t>(d) MOD: Returns the remainder of m divided by n.</w:t>
+      </w:r>
+    </w:p>
+    <w:p>
+      <w:r>
+        <w:t xml:space="preserve">Syntax: </w:t>
+      </w:r>
+      <w:proofErr w:type="gramStart"/>
+      <w:r>
+        <w:t>MOD(</w:t>
+      </w:r>
+      <w:proofErr w:type="gramEnd"/>
+      <w:r>
+        <w:t>m, n)</w:t>
+      </w:r>
+      <w:r>
+        <w:br/>
+        <w:t xml:space="preserve">Example: SQL&gt; SELECT </w:t>
+      </w:r>
+      <w:proofErr w:type="gramStart"/>
+      <w:r>
+        <w:t>MOD(</w:t>
+      </w:r>
+      <w:proofErr w:type="gramEnd"/>
+      <w:r>
+        <w:t>10, 3) FROM DUAL;</w:t>
+      </w:r>
+    </w:p>
+    <w:p>
+      <w:r>
+        <w:t>(e) ROUND: Returns n rounded to m places right of the decimal point.</w:t>
+      </w:r>
+    </w:p>
+    <w:p>
+      <w:r>
+        <w:t xml:space="preserve">Syntax: </w:t>
+      </w:r>
+      <w:proofErr w:type="gramStart"/>
+      <w:r>
+        <w:t>ROUND(</w:t>
+      </w:r>
+      <w:proofErr w:type="gramEnd"/>
+      <w:r>
+        <w:t>n, m)</w:t>
+      </w:r>
+      <w:r>
+        <w:br/>
+        <w:t xml:space="preserve">Example: SQL&gt; SELECT </w:t>
+      </w:r>
+      <w:proofErr w:type="gramStart"/>
+      <w:r>
+        <w:t>ROUND(</w:t>
+      </w:r>
+      <w:proofErr w:type="gramEnd"/>
+      <w:r>
+        <w:t>100.256, 2) FROM DUAL;</w:t>
+      </w:r>
+    </w:p>
+    <w:p>
+      <w:r>
+        <w:t>(f) TRUNC: Returns n truncated to m places right of the decimal point.</w:t>
+      </w:r>
+    </w:p>
+    <w:p>
+      <w:r>
+        <w:t xml:space="preserve">Syntax: </w:t>
+      </w:r>
+      <w:proofErr w:type="gramStart"/>
+      <w:r>
+        <w:t>TRUNC(</w:t>
+      </w:r>
+      <w:proofErr w:type="gramEnd"/>
+      <w:r>
+        <w:t>n, m)</w:t>
+      </w:r>
+      <w:r>
+        <w:br/>
+        <w:t xml:space="preserve">Example: SQL&gt; SELECT </w:t>
+      </w:r>
+      <w:proofErr w:type="gramStart"/>
+      <w:r>
+        <w:t>TRUNC(</w:t>
+      </w:r>
+      <w:proofErr w:type="gramEnd"/>
+      <w:r>
+        <w:t>100.256, 2) FROM DUAL;</w:t>
+      </w:r>
+    </w:p>
+    <w:p>
+      <w:r>
+        <w:t>(g) SQRT: Returns the square root of n.</w:t>
+      </w:r>
+    </w:p>
+    <w:p>
+      <w:r>
+        <w:t>Syntax: SQRT(n)</w:t>
+      </w:r>
+      <w:r>
+        <w:br/>
+        <w:t xml:space="preserve">Example: SQL&gt; SELECT </w:t>
+      </w:r>
+      <w:proofErr w:type="gramStart"/>
+      <w:r>
+        <w:t>SQRT(</w:t>
+      </w:r>
+      <w:proofErr w:type="gramEnd"/>
+      <w:r>
+        <w:t>16) FROM DUAL;</w:t>
+      </w:r>
+    </w:p>
+    <w:p>
+      <w:pPr>
+        <w:rPr>
+          <w:b/>
+          <w:bCs/>
+        </w:rPr>
+      </w:pPr>
+      <w:r>
+        <w:rPr>
+          <w:b/>
+          <w:bCs/>
+        </w:rPr>
+        <w:t>2. AGGREGATE OPERATORS:</w:t>
+      </w:r>
+    </w:p>
+    <w:p>
+      <w:r>
+        <w:t>In addition to simply retrieving data, SQL allows the use of arithmetic expressions for computing aggregate values such as MIN and SUM.</w:t>
+      </w:r>
+    </w:p>
+    <w:p>
+      <w:r>
+        <w:lastRenderedPageBreak/>
+        <w:t>(a) COUNT: Returns the number of rows in the query.</w:t>
+      </w:r>
+    </w:p>
+    <w:p>
+      <w:r>
+        <w:t xml:space="preserve">Syntax: </w:t>
+      </w:r>
+      <w:proofErr w:type="gramStart"/>
+      <w:r>
+        <w:t>COUNT(</w:t>
+      </w:r>
+      <w:proofErr w:type="spellStart"/>
+      <w:proofErr w:type="gramEnd"/>
+      <w:r>
+        <w:t>column_name</w:t>
+      </w:r>
+      <w:proofErr w:type="spellEnd"/>
+      <w:r>
+        <w:t>)</w:t>
+      </w:r>
+      <w:r>
+        <w:br/>
+        <w:t>Example: SQL&gt; SELECT COUNT(Sal) FROM emp;</w:t>
+      </w:r>
+    </w:p>
+    <w:p>
+      <w:r>
+        <w:t>(b) SUM: Returns the sum of all values in the column.</w:t>
+      </w:r>
+    </w:p>
+    <w:p>
+      <w:r>
+        <w:t xml:space="preserve">Syntax: </w:t>
+      </w:r>
+      <w:proofErr w:type="gramStart"/>
+      <w:r>
+        <w:t>SUM(</w:t>
+      </w:r>
+      <w:proofErr w:type="spellStart"/>
+      <w:proofErr w:type="gramEnd"/>
+      <w:r>
+        <w:t>column_name</w:t>
+      </w:r>
+      <w:proofErr w:type="spellEnd"/>
+      <w:r>
+        <w:t>)</w:t>
+      </w:r>
+      <w:r>
+        <w:br/>
+        <w:t>Example: SQL&gt; SELECT SUM(Sal) FROM emp;</w:t>
+      </w:r>
+    </w:p>
+    <w:p>
+      <w:r>
+        <w:t>(c) AVG: Returns the average value of the column values.</w:t>
+      </w:r>
+    </w:p>
+    <w:p>
+      <w:r>
+        <w:t xml:space="preserve">Syntax: </w:t>
+      </w:r>
+      <w:proofErr w:type="gramStart"/>
+      <w:r>
+        <w:t>AVG(</w:t>
+      </w:r>
+      <w:proofErr w:type="spellStart"/>
+      <w:proofErr w:type="gramEnd"/>
+      <w:r>
+        <w:t>column_name</w:t>
+      </w:r>
+      <w:proofErr w:type="spellEnd"/>
+      <w:r>
+        <w:t>)</w:t>
+      </w:r>
+      <w:r>
+        <w:br/>
+        <w:t>Example: SQL&gt; SELECT AVG(Sal) FROM emp;</w:t>
+      </w:r>
+    </w:p>
+    <w:p>
+      <w:r>
+        <w:t>(d) MAX: Returns the maximum value of the column.</w:t>
+      </w:r>
+    </w:p>
+    <w:p>
+      <w:r>
+        <w:t xml:space="preserve">Syntax: </w:t>
+      </w:r>
+      <w:proofErr w:type="gramStart"/>
+      <w:r>
+        <w:t>MAX(</w:t>
+      </w:r>
+      <w:proofErr w:type="spellStart"/>
+      <w:proofErr w:type="gramEnd"/>
+      <w:r>
+        <w:t>column_name</w:t>
+      </w:r>
+      <w:proofErr w:type="spellEnd"/>
+      <w:r>
+        <w:t>)</w:t>
+      </w:r>
+      <w:r>
+        <w:br/>
+        <w:t>Example: SQL&gt; SELECT MAX(Sal) FROM emp;</w:t>
+      </w:r>
+    </w:p>
+    <w:p>
+      <w:r>
+        <w:t>(e) MIN: Returns the minimum value of the column.</w:t>
+      </w:r>
+    </w:p>
+    <w:p>
+      <w:r>
+        <w:t xml:space="preserve">Syntax: </w:t>
+      </w:r>
+      <w:proofErr w:type="gramStart"/>
+      <w:r>
+        <w:t>MIN(</w:t>
+      </w:r>
+      <w:proofErr w:type="spellStart"/>
+      <w:proofErr w:type="gramEnd"/>
+      <w:r>
+        <w:t>column_name</w:t>
+      </w:r>
+      <w:proofErr w:type="spellEnd"/>
+      <w:r>
+        <w:t>)</w:t>
+      </w:r>
+      <w:r>
+        <w:br/>
+        <w:t>Example: SQL&gt; SELECT MIN(Sal) FROM emp;</w:t>
+      </w:r>
+    </w:p>
+    <w:p>
+      <w:pPr>
+        <w:rPr>
+          <w:b/>
+          <w:bCs/>
+        </w:rPr>
+      </w:pPr>
+      <w:r>
+        <w:rPr>
+          <w:b/>
+          <w:bCs/>
+        </w:rPr>
+        <w:t>3. CHARACTER/STRING FUNCTIONS:</w:t>
+      </w:r>
+    </w:p>
+    <w:p>
+      <w:pPr>
+        <w:rPr>
+          <w:b/>
+          <w:bCs/>
+        </w:rPr>
+      </w:pPr>
+      <w:r>
+        <w:rPr>
+          <w:b/>
+          <w:bCs/>
+        </w:rPr>
+        <w:t>4. CONVERSION FUNCTIONS:</w:t>
+      </w:r>
+    </w:p>
+    <w:p>
+      <w:r>
+        <w:t>(a) TO_CHAR: Converts a numeric or date value to a VARCHAR2 data type.</w:t>
+      </w:r>
+    </w:p>
+    <w:p>
+      <w:r>
+        <w:t>Syntax: TO_</w:t>
+      </w:r>
+      <w:proofErr w:type="gramStart"/>
+      <w:r>
+        <w:t>CHAR(</w:t>
+      </w:r>
+      <w:proofErr w:type="gramEnd"/>
+      <w:r>
+        <w:t>n, [</w:t>
+      </w:r>
+      <w:proofErr w:type="spellStart"/>
+      <w:r>
+        <w:t>fmt</w:t>
+      </w:r>
+      <w:proofErr w:type="spellEnd"/>
+      <w:r>
+        <w:t>])</w:t>
+      </w:r>
+      <w:r>
+        <w:br/>
+        <w:t>Example: SQL&gt; SELECT TO_</w:t>
+      </w:r>
+      <w:proofErr w:type="gramStart"/>
+      <w:r>
+        <w:t>CHAR(</w:t>
+      </w:r>
+      <w:proofErr w:type="gramEnd"/>
+      <w:r>
+        <w:t>65, 'RN') FROM DUAL;</w:t>
+      </w:r>
+    </w:p>
+    <w:p>
+      <w:r>
+        <w:t>(b) TO_NUMBER: Converts a character expression to a value of NUMBER data type.</w:t>
+      </w:r>
+    </w:p>
+    <w:p>
+      <w:r>
+        <w:t>Syntax: TO_</w:t>
+      </w:r>
+      <w:proofErr w:type="gramStart"/>
+      <w:r>
+        <w:t>NUMBER(</w:t>
+      </w:r>
+      <w:proofErr w:type="gramEnd"/>
+      <w:r>
+        <w:t>expr)</w:t>
+      </w:r>
+      <w:r>
+        <w:br/>
+        <w:t>Example: SQL&gt; SELECT TO_</w:t>
+      </w:r>
+      <w:proofErr w:type="gramStart"/>
+      <w:r>
+        <w:t>NUMBER(</w:t>
+      </w:r>
+      <w:proofErr w:type="gramEnd"/>
+      <w:r>
+        <w:t>'1234.64') FROM DUAL;</w:t>
+      </w:r>
+    </w:p>
+    <w:p>
+      <w:r>
+        <w:t>(c) TO_DATE: Converts character data to a value of DATE data type.</w:t>
+      </w:r>
+    </w:p>
+    <w:p>
+      <w:r>
+        <w:t>Syntax: TO_</w:t>
+      </w:r>
+      <w:proofErr w:type="gramStart"/>
+      <w:r>
+        <w:t>DATE(</w:t>
+      </w:r>
+      <w:proofErr w:type="gramEnd"/>
+      <w:r>
+        <w:t>char, [</w:t>
+      </w:r>
+      <w:proofErr w:type="spellStart"/>
+      <w:r>
+        <w:t>fmt</w:t>
+      </w:r>
+      <w:proofErr w:type="spellEnd"/>
+      <w:r>
+        <w:t>])</w:t>
+      </w:r>
+      <w:r>
+        <w:br/>
+        <w:t>Example: SQL&gt; SELECT TO_</w:t>
+      </w:r>
+      <w:proofErr w:type="gramStart"/>
+      <w:r>
+        <w:t>DATE(</w:t>
+      </w:r>
+      <w:proofErr w:type="gramEnd"/>
+      <w:r>
+        <w:t>'January 15, 1989', 'Month DD, YYYY') FROM DUAL;</w:t>
+      </w:r>
+    </w:p>
+    <w:p>
+      <w:r>
+        <w:t>(a) CONCAT: Returns char1 concatenated with char2.</w:t>
+      </w:r>
+    </w:p>
+    <w:p>
+      <w:r>
+        <w:t xml:space="preserve">Syntax: </w:t>
+      </w:r>
+      <w:proofErr w:type="gramStart"/>
+      <w:r>
+        <w:t>CONCAT(</w:t>
+      </w:r>
+      <w:proofErr w:type="gramEnd"/>
+      <w:r>
+        <w:t>char1, char2)</w:t>
+      </w:r>
+      <w:r>
+        <w:br/>
+        <w:t xml:space="preserve">Example: SQL&gt; SELECT </w:t>
+      </w:r>
+      <w:proofErr w:type="gramStart"/>
+      <w:r>
+        <w:t>CONCAT(</w:t>
+      </w:r>
+      <w:proofErr w:type="gramEnd"/>
+      <w:r>
+        <w:t>'Hello', ' World') FROM DUAL;</w:t>
+      </w:r>
+    </w:p>
+    <w:p>
+      <w:r>
+        <w:t>(b) LPAD: Returns expr1, left-padded to length n with expr2.</w:t>
+      </w:r>
+    </w:p>
+    <w:p>
+      <w:r>
+        <w:t xml:space="preserve">Syntax: </w:t>
+      </w:r>
+      <w:proofErr w:type="gramStart"/>
+      <w:r>
+        <w:t>LPAD(</w:t>
+      </w:r>
+      <w:proofErr w:type="gramEnd"/>
+      <w:r>
+        <w:t>expr1, n, expr2)</w:t>
+      </w:r>
+      <w:r>
+        <w:br/>
+        <w:t xml:space="preserve">Example: SQL&gt; SELECT </w:t>
+      </w:r>
+      <w:proofErr w:type="gramStart"/>
+      <w:r>
+        <w:t>LPAD(</w:t>
+      </w:r>
+      <w:proofErr w:type="gramEnd"/>
+      <w:r>
+        <w:t>'Page 1', 10, '*') FROM DUAL;</w:t>
+      </w:r>
+    </w:p>
+    <w:p>
+      <w:r>
+        <w:t xml:space="preserve">(c) RPAD: Returns expr1, </w:t>
+      </w:r>
+      <w:proofErr w:type="gramStart"/>
+      <w:r>
+        <w:t>right-padded</w:t>
+      </w:r>
+      <w:proofErr w:type="gramEnd"/>
+      <w:r>
+        <w:t xml:space="preserve"> to length n with expr2.</w:t>
+      </w:r>
+    </w:p>
+    <w:p>
+      <w:r>
+        <w:t xml:space="preserve">Syntax: </w:t>
+      </w:r>
+      <w:proofErr w:type="gramStart"/>
+      <w:r>
+        <w:t>RPAD(</w:t>
+      </w:r>
+      <w:proofErr w:type="gramEnd"/>
+      <w:r>
+        <w:t>expr1, n, expr2)</w:t>
+      </w:r>
+      <w:r>
+        <w:br/>
+        <w:t xml:space="preserve">Example: SQL&gt; SELECT </w:t>
+      </w:r>
+      <w:proofErr w:type="gramStart"/>
+      <w:r>
+        <w:t>RPAD(</w:t>
+      </w:r>
+      <w:proofErr w:type="gramEnd"/>
+      <w:r>
+        <w:t>'Page 1', 10, '*') FROM DUAL;</w:t>
+      </w:r>
+    </w:p>
+    <w:p>
+      <w:r>
+        <w:t>(d) LTRIM: Removes leading blanks or specified characters from the left.</w:t>
+      </w:r>
+    </w:p>
+    <w:p>
+      <w:r>
+        <w:lastRenderedPageBreak/>
+        <w:t xml:space="preserve">Syntax: </w:t>
+      </w:r>
+      <w:proofErr w:type="gramStart"/>
+      <w:r>
+        <w:t>LTRIM(</w:t>
+      </w:r>
+      <w:proofErr w:type="gramEnd"/>
+      <w:r>
+        <w:t>char, [set])</w:t>
+      </w:r>
+      <w:r>
+        <w:br/>
+        <w:t xml:space="preserve">Example: SQL&gt; SELECT </w:t>
+      </w:r>
+      <w:proofErr w:type="gramStart"/>
+      <w:r>
+        <w:t>LTRIM('  Oracle</w:t>
+      </w:r>
+      <w:proofErr w:type="gramEnd"/>
+      <w:r>
+        <w:t>') FROM DUAL;</w:t>
+      </w:r>
+    </w:p>
+    <w:p>
+      <w:r>
+        <w:t>(e) RTRIM: Removes trailing blanks or specified characters from the right.</w:t>
+      </w:r>
+    </w:p>
+    <w:p>
+      <w:r>
+        <w:t xml:space="preserve">Syntax: </w:t>
+      </w:r>
+      <w:proofErr w:type="gramStart"/>
+      <w:r>
+        <w:t>RTRIM(</w:t>
+      </w:r>
+      <w:proofErr w:type="gramEnd"/>
+      <w:r>
+        <w:t>char, [set])</w:t>
+      </w:r>
+      <w:r>
+        <w:br/>
+        <w:t xml:space="preserve">Example: SQL&gt; SELECT </w:t>
+      </w:r>
+      <w:proofErr w:type="gramStart"/>
+      <w:r>
+        <w:t>RTRIM(</w:t>
+      </w:r>
+      <w:proofErr w:type="gramEnd"/>
+      <w:r>
+        <w:t>'</w:t>
+      </w:r>
+      <w:proofErr w:type="gramStart"/>
+      <w:r>
+        <w:t>Oracle  '</w:t>
+      </w:r>
+      <w:proofErr w:type="gramEnd"/>
+      <w:r>
+        <w:t>) FROM DUAL;</w:t>
+      </w:r>
+    </w:p>
+    <w:p>
+      <w:r>
+        <w:t>(f) LOWER: Converts uppercase character data to lowercase.</w:t>
+      </w:r>
+    </w:p>
+    <w:p>
+      <w:r>
+        <w:t xml:space="preserve">Syntax: </w:t>
+      </w:r>
+      <w:proofErr w:type="gramStart"/>
+      <w:r>
+        <w:t>LOWER(</w:t>
+      </w:r>
+      <w:proofErr w:type="gramEnd"/>
+      <w:r>
+        <w:t>char)</w:t>
+      </w:r>
+      <w:r>
+        <w:br/>
+        <w:t>Example: SQL&gt; SELECT LOWER('ORACLE') FROM DUAL;</w:t>
+      </w:r>
+    </w:p>
+    <w:p>
+      <w:r>
+        <w:t>(g) UPPER: Converts lowercase character data to uppercase.</w:t>
+      </w:r>
+    </w:p>
+    <w:p>
+      <w:r>
+        <w:t xml:space="preserve">Syntax: </w:t>
+      </w:r>
+      <w:proofErr w:type="gramStart"/>
+      <w:r>
+        <w:t>UPPER(</w:t>
+      </w:r>
+      <w:proofErr w:type="gramEnd"/>
+      <w:r>
+        <w:t>char)</w:t>
+      </w:r>
+      <w:r>
+        <w:br/>
+        <w:t>Example: SQL&gt; SELECT UPPER('oracle') FROM DUAL;</w:t>
+      </w:r>
+    </w:p>
+    <w:p>
+      <w:r>
+        <w:t>(h) LENGTH: Returns the number of characters in the given string.</w:t>
+      </w:r>
+    </w:p>
+    <w:p>
+      <w:r>
+        <w:t xml:space="preserve">Syntax: </w:t>
+      </w:r>
+      <w:proofErr w:type="gramStart"/>
+      <w:r>
+        <w:t>LENGTH(</w:t>
+      </w:r>
+      <w:proofErr w:type="gramEnd"/>
+      <w:r>
+        <w:t>char)</w:t>
+      </w:r>
+      <w:r>
+        <w:br/>
+        <w:t>Example: SQL&gt; SELECT LENGTH('Oracle') FROM DUAL;</w:t>
+      </w:r>
+    </w:p>
+    <w:p>
+      <w:r>
+        <w:t>(</w:t>
+      </w:r>
+      <w:proofErr w:type="spellStart"/>
+      <w:r>
+        <w:t>i</w:t>
+      </w:r>
+      <w:proofErr w:type="spellEnd"/>
+      <w:r>
+        <w:t>) SUBSTR: Returns a portion of a string starting from a specific position.</w:t>
+      </w:r>
+    </w:p>
+    <w:p>
+      <w:r>
+        <w:t xml:space="preserve">Syntax: </w:t>
+      </w:r>
+      <w:proofErr w:type="gramStart"/>
+      <w:r>
+        <w:t>SUBSTR(</w:t>
+      </w:r>
+      <w:proofErr w:type="gramEnd"/>
+      <w:r>
+        <w:t>char, m, n)</w:t>
+      </w:r>
+      <w:r>
+        <w:br/>
+        <w:t xml:space="preserve">Example: SQL&gt; SELECT </w:t>
+      </w:r>
+      <w:proofErr w:type="gramStart"/>
+      <w:r>
+        <w:t>SUBSTR(</w:t>
+      </w:r>
+      <w:proofErr w:type="gramEnd"/>
+      <w:r>
+        <w:t>'Oracle', 2, 3) FROM DUAL;</w:t>
+      </w:r>
+    </w:p>
+    <w:p>
+      <w:r>
+        <w:t>(j) INSTR: Returns the position of the first occurrence of a substring.</w:t>
+      </w:r>
+    </w:p>
+    <w:p>
+      <w:r>
+        <w:t xml:space="preserve">Syntax: </w:t>
+      </w:r>
+      <w:proofErr w:type="gramStart"/>
+      <w:r>
+        <w:t>INSTR(</w:t>
+      </w:r>
+      <w:proofErr w:type="gramEnd"/>
+      <w:r>
+        <w:t>char, substring)</w:t>
+      </w:r>
+      <w:r>
+        <w:br/>
+        <w:t xml:space="preserve">Example: SQL&gt; SELECT </w:t>
+      </w:r>
+      <w:proofErr w:type="gramStart"/>
+      <w:r>
+        <w:t>INSTR(</w:t>
+      </w:r>
+      <w:proofErr w:type="gramEnd"/>
+      <w:r>
+        <w:t>'Oracle', 'a') FROM DUAL;</w:t>
+      </w:r>
+    </w:p>
+    <w:p>
+      <w:pPr>
+        <w:rPr>
+          <w:b/>
+          <w:bCs/>
+        </w:rPr>
+      </w:pPr>
+      <w:r>
+        <w:rPr>
+          <w:b/>
+          <w:bCs/>
+        </w:rPr>
+        <w:t>5. DATE FUNCTIONS:</w:t>
+      </w:r>
+    </w:p>
+    <w:p>
+      <w:r>
+        <w:t>(a) SYSDATE: Returns the current system date and time.</w:t>
+      </w:r>
+    </w:p>
+    <w:p>
+      <w:r>
+        <w:t>Syntax: SYSDATE</w:t>
+      </w:r>
+      <w:r>
+        <w:br/>
+        <w:t>Example: SQL&gt; SELECT SYSDATE FROM DUAL;</w:t>
+      </w:r>
+    </w:p>
+    <w:p>
+      <w:r>
+        <w:t>(b) NEXT_DAY: Returns the date of the first weekday named in char that is later than date d.</w:t>
+      </w:r>
+    </w:p>
+    <w:p>
+      <w:r>
+        <w:t>Syntax: NEXT_</w:t>
+      </w:r>
+      <w:proofErr w:type="gramStart"/>
+      <w:r>
+        <w:t>DAY(</w:t>
+      </w:r>
+      <w:proofErr w:type="gramEnd"/>
+      <w:r>
+        <w:t>d, char)</w:t>
+      </w:r>
+      <w:r>
+        <w:br/>
+        <w:t>Example: SQL&gt; SELECT NEXT_</w:t>
+      </w:r>
+      <w:proofErr w:type="gramStart"/>
+      <w:r>
+        <w:t>DAY(</w:t>
+      </w:r>
+      <w:proofErr w:type="gramEnd"/>
+      <w:r>
+        <w:t>SYSDATE, 'FRIDAY') FROM DUAL;</w:t>
+      </w:r>
+    </w:p>
+    <w:p>
+      <w:r>
+        <w:t>(c) ADD_MONTHS: Returns the date d plus n months.</w:t>
+      </w:r>
+    </w:p>
+    <w:p>
+      <w:r>
+        <w:t>Syntax: ADD_</w:t>
+      </w:r>
+      <w:proofErr w:type="gramStart"/>
+      <w:r>
+        <w:t>MONTHS(</w:t>
+      </w:r>
+      <w:proofErr w:type="gramEnd"/>
+      <w:r>
+        <w:t>d, n)</w:t>
+      </w:r>
+      <w:r>
+        <w:br/>
+        <w:t>Example: SQL&gt; SELECT ADD_</w:t>
+      </w:r>
+      <w:proofErr w:type="gramStart"/>
+      <w:r>
+        <w:t>MONTHS(</w:t>
+      </w:r>
+      <w:proofErr w:type="gramEnd"/>
+      <w:r>
+        <w:t>SYSDATE, 2) FROM DUAL;</w:t>
+      </w:r>
+    </w:p>
+    <w:p>
+      <w:r>
+        <w:t>(d) LAST_DAY: Returns the date of the last day of the month that contains date d.</w:t>
+      </w:r>
+    </w:p>
+    <w:p>
+      <w:r>
+        <w:t>Syntax: LAST_DAY(d)</w:t>
+      </w:r>
+      <w:r>
+        <w:br/>
+        <w:t>Example: SQL&gt; SELECT LAST_DAY(SYSDATE) FROM DUAL;</w:t>
+      </w:r>
+    </w:p>
+    <w:p>
+      <w:r>
+        <w:t>(e) MONTHS_BETWEEN: Returns the number of months between date d1 and d2.</w:t>
+      </w:r>
+    </w:p>
+    <w:p>
+      <w:r>
+        <w:t>Syntax: MONTHS_</w:t>
+      </w:r>
+      <w:proofErr w:type="gramStart"/>
+      <w:r>
+        <w:t>BETWEEN(</w:t>
+      </w:r>
+      <w:proofErr w:type="gramEnd"/>
+      <w:r>
+        <w:t>d1, d2)</w:t>
+      </w:r>
+      <w:r>
+        <w:br/>
+        <w:t>Example: SQL&gt; SELECT MONTHS_</w:t>
+      </w:r>
+      <w:proofErr w:type="gramStart"/>
+      <w:r>
+        <w:t>BETWEEN(</w:t>
+      </w:r>
+      <w:proofErr w:type="gramEnd"/>
+      <w:r>
+        <w:t xml:space="preserve">SYSDATE, </w:t>
+      </w:r>
+      <w:proofErr w:type="spellStart"/>
+      <w:r>
+        <w:t>hiredate</w:t>
+      </w:r>
+      <w:proofErr w:type="spellEnd"/>
+      <w:r>
+        <w:t>) FROM emp;</w:t>
+      </w:r>
+    </w:p>
+    <w:p>
+      <w:r>
+        <w:lastRenderedPageBreak/>
+        <w:t>(f) LEAST: Returns the earliest date in the list.</w:t>
+      </w:r>
+    </w:p>
+    <w:p>
+      <w:r>
+        <w:t xml:space="preserve">Syntax: </w:t>
+      </w:r>
+      <w:proofErr w:type="gramStart"/>
+      <w:r>
+        <w:t>LEAST(</w:t>
+      </w:r>
+      <w:proofErr w:type="gramEnd"/>
+      <w:r>
+        <w:t>d1, d2, ...)</w:t>
+      </w:r>
+      <w:r>
+        <w:br/>
+        <w:t xml:space="preserve">Example: SQL&gt; SELECT </w:t>
+      </w:r>
+      <w:proofErr w:type="gramStart"/>
+      <w:r>
+        <w:t>LEAST(</w:t>
+      </w:r>
+      <w:proofErr w:type="gramEnd"/>
+      <w:r>
+        <w:t>'10-JAN-07', '12-OCT-07') FROM DUAL;</w:t>
+      </w:r>
+    </w:p>
+    <w:p>
+      <w:r>
+        <w:t>(g) GREATEST: Returns the latest date in the list.</w:t>
+      </w:r>
+    </w:p>
+    <w:p>
+      <w:r>
+        <w:t xml:space="preserve">Syntax: </w:t>
+      </w:r>
+      <w:proofErr w:type="gramStart"/>
+      <w:r>
+        <w:t>GREATEST(</w:t>
+      </w:r>
+      <w:proofErr w:type="gramEnd"/>
+      <w:r>
+        <w:t>d1, d2, ...)</w:t>
+      </w:r>
+      <w:r>
+        <w:br/>
+        <w:t xml:space="preserve">Example: SQL&gt; SELECT </w:t>
+      </w:r>
+      <w:proofErr w:type="gramStart"/>
+      <w:r>
+        <w:t>GREATEST(</w:t>
+      </w:r>
+      <w:proofErr w:type="gramEnd"/>
+      <w:r>
+        <w:t>'10-JAN-07', '12-OCT-07') FROM DUAL;</w:t>
+      </w:r>
+    </w:p>
+    <w:p>
+      <w:r>
+        <w:t>(h) TRUNC: Returns date d with the time portion of the day truncated to the unit specified.</w:t>
+      </w:r>
+    </w:p>
+    <w:p>
+      <w:r>
+        <w:t xml:space="preserve">Syntax: </w:t>
+      </w:r>
+      <w:proofErr w:type="gramStart"/>
+      <w:r>
+        <w:t>TRUNC(</w:t>
+      </w:r>
+      <w:proofErr w:type="gramEnd"/>
+      <w:r>
+        <w:t>d, [unit])</w:t>
+      </w:r>
+      <w:r>
+        <w:br/>
+        <w:t xml:space="preserve">Example: SQL&gt; SELECT </w:t>
+      </w:r>
+      <w:proofErr w:type="gramStart"/>
+      <w:r>
+        <w:t>TRUNC(</w:t>
+      </w:r>
+      <w:proofErr w:type="gramEnd"/>
+      <w:r>
+        <w:t>SYSDATE, 'DAY') FROM DUAL;</w:t>
+      </w:r>
+    </w:p>
+    <w:p>
+      <w:r>
+        <w:t>(</w:t>
+      </w:r>
+      <w:proofErr w:type="spellStart"/>
+      <w:r>
+        <w:t>i</w:t>
+      </w:r>
+      <w:proofErr w:type="spellEnd"/>
+      <w:r>
+        <w:t>) ROUND: Returns date d rounded to the unit specified.</w:t>
+      </w:r>
+    </w:p>
+    <w:p>
+      <w:r>
+        <w:t xml:space="preserve">Syntax: </w:t>
+      </w:r>
+      <w:proofErr w:type="gramStart"/>
+      <w:r>
+        <w:t>ROUND(</w:t>
+      </w:r>
+      <w:proofErr w:type="gramEnd"/>
+      <w:r>
+        <w:t>d, [unit])</w:t>
+      </w:r>
+      <w:r>
+        <w:br/>
+        <w:t xml:space="preserve">Example: SQL&gt; SELECT </w:t>
+      </w:r>
+      <w:proofErr w:type="gramStart"/>
+      <w:r>
+        <w:t>ROUND(</w:t>
+      </w:r>
+      <w:proofErr w:type="gramEnd"/>
+      <w:r>
+        <w:t>SYSDATE, 'DAY') FROM DUAL;</w:t>
+      </w:r>
+    </w:p>
+    <w:p>
+      <w:r>
+        <w:t>(j) TO_CHAR: Converts a date to a character string in the specified format.</w:t>
+      </w:r>
+    </w:p>
+    <w:p>
+      <w:r>
+        <w:t>Syntax: TO_</w:t>
+      </w:r>
+      <w:proofErr w:type="gramStart"/>
+      <w:r>
+        <w:t>CHAR(</w:t>
+      </w:r>
+      <w:proofErr w:type="gramEnd"/>
+      <w:r>
+        <w:t>d, [</w:t>
+      </w:r>
+      <w:proofErr w:type="spellStart"/>
+      <w:r>
+        <w:t>fmt</w:t>
+      </w:r>
+      <w:proofErr w:type="spellEnd"/>
+      <w:r>
+        <w:t>])</w:t>
+      </w:r>
+      <w:r>
+        <w:br/>
+        <w:t>Example: SQL&gt; SELECT TO_</w:t>
+      </w:r>
+      <w:proofErr w:type="gramStart"/>
+      <w:r>
+        <w:t>CHAR(</w:t>
+      </w:r>
+      <w:proofErr w:type="gramEnd"/>
+      <w:r>
+        <w:t>SYSDATE, 'DD-MM-YY') FROM DUAL;</w:t>
+      </w:r>
+    </w:p>
+    <w:p>
+      <w:r>
+        <w:t>(k) TO_DATE: Converts a character string to a date in the specified format.</w:t>
+      </w:r>
+    </w:p>
+    <w:p>
+      <w:r>
+        <w:t>Syntax: TO_</w:t>
+      </w:r>
+      <w:proofErr w:type="gramStart"/>
+      <w:r>
+        <w:t>DATE(</w:t>
+      </w:r>
+      <w:proofErr w:type="gramEnd"/>
+      <w:r>
+        <w:t>char, [</w:t>
+      </w:r>
+      <w:proofErr w:type="spellStart"/>
+      <w:r>
+        <w:t>fmt</w:t>
+      </w:r>
+      <w:proofErr w:type="spellEnd"/>
+      <w:r>
+        <w:t>])</w:t>
+      </w:r>
+      <w:r>
+        <w:br/>
+        <w:t>Example: SQL&gt; SELECT TO_</w:t>
+      </w:r>
+      <w:proofErr w:type="gramStart"/>
+      <w:r>
+        <w:t>DATE(</w:t>
+      </w:r>
+      <w:proofErr w:type="gramEnd"/>
+      <w:r>
+        <w:t>'01-01-2023', 'DD-MM-YYYY') FROM DUAL;</w:t>
+      </w:r>
+    </w:p>
+    <w:p>
+      <w:pPr>
+        <w:rPr>
+          <w:b/>
+          <w:bCs/>
+        </w:rPr>
+      </w:pPr>
+      <w:r>
+        <w:rPr>
+          <w:b/>
+          <w:bCs/>
+        </w:rPr>
+        <w:t>LAB PRACTICE ASSIGNMENT:</w:t>
+      </w:r>
+    </w:p>
+    <w:p>
+      <w:r>
+        <w:t>Create a table EMPLOYEE with following schema:</w:t>
+      </w:r>
+    </w:p>
+    <w:p>
+      <w:r>
+        <w:t>(</w:t>
+      </w:r>
+      <w:proofErr w:type="spellStart"/>
+      <w:r>
+        <w:t>Emp_no</w:t>
+      </w:r>
+      <w:proofErr w:type="spellEnd"/>
+      <w:r>
+        <w:t xml:space="preserve">, </w:t>
+      </w:r>
+      <w:proofErr w:type="spellStart"/>
+      <w:r>
+        <w:t>E_name</w:t>
+      </w:r>
+      <w:proofErr w:type="spellEnd"/>
+      <w:r>
+        <w:t xml:space="preserve">, </w:t>
+      </w:r>
+      <w:proofErr w:type="spellStart"/>
+      <w:r>
+        <w:t>E_address</w:t>
+      </w:r>
+      <w:proofErr w:type="spellEnd"/>
+      <w:r>
+        <w:t xml:space="preserve">, </w:t>
+      </w:r>
+      <w:proofErr w:type="spellStart"/>
+      <w:r>
+        <w:t>E_ph_no</w:t>
+      </w:r>
+      <w:proofErr w:type="spellEnd"/>
+      <w:r>
+        <w:t xml:space="preserve">, </w:t>
+      </w:r>
+      <w:proofErr w:type="spellStart"/>
+      <w:r>
+        <w:t>Dept_no</w:t>
+      </w:r>
+      <w:proofErr w:type="spellEnd"/>
+      <w:r>
+        <w:t xml:space="preserve">, </w:t>
+      </w:r>
+      <w:proofErr w:type="spellStart"/>
+      <w:r>
+        <w:t>Dept_</w:t>
+      </w:r>
+      <w:proofErr w:type="gramStart"/>
+      <w:r>
+        <w:t>name,Job</w:t>
+      </w:r>
+      <w:proofErr w:type="gramEnd"/>
+      <w:r>
+        <w:t>_id</w:t>
+      </w:r>
+      <w:proofErr w:type="spellEnd"/>
+      <w:r>
+        <w:t xml:space="preserve">, </w:t>
+      </w:r>
+      <w:proofErr w:type="gramStart"/>
+      <w:r>
+        <w:t>Designation ,</w:t>
+      </w:r>
+      <w:proofErr w:type="gramEnd"/>
+      <w:r>
+        <w:t xml:space="preserve"> Salary)</w:t>
+      </w:r>
+    </w:p>
+    <w:p>
+      <w:r>
+        <w:t>Write SQL statements for the following query.</w:t>
+      </w:r>
+    </w:p>
+    <w:p>
+      <w:pPr>
+        <w:numPr>
+          <w:ilvl w:val="0"/>
+          <w:numId w:val="34"/>
+        </w:numPr>
+      </w:pPr>
+      <w:r>
+        <w:t xml:space="preserve">List the </w:t>
+      </w:r>
+      <w:proofErr w:type="spellStart"/>
+      <w:r>
+        <w:t>E_no</w:t>
+      </w:r>
+      <w:proofErr w:type="spellEnd"/>
+      <w:r>
+        <w:t xml:space="preserve">, </w:t>
+      </w:r>
+      <w:proofErr w:type="spellStart"/>
+      <w:r>
+        <w:t>E_name</w:t>
+      </w:r>
+      <w:proofErr w:type="spellEnd"/>
+      <w:r>
+        <w:t>, Salary of all employees working for MANAGER.</w:t>
+      </w:r>
+    </w:p>
+    <w:p>
+      <w:pPr>
+        <w:numPr>
+          <w:ilvl w:val="0"/>
+          <w:numId w:val="34"/>
+        </w:numPr>
+      </w:pPr>
+      <w:r>
+        <w:t xml:space="preserve">Display all the details of the employee whose salary is more than the Sal of any IT </w:t>
+      </w:r>
+      <w:proofErr w:type="gramStart"/>
+      <w:r>
+        <w:t>PROFF..</w:t>
+      </w:r>
+      <w:proofErr w:type="gramEnd"/>
+    </w:p>
+    <w:p>
+      <w:pPr>
+        <w:numPr>
+          <w:ilvl w:val="0"/>
+          <w:numId w:val="34"/>
+        </w:numPr>
+      </w:pPr>
+      <w:r>
+        <w:t>List the employees in the ascending order of Designations of those joined after 1981.</w:t>
+      </w:r>
+    </w:p>
+    <w:p>
+      <w:pPr>
+        <w:numPr>
+          <w:ilvl w:val="0"/>
+          <w:numId w:val="34"/>
+        </w:numPr>
+      </w:pPr>
+      <w:r>
+        <w:t>List the employees along with their Experience and Daily Salary.</w:t>
+      </w:r>
+    </w:p>
+    <w:p>
+      <w:pPr>
+        <w:numPr>
+          <w:ilvl w:val="0"/>
+          <w:numId w:val="34"/>
+        </w:numPr>
+      </w:pPr>
+      <w:r>
+        <w:t xml:space="preserve">List the employees who are either </w:t>
+      </w:r>
+      <w:r>
+        <w:t xml:space="preserve">CLERK </w:t>
+      </w:r>
+      <w:r>
+        <w:t xml:space="preserve">or </w:t>
+      </w:r>
+      <w:r>
+        <w:t>ANALYST</w:t>
+      </w:r>
+      <w:r>
+        <w:t>.</w:t>
+      </w:r>
+    </w:p>
+    <w:p>
+      <w:pPr>
+        <w:numPr>
+          <w:ilvl w:val="0"/>
+          <w:numId w:val="34"/>
+        </w:numPr>
+      </w:pPr>
+      <w:r>
+        <w:t>List the employees who joined on 1-MAY-81, 3-DEC-81, 17-DEC-81,19-JAN-</w:t>
+      </w:r>
+      <w:proofErr w:type="gramStart"/>
+      <w:r>
+        <w:t>80 .</w:t>
+      </w:r>
+      <w:proofErr w:type="gramEnd"/>
+    </w:p>
+    <w:p>
+      <w:pPr>
+        <w:numPr>
+          <w:ilvl w:val="0"/>
+          <w:numId w:val="34"/>
+        </w:numPr>
+      </w:pPr>
+      <w:r>
+        <w:t xml:space="preserve">List the employees who are working for the </w:t>
+      </w:r>
+      <w:proofErr w:type="spellStart"/>
+      <w:r>
+        <w:t>Deptno</w:t>
+      </w:r>
+      <w:proofErr w:type="spellEnd"/>
+      <w:r>
+        <w:t xml:space="preserve"> 10 or20.</w:t>
+      </w:r>
+    </w:p>
+    <w:p>
+      <w:pPr>
+        <w:numPr>
+          <w:ilvl w:val="0"/>
+          <w:numId w:val="34"/>
+        </w:numPr>
+      </w:pPr>
+      <w:r>
+        <w:t xml:space="preserve">List the </w:t>
+      </w:r>
+      <w:proofErr w:type="spellStart"/>
+      <w:r>
+        <w:t>Enames</w:t>
+      </w:r>
+      <w:proofErr w:type="spellEnd"/>
+      <w:r>
+        <w:t xml:space="preserve"> those are starting </w:t>
+      </w:r>
+      <w:proofErr w:type="gramStart"/>
+      <w:r>
+        <w:t>with .</w:t>
+      </w:r>
+      <w:proofErr w:type="gramEnd"/>
+    </w:p>
+    <w:p>
+      <w:pPr>
+        <w:numPr>
+          <w:ilvl w:val="0"/>
+          <w:numId w:val="34"/>
+        </w:numPr>
+      </w:pPr>
+      <w:proofErr w:type="spellStart"/>
+      <w:r>
+        <w:t>Dislay</w:t>
+      </w:r>
+      <w:proofErr w:type="spellEnd"/>
+      <w:r>
+        <w:t xml:space="preserve"> the name as well as the first five characters of name(s) starting with</w:t>
+      </w:r>
+    </w:p>
+    <w:p>
+      <w:pPr>
+        <w:numPr>
+          <w:ilvl w:val="0"/>
+          <w:numId w:val="34"/>
+        </w:numPr>
+      </w:pPr>
+      <w:r>
+        <w:t xml:space="preserve">List all the emps except &amp; in </w:t>
+      </w:r>
+      <w:proofErr w:type="spellStart"/>
+      <w:r>
+        <w:t>asc</w:t>
+      </w:r>
+      <w:proofErr w:type="spellEnd"/>
+      <w:r>
+        <w:t xml:space="preserve"> order of Salaries.</w:t>
+      </w:r>
+    </w:p>
+    <w:p>
+      <w:pPr>
+        <w:pStyle w:val="Heading1"/>
+      </w:pPr>
+      <w:r>
+        <w:t>Outputs:</w:t>
+      </w:r>
+    </w:p>
+    <w:p/>
+    <w:p/>
+    <w:p>
+      <w:pPr>
+        <w:numPr>
+          <w:ilvl w:val="0"/>
+          <w:numId w:val="35"/>
+        </w:numPr>
+      </w:pPr>
+      <w:r>
+        <w:rPr>
+          <w:noProof/>
+        </w:rPr>
+        <w:drawing>
+          <wp:anchor distT="0" distB="0" distL="114300" distR="114300" simplePos="0" relativeHeight="251686400" behindDoc="1" locked="0" layoutInCell="1" allowOverlap="1" wp14:anchorId="70F9B9C5" wp14:editId="01AFCF51">
+            <wp:simplePos x="0" y="0"/>
+            <wp:positionH relativeFrom="column">
+              <wp:posOffset>23813</wp:posOffset>
+            </wp:positionH>
+            <wp:positionV relativeFrom="paragraph">
+              <wp:posOffset>304800</wp:posOffset>
+            </wp:positionV>
+            <wp:extent cx="6645910" cy="2593975"/>
+            <wp:effectExtent l="0" t="0" r="2540" b="0"/>
+            <wp:wrapTight wrapText="bothSides">
+              <wp:wrapPolygon edited="0">
+                <wp:start x="0" y="0"/>
+                <wp:lineTo x="0" y="21415"/>
+                <wp:lineTo x="21546" y="21415"/>
+                <wp:lineTo x="21546" y="0"/>
+                <wp:lineTo x="0" y="0"/>
+              </wp:wrapPolygon>
+            </wp:wrapTight>
+            <wp:docPr id="749371545" name="Picture 1"/>
+            <wp:cNvGraphicFramePr>
+              <a:graphicFrameLocks xmlns:a="http://schemas.openxmlformats.org/drawingml/2006/main" noChangeAspect="1"/>
+            </wp:cNvGraphicFramePr>
+            <a:graphic xmlns:a="http://schemas.openxmlformats.org/drawingml/2006/main">
+              <a:graphicData uri="http://schemas.openxmlformats.org/drawingml/2006/picture">
+                <pic:pic xmlns:pic="http://schemas.openxmlformats.org/drawingml/2006/picture">
+                  <pic:nvPicPr>
+                    <pic:cNvPr id="0" name="Picture 1"/>
+                    <pic:cNvPicPr>
+                      <a:picLocks noChangeAspect="1" noChangeArrowheads="1"/>
+                    </pic:cNvPicPr>
+                  </pic:nvPicPr>
+                  <pic:blipFill>
+                    <a:blip r:embed="rId21" cstate="print">
+                      <a:extLst>
+                        <a:ext uri="{28A0092B-C50C-407E-A947-70E740481C1C}">
+                          <a14:useLocalDpi xmlns:a14="http://schemas.microsoft.com/office/drawing/2010/main" val="0"/>
+                        </a:ext>
+                      </a:extLst>
+                    </a:blip>
+                    <a:srcRect/>
+                    <a:stretch>
+                      <a:fillRect/>
+                    </a:stretch>
+                  </pic:blipFill>
+                  <pic:spPr bwMode="auto">
+                    <a:xfrm>
+                      <a:off x="0" y="0"/>
+                      <a:ext cx="6645910" cy="2593975"/>
+                    </a:xfrm>
+                    <a:prstGeom prst="rect">
+                      <a:avLst/>
+                    </a:prstGeom>
+                    <a:noFill/>
+                    <a:ln>
+                      <a:noFill/>
+                    </a:ln>
+                  </pic:spPr>
+                </pic:pic>
+              </a:graphicData>
+            </a:graphic>
+          </wp:anchor>
+        </w:drawing>
+      </w:r>
+      <w:r>
+        <w:t xml:space="preserve">List the </w:t>
+      </w:r>
+      <w:proofErr w:type="spellStart"/>
+      <w:r>
+        <w:t>E_no</w:t>
+      </w:r>
+      <w:proofErr w:type="spellEnd"/>
+      <w:r>
+        <w:t xml:space="preserve">, </w:t>
+      </w:r>
+      <w:proofErr w:type="spellStart"/>
+      <w:r>
+        <w:t>E_name</w:t>
+      </w:r>
+      <w:proofErr w:type="spellEnd"/>
+      <w:r>
+        <w:t>, Salary of all employees working for MANAGER.</w:t>
+      </w:r>
+    </w:p>
+    <w:p/>
+    <w:p>
+      <w:pPr>
+        <w:pStyle w:val="ListParagraph"/>
+        <w:numPr>
+          <w:ilvl w:val="0"/>
+          <w:numId w:val="35"/>
+        </w:numPr>
+      </w:pPr>
+      <w:r>
+        <w:t xml:space="preserve"> </w:t>
+      </w:r>
+      <w:r>
+        <w:t>List the employees in the ascending order of Designations of those joined after 1981.</w:t>
+      </w:r>
+    </w:p>
+    <w:p>
+      <w:r>
+        <w:rPr>
+          <w:noProof/>
+        </w:rPr>
+        <w:drawing>
+          <wp:inline distT="0" distB="0" distL="0" distR="0" wp14:anchorId="3DC7BE7D" wp14:editId="50D738B9">
+            <wp:extent cx="6645910" cy="2930525"/>
+            <wp:effectExtent l="0" t="0" r="2540" b="3175"/>
+            <wp:docPr id="1257029096" name="Picture 2"/>
+            <wp:cNvGraphicFramePr>
+              <a:graphicFrameLocks xmlns:a="http://schemas.openxmlformats.org/drawingml/2006/main" noChangeAspect="1"/>
+            </wp:cNvGraphicFramePr>
+            <a:graphic xmlns:a="http://schemas.openxmlformats.org/drawingml/2006/main">
+              <a:graphicData uri="http://schemas.openxmlformats.org/drawingml/2006/picture">
+                <pic:pic xmlns:pic="http://schemas.openxmlformats.org/drawingml/2006/picture">
+                  <pic:nvPicPr>
+                    <pic:cNvPr id="0" name="Picture 3"/>
+                    <pic:cNvPicPr>
+                      <a:picLocks noChangeAspect="1" noChangeArrowheads="1"/>
+                    </pic:cNvPicPr>
+                  </pic:nvPicPr>
+                  <pic:blipFill>
+                    <a:blip r:embed="rId22" cstate="print">
+                      <a:extLst>
+                        <a:ext uri="{28A0092B-C50C-407E-A947-70E740481C1C}">
+                          <a14:useLocalDpi xmlns:a14="http://schemas.microsoft.com/office/drawing/2010/main" val="0"/>
+                        </a:ext>
+                      </a:extLst>
+                    </a:blip>
+                    <a:srcRect/>
+                    <a:stretch>
+                      <a:fillRect/>
+                    </a:stretch>
+                  </pic:blipFill>
+                  <pic:spPr bwMode="auto">
+                    <a:xfrm>
+                      <a:off x="0" y="0"/>
+                      <a:ext cx="6645910" cy="2930525"/>
+                    </a:xfrm>
+                    <a:prstGeom prst="rect">
+                      <a:avLst/>
+                    </a:prstGeom>
+                    <a:noFill/>
+                    <a:ln>
+                      <a:noFill/>
+                    </a:ln>
+                  </pic:spPr>
+                </pic:pic>
+              </a:graphicData>
+            </a:graphic>
+          </wp:inline>
+        </w:drawing>
+      </w:r>
+    </w:p>
+    <w:p/>
+    <w:p/>
+    <w:p/>
+    <w:p/>
+    <w:p/>
+    <w:p/>
+    <w:p/>
+    <w:p/>
+    <w:p/>
+    <w:p>
+      <w:pPr>
+        <w:pStyle w:val="ListParagraph"/>
+        <w:numPr>
+          <w:ilvl w:val="0"/>
+          <w:numId w:val="35"/>
+        </w:numPr>
+      </w:pPr>
+      <w:r>
+        <w:lastRenderedPageBreak/>
+        <w:t>List the employees in the ascending order of Designations of those joined after 1981.</w:t>
+      </w:r>
+    </w:p>
+    <w:p>
+      <w:r>
+        <w:rPr>
+          <w:noProof/>
+        </w:rPr>
+        <w:drawing>
+          <wp:inline distT="0" distB="0" distL="0" distR="0" wp14:anchorId="5471539D" wp14:editId="6E6D8774">
+            <wp:extent cx="6645910" cy="2816225"/>
+            <wp:effectExtent l="0" t="0" r="2540" b="3175"/>
+            <wp:docPr id="2023376930" name="Picture 3"/>
+            <wp:cNvGraphicFramePr>
+              <a:graphicFrameLocks xmlns:a="http://schemas.openxmlformats.org/drawingml/2006/main" noChangeAspect="1"/>
+            </wp:cNvGraphicFramePr>
+            <a:graphic xmlns:a="http://schemas.openxmlformats.org/drawingml/2006/main">
+              <a:graphicData uri="http://schemas.openxmlformats.org/drawingml/2006/picture">
+                <pic:pic xmlns:pic="http://schemas.openxmlformats.org/drawingml/2006/picture">
+                  <pic:nvPicPr>
+                    <pic:cNvPr id="0" name="Picture 4"/>
+                    <pic:cNvPicPr>
+                      <a:picLocks noChangeAspect="1" noChangeArrowheads="1"/>
+                    </pic:cNvPicPr>
+                  </pic:nvPicPr>
+                  <pic:blipFill>
+                    <a:blip r:embed="rId23" cstate="print">
+                      <a:extLst>
+                        <a:ext uri="{28A0092B-C50C-407E-A947-70E740481C1C}">
+                          <a14:useLocalDpi xmlns:a14="http://schemas.microsoft.com/office/drawing/2010/main" val="0"/>
+                        </a:ext>
+                      </a:extLst>
+                    </a:blip>
+                    <a:srcRect/>
+                    <a:stretch>
+                      <a:fillRect/>
+                    </a:stretch>
+                  </pic:blipFill>
+                  <pic:spPr bwMode="auto">
+                    <a:xfrm>
+                      <a:off x="0" y="0"/>
+                      <a:ext cx="6645910" cy="2816225"/>
+                    </a:xfrm>
+                    <a:prstGeom prst="rect">
+                      <a:avLst/>
+                    </a:prstGeom>
+                    <a:noFill/>
+                    <a:ln>
+                      <a:noFill/>
+                    </a:ln>
+                  </pic:spPr>
+                </pic:pic>
+              </a:graphicData>
+            </a:graphic>
+          </wp:inline>
+        </w:drawing>
+      </w:r>
+    </w:p>
+    <w:p>
+      <w:pPr>
+        <w:pStyle w:val="ListParagraph"/>
+        <w:numPr>
+          <w:ilvl w:val="0"/>
+          <w:numId w:val="35"/>
+        </w:numPr>
+      </w:pPr>
+      <w:r>
+        <w:rPr>
+          <w:noProof/>
+        </w:rPr>
+        <w:drawing>
+          <wp:anchor distT="0" distB="0" distL="114300" distR="114300" simplePos="0" relativeHeight="251687424" behindDoc="1" locked="0" layoutInCell="1" allowOverlap="1" wp14:anchorId="3A4C1237" wp14:editId="7F81CC5D">
+            <wp:simplePos x="0" y="0"/>
+            <wp:positionH relativeFrom="margin">
+              <wp:align>left</wp:align>
+            </wp:positionH>
+            <wp:positionV relativeFrom="paragraph">
+              <wp:posOffset>271462</wp:posOffset>
+            </wp:positionV>
+            <wp:extent cx="6645910" cy="2816225"/>
+            <wp:effectExtent l="0" t="0" r="2540" b="3175"/>
+            <wp:wrapTight wrapText="bothSides">
+              <wp:wrapPolygon edited="0">
+                <wp:start x="0" y="0"/>
+                <wp:lineTo x="0" y="21478"/>
+                <wp:lineTo x="21546" y="21478"/>
+                <wp:lineTo x="21546" y="0"/>
+                <wp:lineTo x="0" y="0"/>
+              </wp:wrapPolygon>
+            </wp:wrapTight>
+            <wp:docPr id="1654035169" name="Picture 4"/>
+            <wp:cNvGraphicFramePr>
+              <a:graphicFrameLocks xmlns:a="http://schemas.openxmlformats.org/drawingml/2006/main" noChangeAspect="1"/>
+            </wp:cNvGraphicFramePr>
+            <a:graphic xmlns:a="http://schemas.openxmlformats.org/drawingml/2006/main">
+              <a:graphicData uri="http://schemas.openxmlformats.org/drawingml/2006/picture">
+                <pic:pic xmlns:pic="http://schemas.openxmlformats.org/drawingml/2006/picture">
+                  <pic:nvPicPr>
+                    <pic:cNvPr id="0" name="Picture 5"/>
+                    <pic:cNvPicPr>
+                      <a:picLocks noChangeAspect="1" noChangeArrowheads="1"/>
+                    </pic:cNvPicPr>
+                  </pic:nvPicPr>
+                  <pic:blipFill>
+                    <a:blip r:embed="rId23" cstate="print">
+                      <a:extLst>
+                        <a:ext uri="{28A0092B-C50C-407E-A947-70E740481C1C}">
+                          <a14:useLocalDpi xmlns:a14="http://schemas.microsoft.com/office/drawing/2010/main" val="0"/>
+                        </a:ext>
+                      </a:extLst>
+                    </a:blip>
+                    <a:srcRect/>
+                    <a:stretch>
+                      <a:fillRect/>
+                    </a:stretch>
+                  </pic:blipFill>
+                  <pic:spPr bwMode="auto">
+                    <a:xfrm>
+                      <a:off x="0" y="0"/>
+                      <a:ext cx="6645910" cy="2816225"/>
+                    </a:xfrm>
+                    <a:prstGeom prst="rect">
+                      <a:avLst/>
+                    </a:prstGeom>
+                    <a:noFill/>
+                    <a:ln>
+                      <a:noFill/>
+                    </a:ln>
+                  </pic:spPr>
+                </pic:pic>
+              </a:graphicData>
+            </a:graphic>
+          </wp:anchor>
+        </w:drawing>
+      </w:r>
+      <w:r>
+        <w:t>List the employees along with their Experience and Daily Salary</w:t>
+      </w:r>
+      <w:r>
+        <w:t>.</w:t>
+      </w:r>
+    </w:p>
+    <w:p>
+      <w:pPr>
+        <w:ind w:left="360"/>
+      </w:pPr>
+    </w:p>
+    <w:p>
+      <w:pPr>
+        <w:pStyle w:val="ListParagraph"/>
+        <w:numPr>
+          <w:ilvl w:val="0"/>
+          <w:numId w:val="35"/>
+        </w:numPr>
+      </w:pPr>
+      <w:r>
+        <w:t xml:space="preserve">List the employees who are either </w:t>
+      </w:r>
+      <w:r>
+        <w:t xml:space="preserve">CLERK </w:t>
+      </w:r>
+      <w:r>
+        <w:t>or</w:t>
+      </w:r>
+      <w:r>
+        <w:t xml:space="preserve"> ANALYST.</w:t>
+      </w:r>
+    </w:p>
+    <w:p>
+      <w:pPr>
+        <w:pStyle w:val="ListParagraph"/>
+      </w:pPr>
+      <w:r>
+        <w:rPr>
+          <w:noProof/>
+        </w:rPr>
+        <w:drawing>
+          <wp:anchor distT="0" distB="0" distL="114300" distR="114300" simplePos="0" relativeHeight="251688448" behindDoc="1" locked="0" layoutInCell="1" allowOverlap="1" wp14:anchorId="46C95BCC" wp14:editId="7634D528">
+            <wp:simplePos x="0" y="0"/>
+            <wp:positionH relativeFrom="column">
+              <wp:posOffset>-9525</wp:posOffset>
+            </wp:positionH>
+            <wp:positionV relativeFrom="paragraph">
+              <wp:posOffset>295275</wp:posOffset>
+            </wp:positionV>
+            <wp:extent cx="6645910" cy="2607310"/>
+            <wp:effectExtent l="0" t="0" r="2540" b="2540"/>
+            <wp:wrapTight wrapText="bothSides">
+              <wp:wrapPolygon edited="0">
+                <wp:start x="0" y="0"/>
+                <wp:lineTo x="0" y="21463"/>
+                <wp:lineTo x="21546" y="21463"/>
+                <wp:lineTo x="21546" y="0"/>
+                <wp:lineTo x="0" y="0"/>
+              </wp:wrapPolygon>
+            </wp:wrapTight>
+            <wp:docPr id="1376301579" name="Picture 5"/>
+            <wp:cNvGraphicFramePr>
+              <a:graphicFrameLocks xmlns:a="http://schemas.openxmlformats.org/drawingml/2006/main" noChangeAspect="1"/>
+            </wp:cNvGraphicFramePr>
+            <a:graphic xmlns:a="http://schemas.openxmlformats.org/drawingml/2006/main">
+              <a:graphicData uri="http://schemas.openxmlformats.org/drawingml/2006/picture">
+                <pic:pic xmlns:pic="http://schemas.openxmlformats.org/drawingml/2006/picture">
+                  <pic:nvPicPr>
+                    <pic:cNvPr id="0" name="Picture 6"/>
+                    <pic:cNvPicPr>
+                      <a:picLocks noChangeAspect="1" noChangeArrowheads="1"/>
+                    </pic:cNvPicPr>
+                  </pic:nvPicPr>
+                  <pic:blipFill>
+                    <a:blip r:embed="rId24" cstate="print">
+                      <a:extLst>
+                        <a:ext uri="{28A0092B-C50C-407E-A947-70E740481C1C}">
+                          <a14:useLocalDpi xmlns:a14="http://schemas.microsoft.com/office/drawing/2010/main" val="0"/>
+                        </a:ext>
+                      </a:extLst>
+                    </a:blip>
+                    <a:srcRect/>
+                    <a:stretch>
+                      <a:fillRect/>
+                    </a:stretch>
+                  </pic:blipFill>
+                  <pic:spPr bwMode="auto">
+                    <a:xfrm>
+                      <a:off x="0" y="0"/>
+                      <a:ext cx="6645910" cy="2607310"/>
+                    </a:xfrm>
+                    <a:prstGeom prst="rect">
+                      <a:avLst/>
+                    </a:prstGeom>
+                    <a:noFill/>
+                    <a:ln>
+                      <a:noFill/>
+                    </a:ln>
+                  </pic:spPr>
+                </pic:pic>
+              </a:graphicData>
+            </a:graphic>
+          </wp:anchor>
+        </w:drawing>
+      </w:r>
+    </w:p>
+    <w:p>
+      <w:r>
+        <w:lastRenderedPageBreak/>
+        <w:t>6)</w:t>
+      </w:r>
+      <w:r>
+        <w:t xml:space="preserve"> </w:t>
+      </w:r>
+      <w:r>
+        <w:t xml:space="preserve">List the employees who joined on 1-MAY-81, 3-DEC-81, 17-DEC-81,19-JAN-80 </w:t>
+      </w:r>
+    </w:p>
+    <w:p>
+      <w:r>
+        <w:rPr>
+          <w:noProof/>
+        </w:rPr>
+        <w:drawing>
+          <wp:inline distT="0" distB="0" distL="0" distR="0" wp14:anchorId="432A02DD" wp14:editId="74EC5206">
+            <wp:extent cx="6645910" cy="2317115"/>
+            <wp:effectExtent l="0" t="0" r="2540" b="6985"/>
+            <wp:docPr id="1602255753" name="Picture 7"/>
+            <wp:cNvGraphicFramePr>
+              <a:graphicFrameLocks xmlns:a="http://schemas.openxmlformats.org/drawingml/2006/main" noChangeAspect="1"/>
+            </wp:cNvGraphicFramePr>
+            <a:graphic xmlns:a="http://schemas.openxmlformats.org/drawingml/2006/main">
+              <a:graphicData uri="http://schemas.openxmlformats.org/drawingml/2006/picture">
+                <pic:pic xmlns:pic="http://schemas.openxmlformats.org/drawingml/2006/picture">
+                  <pic:nvPicPr>
+                    <pic:cNvPr id="0" name="Picture 10"/>
+                    <pic:cNvPicPr>
+                      <a:picLocks noChangeAspect="1" noChangeArrowheads="1"/>
+                    </pic:cNvPicPr>
+                  </pic:nvPicPr>
+                  <pic:blipFill>
+                    <a:blip r:embed="rId25" cstate="print">
+                      <a:extLst>
+                        <a:ext uri="{28A0092B-C50C-407E-A947-70E740481C1C}">
+                          <a14:useLocalDpi xmlns:a14="http://schemas.microsoft.com/office/drawing/2010/main" val="0"/>
+                        </a:ext>
+                      </a:extLst>
+                    </a:blip>
+                    <a:srcRect/>
+                    <a:stretch>
+                      <a:fillRect/>
+                    </a:stretch>
+                  </pic:blipFill>
+                  <pic:spPr bwMode="auto">
+                    <a:xfrm>
+                      <a:off x="0" y="0"/>
+                      <a:ext cx="6645910" cy="2317115"/>
+                    </a:xfrm>
+                    <a:prstGeom prst="rect">
+                      <a:avLst/>
+                    </a:prstGeom>
+                    <a:noFill/>
+                    <a:ln>
+                      <a:noFill/>
+                    </a:ln>
+                  </pic:spPr>
+                </pic:pic>
+              </a:graphicData>
+            </a:graphic>
+          </wp:inline>
+        </w:drawing>
+      </w:r>
+      <w:r>
+        <w:t xml:space="preserve"> </w:t>
+      </w:r>
+    </w:p>
+    <w:p>
+      <w:r>
+        <w:t>7)</w:t>
+      </w:r>
+      <w:r>
+        <w:t xml:space="preserve"> </w:t>
+      </w:r>
+      <w:r>
+        <w:t xml:space="preserve">List the employees who are working for the </w:t>
+      </w:r>
+      <w:proofErr w:type="spellStart"/>
+      <w:r>
+        <w:t>Deptno</w:t>
+      </w:r>
+      <w:proofErr w:type="spellEnd"/>
+      <w:r>
+        <w:t xml:space="preserve"> 10 or20.</w:t>
+      </w:r>
+    </w:p>
+    <w:p>
+      <w:r>
+        <w:rPr>
+          <w:noProof/>
+        </w:rPr>
+        <w:drawing>
+          <wp:inline distT="0" distB="0" distL="0" distR="0" wp14:anchorId="4D4FBA5F" wp14:editId="1A1D665A">
+            <wp:extent cx="6645910" cy="2533650"/>
+            <wp:effectExtent l="0" t="0" r="2540" b="0"/>
+            <wp:docPr id="359717700" name="Picture 8"/>
+            <wp:cNvGraphicFramePr>
+              <a:graphicFrameLocks xmlns:a="http://schemas.openxmlformats.org/drawingml/2006/main" noChangeAspect="1"/>
+            </wp:cNvGraphicFramePr>
+            <a:graphic xmlns:a="http://schemas.openxmlformats.org/drawingml/2006/main">
+              <a:graphicData uri="http://schemas.openxmlformats.org/drawingml/2006/picture">
+                <pic:pic xmlns:pic="http://schemas.openxmlformats.org/drawingml/2006/picture">
+                  <pic:nvPicPr>
+                    <pic:cNvPr id="0" name="Picture 12"/>
+                    <pic:cNvPicPr>
+                      <a:picLocks noChangeAspect="1" noChangeArrowheads="1"/>
+                    </pic:cNvPicPr>
+                  </pic:nvPicPr>
+                  <pic:blipFill>
+                    <a:blip r:embed="rId26" cstate="print">
+                      <a:extLst>
+                        <a:ext uri="{28A0092B-C50C-407E-A947-70E740481C1C}">
+                          <a14:useLocalDpi xmlns:a14="http://schemas.microsoft.com/office/drawing/2010/main" val="0"/>
+                        </a:ext>
+                      </a:extLst>
+                    </a:blip>
+                    <a:srcRect/>
+                    <a:stretch>
+                      <a:fillRect/>
+                    </a:stretch>
+                  </pic:blipFill>
+                  <pic:spPr bwMode="auto">
+                    <a:xfrm>
+                      <a:off x="0" y="0"/>
+                      <a:ext cx="6645910" cy="2533650"/>
+                    </a:xfrm>
+                    <a:prstGeom prst="rect">
+                      <a:avLst/>
+                    </a:prstGeom>
+                    <a:noFill/>
+                    <a:ln>
+                      <a:noFill/>
+                    </a:ln>
+                  </pic:spPr>
+                </pic:pic>
+              </a:graphicData>
+            </a:graphic>
+          </wp:inline>
+        </w:drawing>
+      </w:r>
+    </w:p>
+    <w:p>
+      <w:r>
+        <w:t xml:space="preserve">8)  </w:t>
+      </w:r>
+      <w:r>
+        <w:t xml:space="preserve">List the </w:t>
+      </w:r>
+      <w:proofErr w:type="spellStart"/>
+      <w:r>
+        <w:t>Enames</w:t>
+      </w:r>
+      <w:proofErr w:type="spellEnd"/>
+      <w:r>
+        <w:t xml:space="preserve"> those are starting with </w:t>
+      </w:r>
+      <w:r>
+        <w:t>S</w:t>
+      </w:r>
+      <w:r>
+        <w:t>.</w:t>
+      </w:r>
+    </w:p>
+    <w:p>
+      <w:r>
+        <w:rPr>
+          <w:noProof/>
+        </w:rPr>
+        <w:drawing>
+          <wp:inline distT="0" distB="0" distL="0" distR="0" wp14:anchorId="31E21688" wp14:editId="1E15868A">
+            <wp:extent cx="6645910" cy="2261235"/>
+            <wp:effectExtent l="0" t="0" r="2540" b="5715"/>
+            <wp:docPr id="915348791" name="Picture 9"/>
+            <wp:cNvGraphicFramePr>
+              <a:graphicFrameLocks xmlns:a="http://schemas.openxmlformats.org/drawingml/2006/main" noChangeAspect="1"/>
+            </wp:cNvGraphicFramePr>
+            <a:graphic xmlns:a="http://schemas.openxmlformats.org/drawingml/2006/main">
+              <a:graphicData uri="http://schemas.openxmlformats.org/drawingml/2006/picture">
+                <pic:pic xmlns:pic="http://schemas.openxmlformats.org/drawingml/2006/picture">
+                  <pic:nvPicPr>
+                    <pic:cNvPr id="0" name="Picture 14"/>
+                    <pic:cNvPicPr>
+                      <a:picLocks noChangeAspect="1" noChangeArrowheads="1"/>
+                    </pic:cNvPicPr>
+                  </pic:nvPicPr>
+                  <pic:blipFill>
+                    <a:blip r:embed="rId27" cstate="print">
+                      <a:extLst>
+                        <a:ext uri="{28A0092B-C50C-407E-A947-70E740481C1C}">
+                          <a14:useLocalDpi xmlns:a14="http://schemas.microsoft.com/office/drawing/2010/main" val="0"/>
+                        </a:ext>
+                      </a:extLst>
+                    </a:blip>
+                    <a:srcRect/>
+                    <a:stretch>
+                      <a:fillRect/>
+                    </a:stretch>
+                  </pic:blipFill>
+                  <pic:spPr bwMode="auto">
+                    <a:xfrm>
+                      <a:off x="0" y="0"/>
+                      <a:ext cx="6645910" cy="2261235"/>
+                    </a:xfrm>
+                    <a:prstGeom prst="rect">
+                      <a:avLst/>
+                    </a:prstGeom>
+                    <a:noFill/>
+                    <a:ln>
+                      <a:noFill/>
+                    </a:ln>
+                  </pic:spPr>
+                </pic:pic>
+              </a:graphicData>
+            </a:graphic>
+          </wp:inline>
+        </w:drawing>
+      </w:r>
+    </w:p>
+    <w:p/>
+    <w:p/>
+    <w:p/>
+    <w:p/>
+    <w:p>
+      <w:r>
+        <w:lastRenderedPageBreak/>
+        <w:t xml:space="preserve">9) </w:t>
+      </w:r>
+      <w:r>
+        <w:t>Dis</w:t>
+      </w:r>
+      <w:r>
+        <w:t>p</w:t>
+      </w:r>
+      <w:r>
+        <w:t>lay the name as well as the first five characters of name(s) starting with</w:t>
+      </w:r>
+      <w:r>
+        <w:t xml:space="preserve"> H.</w:t>
+      </w:r>
+    </w:p>
+    <w:p>
+      <w:r>
+        <w:rPr>
+          <w:noProof/>
+        </w:rPr>
+        <w:drawing>
+          <wp:inline distT="0" distB="0" distL="0" distR="0" wp14:anchorId="3EB75B53" wp14:editId="357329C0">
+            <wp:extent cx="6645910" cy="2404745"/>
+            <wp:effectExtent l="0" t="0" r="2540" b="0"/>
+            <wp:docPr id="1198669143" name="Picture 10"/>
+            <wp:cNvGraphicFramePr>
+              <a:graphicFrameLocks xmlns:a="http://schemas.openxmlformats.org/drawingml/2006/main" noChangeAspect="1"/>
+            </wp:cNvGraphicFramePr>
+            <a:graphic xmlns:a="http://schemas.openxmlformats.org/drawingml/2006/main">
+              <a:graphicData uri="http://schemas.openxmlformats.org/drawingml/2006/picture">
+                <pic:pic xmlns:pic="http://schemas.openxmlformats.org/drawingml/2006/picture">
+                  <pic:nvPicPr>
+                    <pic:cNvPr id="0" name="Picture 16"/>
+                    <pic:cNvPicPr>
+                      <a:picLocks noChangeAspect="1" noChangeArrowheads="1"/>
+                    </pic:cNvPicPr>
+                  </pic:nvPicPr>
+                  <pic:blipFill>
+                    <a:blip r:embed="rId28" cstate="print">
+                      <a:extLst>
+                        <a:ext uri="{28A0092B-C50C-407E-A947-70E740481C1C}">
+                          <a14:useLocalDpi xmlns:a14="http://schemas.microsoft.com/office/drawing/2010/main" val="0"/>
+                        </a:ext>
+                      </a:extLst>
+                    </a:blip>
+                    <a:srcRect/>
+                    <a:stretch>
+                      <a:fillRect/>
+                    </a:stretch>
+                  </pic:blipFill>
+                  <pic:spPr bwMode="auto">
+                    <a:xfrm>
+                      <a:off x="0" y="0"/>
+                      <a:ext cx="6645910" cy="2404745"/>
+                    </a:xfrm>
+                    <a:prstGeom prst="rect">
+                      <a:avLst/>
+                    </a:prstGeom>
+                    <a:noFill/>
+                    <a:ln>
+                      <a:noFill/>
+                    </a:ln>
+                  </pic:spPr>
+                </pic:pic>
+              </a:graphicData>
+            </a:graphic>
+          </wp:inline>
+        </w:drawing>
+      </w:r>
+    </w:p>
+    <w:p>
+      <w:r>
+        <w:t>10)</w:t>
+      </w:r>
+      <w:r>
+        <w:t xml:space="preserve"> </w:t>
+      </w:r>
+      <w:r>
+        <w:t>List all the emps except</w:t>
+      </w:r>
+      <w:r>
+        <w:t xml:space="preserve"> PRESIDENT</w:t>
+      </w:r>
+      <w:r>
+        <w:t xml:space="preserve"> &amp; </w:t>
+      </w:r>
+      <w:r>
+        <w:t xml:space="preserve">MANAGER </w:t>
+      </w:r>
+      <w:r>
+        <w:t xml:space="preserve">in </w:t>
+      </w:r>
+      <w:proofErr w:type="spellStart"/>
+      <w:r>
+        <w:t>asc</w:t>
+      </w:r>
+      <w:proofErr w:type="spellEnd"/>
+      <w:r>
+        <w:t xml:space="preserve"> order of </w:t>
+      </w:r>
+      <w:proofErr w:type="gramStart"/>
+      <w:r>
+        <w:t>Salaries</w:t>
+      </w:r>
+      <w:r>
+        <w:t xml:space="preserve"> </w:t>
+      </w:r>
+      <w:r>
+        <w:t>.</w:t>
+      </w:r>
+      <w:proofErr w:type="gramEnd"/>
+    </w:p>
+    <w:p>
+      <w:r>
+        <w:rPr>
+          <w:noProof/>
+        </w:rPr>
+        <w:drawing>
+          <wp:inline distT="0" distB="0" distL="0" distR="0" wp14:anchorId="6985064F" wp14:editId="786AD9C7">
+            <wp:extent cx="6645910" cy="2732405"/>
+            <wp:effectExtent l="0" t="0" r="2540" b="0"/>
+            <wp:docPr id="1859089169" name="Picture 11"/>
+            <wp:cNvGraphicFramePr>
+              <a:graphicFrameLocks xmlns:a="http://schemas.openxmlformats.org/drawingml/2006/main" noChangeAspect="1"/>
+            </wp:cNvGraphicFramePr>
+            <a:graphic xmlns:a="http://schemas.openxmlformats.org/drawingml/2006/main">
+              <a:graphicData uri="http://schemas.openxmlformats.org/drawingml/2006/picture">
+                <pic:pic xmlns:pic="http://schemas.openxmlformats.org/drawingml/2006/picture">
+                  <pic:nvPicPr>
+                    <pic:cNvPr id="0" name="Picture 18"/>
+                    <pic:cNvPicPr>
+                      <a:picLocks noChangeAspect="1" noChangeArrowheads="1"/>
+                    </pic:cNvPicPr>
+                  </pic:nvPicPr>
+                  <pic:blipFill>
+                    <a:blip r:embed="rId29" cstate="print">
+                      <a:extLst>
+                        <a:ext uri="{28A0092B-C50C-407E-A947-70E740481C1C}">
+                          <a14:useLocalDpi xmlns:a14="http://schemas.microsoft.com/office/drawing/2010/main" val="0"/>
+                        </a:ext>
+                      </a:extLst>
+                    </a:blip>
+                    <a:srcRect/>
+                    <a:stretch>
+                      <a:fillRect/>
+                    </a:stretch>
+                  </pic:blipFill>
+                  <pic:spPr bwMode="auto">
+                    <a:xfrm>
+                      <a:off x="0" y="0"/>
+                      <a:ext cx="6645910" cy="2732405"/>
+                    </a:xfrm>
+                    <a:prstGeom prst="rect">
+                      <a:avLst/>
+                    </a:prstGeom>
+                    <a:noFill/>
+                    <a:ln>
+                      <a:noFill/>
+                    </a:ln>
+                  </pic:spPr>
+                </pic:pic>
+              </a:graphicData>
+            </a:graphic>
+          </wp:inline>
+        </w:drawing>
+      </w:r>
+    </w:p>
+    <w:p>
+      <w:r>
+        <w:br w:type="page"/>
+      </w:r>
+    </w:p>
+    <w:p>
+      <w:pPr>
+        <w:pStyle w:val="Heading1"/>
+      </w:pPr>
+      <w:r>
+        <w:lastRenderedPageBreak/>
+        <w:br w:type="page"/>
+      </w:r>
+      <w:r>
+        <w:lastRenderedPageBreak/>
+        <w:t xml:space="preserve">                                                       </w:t>
+      </w:r>
+      <w:r>
+        <w:rPr>
+          <w:b w:val="0"/>
+          <w:bCs/>
+        </w:rPr>
+        <w:t xml:space="preserve"> </w:t>
+      </w:r>
+      <w:r>
+        <w:t xml:space="preserve">Experiment No: </w:t>
+      </w:r>
+      <w:r>
+        <w:t>4</w:t>
+      </w:r>
+    </w:p>
+    <w:p>
+      <w:r>
+        <w:rPr>
+          <w:b/>
+          <w:bCs/>
+        </w:rPr>
+        <w:t>Title:</w:t>
+      </w:r>
+      <w:r>
+        <w:t xml:space="preserve"> Implementation of different types of operators in SQL.</w:t>
+      </w:r>
+    </w:p>
+    <w:p>
+      <w:r>
+        <w:rPr>
+          <w:b/>
+          <w:bCs/>
+        </w:rPr>
+        <w:t>Objective:</w:t>
+      </w:r>
+      <w:r>
+        <w:t xml:space="preserve"> To learn different types of </w:t>
+      </w:r>
+      <w:proofErr w:type="gramStart"/>
+      <w:r>
+        <w:t>operator</w:t>
+      </w:r>
+      <w:proofErr w:type="gramEnd"/>
+      <w:r>
+        <w:t>.</w:t>
+      </w:r>
+    </w:p>
+    <w:p>
+      <w:r>
+        <w:rPr>
+          <w:b/>
+          <w:bCs/>
+        </w:rPr>
+        <w:t>Theory:</w:t>
+      </w:r>
+    </w:p>
+    <w:p>
+      <w:pPr>
+        <w:numPr>
+          <w:ilvl w:val="0"/>
+          <w:numId w:val="36"/>
+        </w:numPr>
+      </w:pPr>
+      <w:r>
+        <w:t>Logical Operator</w:t>
+      </w:r>
+    </w:p>
+    <w:p>
+      <w:pPr>
+        <w:numPr>
+          <w:ilvl w:val="0"/>
+          <w:numId w:val="36"/>
+        </w:numPr>
+      </w:pPr>
+      <w:r>
+        <w:t>Arithmetic Operator</w:t>
+      </w:r>
+    </w:p>
+    <w:p>
+      <w:pPr>
+        <w:numPr>
+          <w:ilvl w:val="0"/>
+          <w:numId w:val="36"/>
+        </w:numPr>
+      </w:pPr>
+      <w:proofErr w:type="spellStart"/>
+      <w:r>
+        <w:t>Comparision</w:t>
+      </w:r>
+      <w:proofErr w:type="spellEnd"/>
+      <w:r>
+        <w:t xml:space="preserve"> Operator</w:t>
+      </w:r>
+    </w:p>
+    <w:p>
+      <w:pPr>
+        <w:numPr>
+          <w:ilvl w:val="0"/>
+          <w:numId w:val="36"/>
+        </w:numPr>
+      </w:pPr>
+      <w:r>
+        <w:t>Special Operator</w:t>
+      </w:r>
+    </w:p>
+    <w:p>
+      <w:pPr>
+        <w:numPr>
+          <w:ilvl w:val="0"/>
+          <w:numId w:val="36"/>
+        </w:numPr>
+      </w:pPr>
+      <w:r>
+        <w:t>Set Operator</w:t>
+      </w:r>
+    </w:p>
+    <w:p>
+      <w:r>
+        <w:rPr>
+          <w:b/>
+          <w:bCs/>
+        </w:rPr>
+        <w:t>ARITHMETIC OPERATORS:</w:t>
+      </w:r>
+    </w:p>
+    <w:p>
+      <w:pPr>
+        <w:numPr>
+          <w:ilvl w:val="0"/>
+          <w:numId w:val="37"/>
+        </w:numPr>
+      </w:pPr>
+      <w:r>
+        <w:rPr>
+          <w:b/>
+          <w:bCs/>
+        </w:rPr>
+        <w:t>(+) Addition:</w:t>
+      </w:r>
+      <w:r>
+        <w:t xml:space="preserve"> Adds values on either side of the operator.</w:t>
+      </w:r>
+    </w:p>
+    <w:p>
+      <w:pPr>
+        <w:numPr>
+          <w:ilvl w:val="0"/>
+          <w:numId w:val="37"/>
+        </w:numPr>
+      </w:pPr>
+      <w:r>
+        <w:rPr>
+          <w:b/>
+          <w:bCs/>
+        </w:rPr>
+        <w:t>(-) Subtraction:</w:t>
+      </w:r>
+      <w:r>
+        <w:t xml:space="preserve"> Subtracts right hand operand from left hand operand.</w:t>
+      </w:r>
+    </w:p>
+    <w:p>
+      <w:pPr>
+        <w:numPr>
+          <w:ilvl w:val="0"/>
+          <w:numId w:val="37"/>
+        </w:numPr>
+      </w:pPr>
+      <w:r>
+        <w:rPr>
+          <w:b/>
+          <w:bCs/>
+        </w:rPr>
+        <w:t>(*) Multiplication:</w:t>
+      </w:r>
+      <w:r>
+        <w:t xml:space="preserve"> Multiplies values on either side of the operator.</w:t>
+      </w:r>
+    </w:p>
+    <w:p>
+      <w:pPr>
+        <w:numPr>
+          <w:ilvl w:val="0"/>
+          <w:numId w:val="37"/>
+        </w:numPr>
+      </w:pPr>
+      <w:r>
+        <w:rPr>
+          <w:b/>
+          <w:bCs/>
+        </w:rPr>
+        <w:t>(/) Division:</w:t>
+      </w:r>
+      <w:r>
+        <w:t xml:space="preserve"> Divides left hand operand by right hand operand.</w:t>
+      </w:r>
+    </w:p>
+    <w:p>
+      <w:pPr>
+        <w:numPr>
+          <w:ilvl w:val="0"/>
+          <w:numId w:val="37"/>
+        </w:numPr>
+      </w:pPr>
+      <w:r>
+        <w:rPr>
+          <w:b/>
+          <w:bCs/>
+        </w:rPr>
+        <w:t>(^) Power:</w:t>
+      </w:r>
+      <w:r>
+        <w:t xml:space="preserve"> Raise to power of.</w:t>
+      </w:r>
+    </w:p>
+    <w:p>
+      <w:pPr>
+        <w:numPr>
+          <w:ilvl w:val="0"/>
+          <w:numId w:val="37"/>
+        </w:numPr>
+      </w:pPr>
+      <w:r>
+        <w:rPr>
+          <w:b/>
+          <w:bCs/>
+        </w:rPr>
+        <w:t>(%) Modulus:</w:t>
+      </w:r>
+      <w:r>
+        <w:t xml:space="preserve"> Divides left hand operand by right hand operand and returns remainder. </w:t>
+      </w:r>
+    </w:p>
+    <w:p>
+      <w:r>
+        <w:rPr>
+          <w:b/>
+          <w:bCs/>
+        </w:rPr>
+        <w:t>LOGICAL OPERATORS:</w:t>
+      </w:r>
+      <w:r>
+        <w:t xml:space="preserve"> </w:t>
+      </w:r>
+    </w:p>
+    <w:p>
+      <w:pPr>
+        <w:numPr>
+          <w:ilvl w:val="0"/>
+          <w:numId w:val="38"/>
+        </w:numPr>
+      </w:pPr>
+      <w:r>
+        <w:rPr>
+          <w:b/>
+          <w:bCs/>
+        </w:rPr>
+        <w:t>AND:</w:t>
+      </w:r>
+      <w:r>
+        <w:t xml:space="preserve"> The AND operator allows the existence of multiple conditions in an SQL statement's WHERE clause. </w:t>
+      </w:r>
+    </w:p>
+    <w:p>
+      <w:pPr>
+        <w:numPr>
+          <w:ilvl w:val="0"/>
+          <w:numId w:val="38"/>
+        </w:numPr>
+      </w:pPr>
+      <w:r>
+        <w:rPr>
+          <w:b/>
+          <w:bCs/>
+        </w:rPr>
+        <w:t>OR:</w:t>
+      </w:r>
+      <w:r>
+        <w:t xml:space="preserve"> The OR operator is used to combine multiple conditions in an SQL statement's WHERE clause. </w:t>
+      </w:r>
+    </w:p>
+    <w:p>
+      <w:pPr>
+        <w:numPr>
+          <w:ilvl w:val="0"/>
+          <w:numId w:val="38"/>
+        </w:numPr>
+      </w:pPr>
+      <w:r>
+        <w:rPr>
+          <w:b/>
+          <w:bCs/>
+        </w:rPr>
+        <w:t>NOT:</w:t>
+      </w:r>
+      <w:r>
+        <w:t xml:space="preserve"> The NOT operator reverses the meaning of the logical operator with which it is used. Eg: NOT EXISTS, NOT BETWEEN, NOT IN, etc. This is a negate operator. </w:t>
+      </w:r>
+    </w:p>
+    <w:p>
+      <w:r>
+        <w:rPr>
+          <w:b/>
+          <w:bCs/>
+        </w:rPr>
+        <w:t>COMPARISION OPERATORS:</w:t>
+      </w:r>
+      <w:r>
+        <w:t xml:space="preserve"> </w:t>
+      </w:r>
+    </w:p>
+    <w:p>
+      <w:pPr>
+        <w:numPr>
+          <w:ilvl w:val="0"/>
+          <w:numId w:val="39"/>
+        </w:numPr>
+      </w:pPr>
+      <w:r>
+        <w:rPr>
+          <w:b/>
+          <w:bCs/>
+        </w:rPr>
+        <w:t>(=):</w:t>
+      </w:r>
+      <w:r>
+        <w:t xml:space="preserve"> Checks if the values of two operands are equal or not, if yes then condition becomes true. </w:t>
+      </w:r>
+    </w:p>
+    <w:p>
+      <w:pPr>
+        <w:numPr>
+          <w:ilvl w:val="0"/>
+          <w:numId w:val="39"/>
+        </w:numPr>
+      </w:pPr>
+      <w:proofErr w:type="gramStart"/>
+      <w:r>
+        <w:rPr>
+          <w:b/>
+          <w:bCs/>
+        </w:rPr>
+        <w:t>(!=</w:t>
+      </w:r>
+      <w:proofErr w:type="gramEnd"/>
+      <w:r>
+        <w:rPr>
+          <w:b/>
+          <w:bCs/>
+        </w:rPr>
+        <w:t>):</w:t>
+      </w:r>
+      <w:r>
+        <w:t xml:space="preserve"> Checks if the values of two operands are equal or not, if values are not equal then condition becomes true. </w:t>
+      </w:r>
+    </w:p>
+    <w:p>
+      <w:pPr>
+        <w:numPr>
+          <w:ilvl w:val="0"/>
+          <w:numId w:val="39"/>
+        </w:numPr>
+      </w:pPr>
+      <w:r>
+        <w:rPr>
+          <w:b/>
+          <w:bCs/>
+        </w:rPr>
+        <w:t>(&lt; &gt;):</w:t>
+      </w:r>
+      <w:r>
+        <w:t xml:space="preserve"> Checks if the values of two operands are equal or not, if values are not equal then condition becomes true. </w:t>
+      </w:r>
+    </w:p>
+    <w:p>
+      <w:pPr>
+        <w:numPr>
+          <w:ilvl w:val="0"/>
+          <w:numId w:val="39"/>
+        </w:numPr>
+      </w:pPr>
+      <w:r>
+        <w:rPr>
+          <w:b/>
+          <w:bCs/>
+        </w:rPr>
+        <w:t>(&gt;):</w:t>
+      </w:r>
+      <w:r>
+        <w:t xml:space="preserve"> Checks if the value of left operand is greater than the value of right operand, if yes then condition becomes true. </w:t>
+      </w:r>
+    </w:p>
+    <w:p>
+      <w:pPr>
+        <w:numPr>
+          <w:ilvl w:val="0"/>
+          <w:numId w:val="39"/>
+        </w:numPr>
+      </w:pPr>
+      <w:r>
+        <w:rPr>
+          <w:b/>
+          <w:bCs/>
+        </w:rPr>
+        <w:t>(&lt;):</w:t>
+      </w:r>
+      <w:r>
+        <w:t xml:space="preserve"> Checks if the value of left operand is less than the value of right operand, if yes then condition becomes true. </w:t>
+      </w:r>
+    </w:p>
+    <w:p>
+      <w:pPr>
+        <w:numPr>
+          <w:ilvl w:val="0"/>
+          <w:numId w:val="39"/>
+        </w:numPr>
+      </w:pPr>
+      <w:r>
+        <w:rPr>
+          <w:b/>
+          <w:bCs/>
+        </w:rPr>
+        <w:t>(&gt;=):</w:t>
+      </w:r>
+      <w:r>
+        <w:t xml:space="preserve"> Checks if the value of left operand is greater than or equal to the value of right operand, if yes then condition becomes true. </w:t>
+      </w:r>
+    </w:p>
+    <w:p>
+      <w:pPr>
+        <w:numPr>
+          <w:ilvl w:val="0"/>
+          <w:numId w:val="39"/>
+        </w:numPr>
+      </w:pPr>
+      <w:r>
+        <w:rPr>
+          <w:b/>
+          <w:bCs/>
+        </w:rPr>
+        <w:lastRenderedPageBreak/>
+        <w:t>(&lt;=):</w:t>
+      </w:r>
+      <w:r>
+        <w:t xml:space="preserve"> Checks if the value of left operand is less than or equal to the value of right operand, if yes then condition becomes true. </w:t>
+      </w:r>
+    </w:p>
+    <w:p>
+      <w:r>
+        <w:rPr>
+          <w:b/>
+          <w:bCs/>
+        </w:rPr>
+        <w:t>SPECIAL OPERATORS:</w:t>
+      </w:r>
+      <w:r>
+        <w:t xml:space="preserve"> </w:t>
+      </w:r>
+    </w:p>
+    <w:p>
+      <w:pPr>
+        <w:numPr>
+          <w:ilvl w:val="0"/>
+          <w:numId w:val="40"/>
+        </w:numPr>
+      </w:pPr>
+      <w:r>
+        <w:rPr>
+          <w:b/>
+          <w:bCs/>
+        </w:rPr>
+        <w:t>BETWEEN:</w:t>
+      </w:r>
+      <w:r>
+        <w:t xml:space="preserve"> The BETWEEN operator is used to search for values that are within a set of values, given the minimum value and the maximum value. </w:t>
+      </w:r>
+    </w:p>
+    <w:p>
+      <w:pPr>
+        <w:numPr>
+          <w:ilvl w:val="0"/>
+          <w:numId w:val="40"/>
+        </w:numPr>
+      </w:pPr>
+      <w:r>
+        <w:rPr>
+          <w:b/>
+          <w:bCs/>
+        </w:rPr>
+        <w:t>IS NULL:</w:t>
+      </w:r>
+      <w:r>
+        <w:t xml:space="preserve"> The NULL operator is used to compare a value with a NULL attribute value. </w:t>
+      </w:r>
+    </w:p>
+    <w:p>
+      <w:pPr>
+        <w:numPr>
+          <w:ilvl w:val="0"/>
+          <w:numId w:val="40"/>
+        </w:numPr>
+      </w:pPr>
+      <w:r>
+        <w:rPr>
+          <w:b/>
+          <w:bCs/>
+        </w:rPr>
+        <w:t>ALL:</w:t>
+      </w:r>
+      <w:r>
+        <w:t xml:space="preserve"> The ALL operator is used to compare a value to all values in another value set. </w:t>
+      </w:r>
+    </w:p>
+    <w:p>
+      <w:pPr>
+        <w:numPr>
+          <w:ilvl w:val="0"/>
+          <w:numId w:val="40"/>
+        </w:numPr>
+      </w:pPr>
+      <w:r>
+        <w:rPr>
+          <w:b/>
+          <w:bCs/>
+        </w:rPr>
+        <w:t>ANY:</w:t>
+      </w:r>
+      <w:r>
+        <w:t xml:space="preserve"> The ANY operator is used to compare a value to any applicable value in the list according to the condition. </w:t>
+      </w:r>
+    </w:p>
+    <w:p>
+      <w:pPr>
+        <w:numPr>
+          <w:ilvl w:val="0"/>
+          <w:numId w:val="40"/>
+        </w:numPr>
+      </w:pPr>
+      <w:r>
+        <w:rPr>
+          <w:b/>
+          <w:bCs/>
+        </w:rPr>
+        <w:t>LIKE:</w:t>
+      </w:r>
+      <w:r>
+        <w:t xml:space="preserve"> The LIKE operator is used to compare a value to similar values using wildcard operators. It allows to use percent </w:t>
+      </w:r>
+      <w:proofErr w:type="gramStart"/>
+      <w:r>
+        <w:t>sign(</w:t>
+      </w:r>
+      <w:proofErr w:type="gramEnd"/>
+      <w:r>
+        <w:t xml:space="preserve">%) and underscore (_) to match a given string pattern. </w:t>
+      </w:r>
+    </w:p>
+    <w:p>
+      <w:pPr>
+        <w:numPr>
+          <w:ilvl w:val="0"/>
+          <w:numId w:val="40"/>
+        </w:numPr>
+      </w:pPr>
+      <w:r>
+        <w:rPr>
+          <w:b/>
+          <w:bCs/>
+        </w:rPr>
+        <w:t>IN:</w:t>
+      </w:r>
+      <w:r>
+        <w:t xml:space="preserve"> The IN operator is used to compare a value to a list of literal values that have been specified. </w:t>
+      </w:r>
+    </w:p>
+    <w:p>
+      <w:pPr>
+        <w:numPr>
+          <w:ilvl w:val="0"/>
+          <w:numId w:val="40"/>
+        </w:numPr>
+      </w:pPr>
+      <w:r>
+        <w:rPr>
+          <w:b/>
+          <w:bCs/>
+        </w:rPr>
+        <w:t>EXIST:</w:t>
+      </w:r>
+      <w:r>
+        <w:t xml:space="preserve"> The EXISTS operator is used to search for the presence of a row in a specified table that meets certain criteria. </w:t>
+      </w:r>
+    </w:p>
+    <w:p>
+      <w:r>
+        <w:rPr>
+          <w:b/>
+          <w:bCs/>
+        </w:rPr>
+        <w:t>SET OPERATORS:</w:t>
+      </w:r>
+      <w:r>
+        <w:t xml:space="preserve"> The Set operator combines the result of 2 queries into a single result. The following are the operators: </w:t>
+      </w:r>
+    </w:p>
+    <w:p>
+      <w:pPr>
+        <w:numPr>
+          <w:ilvl w:val="0"/>
+          <w:numId w:val="41"/>
+        </w:numPr>
+      </w:pPr>
+      <w:r>
+        <w:t xml:space="preserve">Union </w:t>
+      </w:r>
+    </w:p>
+    <w:p>
+      <w:pPr>
+        <w:numPr>
+          <w:ilvl w:val="0"/>
+          <w:numId w:val="41"/>
+        </w:numPr>
+      </w:pPr>
+      <w:r>
+        <w:t xml:space="preserve">Union all </w:t>
+      </w:r>
+    </w:p>
+    <w:p>
+      <w:pPr>
+        <w:numPr>
+          <w:ilvl w:val="0"/>
+          <w:numId w:val="41"/>
+        </w:numPr>
+      </w:pPr>
+      <w:r>
+        <w:t xml:space="preserve">Intersect </w:t>
+      </w:r>
+    </w:p>
+    <w:p>
+      <w:pPr>
+        <w:numPr>
+          <w:ilvl w:val="0"/>
+          <w:numId w:val="41"/>
+        </w:numPr>
+      </w:pPr>
+      <w:r>
+        <w:t xml:space="preserve">Minus </w:t>
+      </w:r>
+    </w:p>
+    <w:p>
+      <w:pPr>
+        <w:numPr>
+          <w:ilvl w:val="0"/>
+          <w:numId w:val="41"/>
+        </w:numPr>
+      </w:pPr>
+      <w:r>
+        <w:rPr>
+          <w:b/>
+          <w:bCs/>
+        </w:rPr>
+        <w:t>Union:</w:t>
+      </w:r>
+      <w:r>
+        <w:t xml:space="preserve"> Returns all distinct rows selected by both the queries. </w:t>
+      </w:r>
+    </w:p>
+    <w:p>
+      <w:pPr>
+        <w:numPr>
+          <w:ilvl w:val="0"/>
+          <w:numId w:val="41"/>
+        </w:numPr>
+      </w:pPr>
+      <w:r>
+        <w:rPr>
+          <w:b/>
+          <w:bCs/>
+        </w:rPr>
+        <w:t>Union all:</w:t>
+      </w:r>
+      <w:r>
+        <w:t xml:space="preserve"> Returns all rows selected by either query including the duplicates. </w:t>
+      </w:r>
+    </w:p>
+    <w:p>
+      <w:pPr>
+        <w:numPr>
+          <w:ilvl w:val="0"/>
+          <w:numId w:val="41"/>
+        </w:numPr>
+      </w:pPr>
+      <w:r>
+        <w:rPr>
+          <w:b/>
+          <w:bCs/>
+        </w:rPr>
+        <w:t>Intersect:</w:t>
+      </w:r>
+      <w:r>
+        <w:t xml:space="preserve"> Returns rows selected that are common to both queries. </w:t>
+      </w:r>
+    </w:p>
+    <w:p>
+      <w:pPr>
+        <w:numPr>
+          <w:ilvl w:val="0"/>
+          <w:numId w:val="41"/>
+        </w:numPr>
+      </w:pPr>
+      <w:r>
+        <w:rPr>
+          <w:b/>
+          <w:bCs/>
+        </w:rPr>
+        <w:t>Minus:</w:t>
+      </w:r>
+      <w:r>
+        <w:t xml:space="preserve"> Returns all distinct rows selected by the first query and are not by the second. </w:t>
+      </w:r>
+    </w:p>
+    <w:p>
+      <w:pPr>
+        <w:rPr>
+          <w:b/>
+          <w:bCs/>
+        </w:rPr>
+      </w:pPr>
+    </w:p>
+    <w:p>
+      <w:pPr>
+        <w:rPr>
+          <w:b/>
+          <w:bCs/>
+        </w:rPr>
+      </w:pPr>
+    </w:p>
+    <w:p>
+      <w:pPr>
+        <w:rPr>
+          <w:b/>
+          <w:bCs/>
+        </w:rPr>
+      </w:pPr>
+    </w:p>
+    <w:p>
+      <w:pPr>
+        <w:rPr>
+          <w:b/>
+          <w:bCs/>
+        </w:rPr>
+      </w:pPr>
+    </w:p>
+    <w:p>
+      <w:pPr>
+        <w:rPr>
+          <w:b/>
+          <w:bCs/>
+        </w:rPr>
+      </w:pPr>
+    </w:p>
+    <w:p>
+      <w:pPr>
+        <w:rPr>
+          <w:b/>
+          <w:bCs/>
+        </w:rPr>
+      </w:pPr>
+    </w:p>
+    <w:p>
+      <w:pPr>
+        <w:rPr>
+          <w:b/>
+          <w:bCs/>
+        </w:rPr>
+      </w:pPr>
+    </w:p>
+    <w:p>
+      <w:pPr>
+        <w:rPr>
+          <w:b/>
+          <w:bCs/>
+        </w:rPr>
+      </w:pPr>
+    </w:p>
+    <w:p>
+      <w:pPr>
+        <w:rPr>
+          <w:b/>
+          <w:bCs/>
+        </w:rPr>
+      </w:pPr>
+    </w:p>
+    <w:p>
+      <w:pPr>
+        <w:rPr>
+          <w:b/>
+          <w:bCs/>
+        </w:rPr>
+      </w:pPr>
+    </w:p>
+    <w:p>
+      <w:r>
+        <w:rPr>
+          <w:b/>
+          <w:bCs/>
+        </w:rPr>
+        <w:lastRenderedPageBreak/>
+        <w:t>LAB PRACTICE ASSIGNMENT:</w:t>
+      </w:r>
+    </w:p>
+    <w:p>
+      <w:pPr>
+        <w:numPr>
+          <w:ilvl w:val="0"/>
+          <w:numId w:val="42"/>
+        </w:numPr>
+      </w:pPr>
+      <w:r>
+        <w:t>Display all the dept numbers available with the dept and emp tables avoiding duplicates.</w:t>
+      </w:r>
+    </w:p>
+    <w:p>
+      <w:pPr>
+        <w:ind w:left="360"/>
+      </w:pPr>
+      <w:r>
+        <w:rPr>
+          <w:noProof/>
+        </w:rPr>
+        <w:drawing>
+          <wp:inline distT="0" distB="0" distL="0" distR="0" wp14:anchorId="02F77829" wp14:editId="0364E959">
+            <wp:extent cx="6645910" cy="3004820"/>
+            <wp:effectExtent l="0" t="0" r="2540" b="5080"/>
+            <wp:docPr id="1311635169" name="Picture 12"/>
+            <wp:cNvGraphicFramePr>
+              <a:graphicFrameLocks xmlns:a="http://schemas.openxmlformats.org/drawingml/2006/main" noChangeAspect="1"/>
+            </wp:cNvGraphicFramePr>
+            <a:graphic xmlns:a="http://schemas.openxmlformats.org/drawingml/2006/main">
+              <a:graphicData uri="http://schemas.openxmlformats.org/drawingml/2006/picture">
+                <pic:pic xmlns:pic="http://schemas.openxmlformats.org/drawingml/2006/picture">
+                  <pic:nvPicPr>
+                    <pic:cNvPr id="0" name="Picture 20"/>
+                    <pic:cNvPicPr>
+                      <a:picLocks noChangeAspect="1" noChangeArrowheads="1"/>
+                    </pic:cNvPicPr>
+                  </pic:nvPicPr>
+                  <pic:blipFill>
+                    <a:blip r:embed="rId30" cstate="print">
+                      <a:extLst>
+                        <a:ext uri="{28A0092B-C50C-407E-A947-70E740481C1C}">
+                          <a14:useLocalDpi xmlns:a14="http://schemas.microsoft.com/office/drawing/2010/main" val="0"/>
+                        </a:ext>
+                      </a:extLst>
+                    </a:blip>
+                    <a:srcRect/>
+                    <a:stretch>
+                      <a:fillRect/>
+                    </a:stretch>
+                  </pic:blipFill>
+                  <pic:spPr bwMode="auto">
+                    <a:xfrm>
+                      <a:off x="0" y="0"/>
+                      <a:ext cx="6645910" cy="3004820"/>
+                    </a:xfrm>
+                    <a:prstGeom prst="rect">
+                      <a:avLst/>
+                    </a:prstGeom>
+                    <a:noFill/>
+                    <a:ln>
+                      <a:noFill/>
+                    </a:ln>
+                  </pic:spPr>
+                </pic:pic>
+              </a:graphicData>
+            </a:graphic>
+          </wp:inline>
+        </w:drawing>
+      </w:r>
+    </w:p>
+    <w:p>
+      <w:pPr>
+        <w:numPr>
+          <w:ilvl w:val="0"/>
+          <w:numId w:val="42"/>
+        </w:numPr>
+      </w:pPr>
+      <w:r>
+        <w:t>Display all the dept numbers available with the dept and emp tables.</w:t>
+      </w:r>
+    </w:p>
+    <w:p>
+      <w:r>
+        <w:rPr>
+          <w:noProof/>
+        </w:rPr>
+        <w:drawing>
+          <wp:inline distT="0" distB="0" distL="0" distR="0" wp14:anchorId="3C3DE98F" wp14:editId="61F4EEB6">
+            <wp:extent cx="6645910" cy="3105785"/>
+            <wp:effectExtent l="0" t="0" r="2540" b="0"/>
+            <wp:docPr id="711168242" name="Picture 13"/>
+            <wp:cNvGraphicFramePr>
+              <a:graphicFrameLocks xmlns:a="http://schemas.openxmlformats.org/drawingml/2006/main" noChangeAspect="1"/>
+            </wp:cNvGraphicFramePr>
+            <a:graphic xmlns:a="http://schemas.openxmlformats.org/drawingml/2006/main">
+              <a:graphicData uri="http://schemas.openxmlformats.org/drawingml/2006/picture">
+                <pic:pic xmlns:pic="http://schemas.openxmlformats.org/drawingml/2006/picture">
+                  <pic:nvPicPr>
+                    <pic:cNvPr id="0" name="Picture 22"/>
+                    <pic:cNvPicPr>
+                      <a:picLocks noChangeAspect="1" noChangeArrowheads="1"/>
+                    </pic:cNvPicPr>
+                  </pic:nvPicPr>
+                  <pic:blipFill>
+                    <a:blip r:embed="rId31" cstate="print">
+                      <a:extLst>
+                        <a:ext uri="{28A0092B-C50C-407E-A947-70E740481C1C}">
+                          <a14:useLocalDpi xmlns:a14="http://schemas.microsoft.com/office/drawing/2010/main" val="0"/>
+                        </a:ext>
+                      </a:extLst>
+                    </a:blip>
+                    <a:srcRect/>
+                    <a:stretch>
+                      <a:fillRect/>
+                    </a:stretch>
+                  </pic:blipFill>
+                  <pic:spPr bwMode="auto">
+                    <a:xfrm>
+                      <a:off x="0" y="0"/>
+                      <a:ext cx="6645910" cy="3105785"/>
+                    </a:xfrm>
+                    <a:prstGeom prst="rect">
+                      <a:avLst/>
+                    </a:prstGeom>
+                    <a:noFill/>
+                    <a:ln>
+                      <a:noFill/>
+                    </a:ln>
+                  </pic:spPr>
+                </pic:pic>
+              </a:graphicData>
+            </a:graphic>
+          </wp:inline>
+        </w:drawing>
+      </w:r>
+    </w:p>
+    <w:p>
+      <w:pPr>
+        <w:numPr>
+          <w:ilvl w:val="0"/>
+          <w:numId w:val="42"/>
+        </w:numPr>
+      </w:pPr>
+      <w:r>
+        <w:t>Display all the dept numbers available in emp and not in dept tables and vice versa.</w:t>
+      </w:r>
+    </w:p>
+    <w:p>
+      <w:r>
+        <w:rPr>
+          <w:noProof/>
+        </w:rPr>
+        <w:drawing>
+          <wp:inline distT="0" distB="0" distL="0" distR="0" wp14:anchorId="4C7F6A92" wp14:editId="339E7B82">
+            <wp:extent cx="6645910" cy="2002790"/>
+            <wp:effectExtent l="0" t="0" r="2540" b="0"/>
+            <wp:docPr id="570978868" name="Picture 14"/>
+            <wp:cNvGraphicFramePr>
+              <a:graphicFrameLocks xmlns:a="http://schemas.openxmlformats.org/drawingml/2006/main" noChangeAspect="1"/>
+            </wp:cNvGraphicFramePr>
+            <a:graphic xmlns:a="http://schemas.openxmlformats.org/drawingml/2006/main">
+              <a:graphicData uri="http://schemas.openxmlformats.org/drawingml/2006/picture">
+                <pic:pic xmlns:pic="http://schemas.openxmlformats.org/drawingml/2006/picture">
+                  <pic:nvPicPr>
+                    <pic:cNvPr id="0" name="Picture 24"/>
+                    <pic:cNvPicPr>
+                      <a:picLocks noChangeAspect="1" noChangeArrowheads="1"/>
+                    </pic:cNvPicPr>
+                  </pic:nvPicPr>
+                  <pic:blipFill>
+                    <a:blip r:embed="rId32" cstate="print">
+                      <a:extLst>
+                        <a:ext uri="{28A0092B-C50C-407E-A947-70E740481C1C}">
+                          <a14:useLocalDpi xmlns:a14="http://schemas.microsoft.com/office/drawing/2010/main" val="0"/>
+                        </a:ext>
+                      </a:extLst>
+                    </a:blip>
+                    <a:srcRect/>
+                    <a:stretch>
+                      <a:fillRect/>
+                    </a:stretch>
+                  </pic:blipFill>
+                  <pic:spPr bwMode="auto">
+                    <a:xfrm>
+                      <a:off x="0" y="0"/>
+                      <a:ext cx="6645910" cy="2002790"/>
+                    </a:xfrm>
+                    <a:prstGeom prst="rect">
+                      <a:avLst/>
+                    </a:prstGeom>
+                    <a:noFill/>
+                    <a:ln>
+                      <a:noFill/>
+                    </a:ln>
+                  </pic:spPr>
+                </pic:pic>
+              </a:graphicData>
+            </a:graphic>
+          </wp:inline>
+        </w:drawing>
+      </w:r>
+    </w:p>
+    <w:p>
+      <w:r>
+        <w:lastRenderedPageBreak/>
+        <w:drawing>
+          <wp:inline distT="0" distB="0" distL="0" distR="0" wp14:anchorId="6F55A9A3" wp14:editId="3D5659E6">
+            <wp:extent cx="6645910" cy="1998980"/>
+            <wp:effectExtent l="0" t="0" r="2540" b="1270"/>
+            <wp:docPr id="611106840" name="Picture 1"/>
+            <wp:cNvGraphicFramePr>
+              <a:graphicFrameLocks xmlns:a="http://schemas.openxmlformats.org/drawingml/2006/main" noChangeAspect="1"/>
+            </wp:cNvGraphicFramePr>
+            <a:graphic xmlns:a="http://schemas.openxmlformats.org/drawingml/2006/main">
+              <a:graphicData uri="http://schemas.openxmlformats.org/drawingml/2006/picture">
+                <pic:pic xmlns:pic="http://schemas.openxmlformats.org/drawingml/2006/picture">
+                  <pic:nvPicPr>
+                    <pic:cNvPr id="611106840" name=""/>
+                    <pic:cNvPicPr/>
+                  </pic:nvPicPr>
+                  <pic:blipFill>
+                    <a:blip r:embed="rId33"/>
+                    <a:stretch>
+                      <a:fillRect/>
+                    </a:stretch>
+                  </pic:blipFill>
+                  <pic:spPr>
+                    <a:xfrm>
+                      <a:off x="0" y="0"/>
+                      <a:ext cx="6645910" cy="1998980"/>
+                    </a:xfrm>
+                    <a:prstGeom prst="rect">
+                      <a:avLst/>
+                    </a:prstGeom>
+                  </pic:spPr>
+                </pic:pic>
+              </a:graphicData>
+            </a:graphic>
+          </wp:inline>
+        </w:drawing>
+      </w:r>
+    </w:p>
+    <w:p/>
+    <w:p>
+      <w:r>
+        <w:br w:type="page"/>
+      </w:r>
+    </w:p>
+    <w:p/>
+    <w:p/>
+    <w:p>
+      <w:pPr>
+        <w:tabs>
+          <w:tab w:val="left" w:pos="1238"/>
+        </w:tabs>
+      </w:pPr>
+      <w:r>
+        <w:t xml:space="preserve">         </w:t>
+      </w:r>
+    </w:p>
     <w:sectPr>
       <w:pgSz w:w="11906" w:h="16838"/>
       <w:pgMar w:top="720" w:right="720" w:bottom="720" w:left="720" w:header="708" w:footer="708" w:gutter="0"/>
@@ -4177,7 +7744,7 @@
 </file>
 
 <file path=word/numbering.xml><?xml version="1.0" encoding="utf-8"?>
-<w:numbering xmlns:wpc="http://schemas.microsoft.com/office/word/2010/wordprocessingCanvas" xmlns:cx="http://schemas.microsoft.com/office/drawing/2014/chartex" xmlns:cx1="http://schemas.microsoft.com/office/drawing/2015/9/8/chartex" xmlns:cx2="http://schemas.microsoft.com/office/drawing/2015/10/21/chartex" xmlns:cx3="http://schemas.microsoft.com/office/drawing/2016/5/9/chartex" xmlns:cx4="http://schemas.microsoft.com/office/drawing/2016/5/10/chartex" xmlns:cx5="http://schemas.microsoft.com/office/drawing/2016/5/11/chartex" xmlns:cx6="http://schemas.microsoft.com/office/drawing/2016/5/12/chartex" xmlns:cx7="http://schemas.microsoft.com/office/drawing/2016/5/13/chartex" xmlns:cx8="http://schemas.microsoft.com/office/drawing/2016/5/14/chartex" xmlns:mc="http://schemas.openxmlformats.org/markup-compatibility/2006" xmlns:aink="http://schemas.microsoft.com/office/drawing/2016/ink" xmlns:am3d="http://schemas.microsoft.com/office/drawing/2017/model3d" xmlns:o="urn:schemas-microsoft-com:office:office" xmlns:oel="http://schemas.microsoft.com/office/2019/extlst" xmlns:r="http://schemas.openxmlformats.org/officeDocument/2006/relationships" xmlns:m="http://schemas.openxmlformats.org/officeDocument/2006/math" xmlns:v="urn:schemas-microsoft-com:vml" xmlns:wp14="http://schemas.microsoft.com/office/word/2010/wordprocessingDrawing" xmlns:wp="http://schemas.openxmlformats.org/drawingml/2006/wordprocessingDrawing" xmlns:w10="urn:schemas-microsoft-com:office:word" xmlns:w="http://schemas.openxmlformats.org/wordprocessingml/2006/main" xmlns:w14="http://schemas.microsoft.com/office/word/2010/wordml" xmlns:w15="http://schemas.microsoft.com/office/word/2012/wordml" xmlns:w16cei="http://schemas.microsoft.com/office/word/2026/wordml/cei" xmlns:w16cex="http://schemas.microsoft.com/office/word/2018/wordml/cex" xmlns:w16cid="http://schemas.microsoft.com/office/word/2016/wordml/cid" xmlns:w16="http://schemas.microsoft.com/office/word/2018/wordml" xmlns:w16du="http://schemas.microsoft.com/office/word/2023/wordml/word16du" xmlns:w16sdtdh="http://schemas.microsoft.com/office/word/2020/wordml/sdtdatahash" xmlns:w16sdtfl="http://schemas.microsoft.com/office/word/2024/wordml/sdtformatlock" xmlns:w16se="http://schemas.microsoft.com/office/word/2015/wordml/symex" xmlns:wpg="http://schemas.microsoft.com/office/word/2010/wordprocessingGroup" xmlns:wpi="http://schemas.microsoft.com/office/word/2010/wordprocessingInk" xmlns:wne="http://schemas.microsoft.com/office/word/2006/wordml" xmlns:wps="http://schemas.microsoft.com/office/word/2010/wordprocessingShape" mc:Ignorable="w14 w15 w16se w16cid w16 w16cex w16sdtdh w16sdtfl w16du wp14">
+<w:numbering xmlns:wpc="http://schemas.microsoft.com/office/word/2010/wordprocessingCanvas" xmlns:cx="http://schemas.microsoft.com/office/drawing/2014/chartex" xmlns:cx1="http://schemas.microsoft.com/office/drawing/2015/9/8/chartex" xmlns:cx2="http://schemas.microsoft.com/office/drawing/2015/10/21/chartex" xmlns:cx3="http://schemas.microsoft.com/office/drawing/2016/5/9/chartex" xmlns:cx4="http://schemas.microsoft.com/office/drawing/2016/5/10/chartex" xmlns:cx5="http://schemas.microsoft.com/office/drawing/2016/5/11/chartex" xmlns:cx6="http://schemas.microsoft.com/office/drawing/2016/5/12/chartex" xmlns:cx7="http://schemas.microsoft.com/office/drawing/2016/5/13/chartex" xmlns:cx8="http://schemas.microsoft.com/office/drawing/2016/5/14/chartex" xmlns:mc="http://schemas.openxmlformats.org/markup-compatibility/2006" xmlns:aink="http://schemas.microsoft.com/office/drawing/2016/ink" xmlns:am3d="http://schemas.microsoft.com/office/drawing/2017/model3d" xmlns:o="urn:schemas-microsoft-com:office:office" xmlns:oel="http://schemas.microsoft.com/office/2019/extlst" xmlns:r="http://schemas.openxmlformats.org/officeDocument/2006/relationships" xmlns:m="http://schemas.openxmlformats.org/officeDocument/2006/math" xmlns:v="urn:schemas-microsoft-com:vml" xmlns:wp14="http://schemas.microsoft.com/office/word/2010/wordprocessingDrawing" xmlns:wp="http://schemas.openxmlformats.org/drawingml/2006/wordprocessingDrawing" xmlns:w10="urn:schemas-microsoft-com:office:word" xmlns:w="http://schemas.openxmlformats.org/wordprocessingml/2006/main" xmlns:w14="http://schemas.microsoft.com/office/word/2010/wordml" xmlns:w15="http://schemas.microsoft.com/office/word/2012/wordml" xmlns:w16cex="http://schemas.microsoft.com/office/word/2018/wordml/cex" xmlns:w16cid="http://schemas.microsoft.com/office/word/2016/wordml/cid" xmlns:w16="http://schemas.microsoft.com/office/word/2018/wordml" xmlns:w16du="http://schemas.microsoft.com/office/word/2023/wordml/word16du" xmlns:w16sdtdh="http://schemas.microsoft.com/office/word/2020/wordml/sdtdatahash" xmlns:w16sdtfl="http://schemas.microsoft.com/office/word/2024/wordml/sdtformatlock" xmlns:w16se="http://schemas.microsoft.com/office/word/2015/wordml/symex" xmlns:wpg="http://schemas.microsoft.com/office/word/2010/wordprocessingGroup" xmlns:wpi="http://schemas.microsoft.com/office/word/2010/wordprocessingInk" xmlns:wne="http://schemas.microsoft.com/office/word/2006/wordml" xmlns:wps="http://schemas.microsoft.com/office/word/2010/wordprocessingShape" mc:Ignorable="w14 w15 w16se w16cid w16 w16cex w16sdtdh w16sdtfl w16du wp14">
   <w:abstractNum w:abstractNumId="0" w15:restartNumberingAfterBreak="0">
     <w:nsid w:val="02ED5C14"/>
     <w:multiLevelType w:val="multilevel"/>
@@ -5001,6 +8568,119 @@
     </w:lvl>
   </w:abstractNum>
   <w:abstractNum w:abstractNumId="6" w15:restartNumberingAfterBreak="0">
+    <w:nsid w:val="0E33787B"/>
+    <w:multiLevelType w:val="multilevel"/>
+    <w:tmpl w:val="D05AC2D4"/>
+    <w:lvl w:ilvl="0">
+      <w:start w:val="1"/>
+      <w:numFmt w:val="decimal"/>
+      <w:lvlText w:val="%1."/>
+      <w:lvlJc w:val="left"/>
+      <w:pPr>
+        <w:tabs>
+          <w:tab w:val="num" w:pos="720"/>
+        </w:tabs>
+        <w:ind w:left="720" w:hanging="360"/>
+      </w:pPr>
+    </w:lvl>
+    <w:lvl w:ilvl="1" w:tentative="1">
+      <w:start w:val="1"/>
+      <w:numFmt w:val="decimal"/>
+      <w:lvlText w:val="%2."/>
+      <w:lvlJc w:val="left"/>
+      <w:pPr>
+        <w:tabs>
+          <w:tab w:val="num" w:pos="1440"/>
+        </w:tabs>
+        <w:ind w:left="1440" w:hanging="360"/>
+      </w:pPr>
+    </w:lvl>
+    <w:lvl w:ilvl="2" w:tentative="1">
+      <w:start w:val="1"/>
+      <w:numFmt w:val="decimal"/>
+      <w:lvlText w:val="%3."/>
+      <w:lvlJc w:val="left"/>
+      <w:pPr>
+        <w:tabs>
+          <w:tab w:val="num" w:pos="2160"/>
+        </w:tabs>
+        <w:ind w:left="2160" w:hanging="360"/>
+      </w:pPr>
+    </w:lvl>
+    <w:lvl w:ilvl="3" w:tentative="1">
+      <w:start w:val="1"/>
+      <w:numFmt w:val="decimal"/>
+      <w:lvlText w:val="%4."/>
+      <w:lvlJc w:val="left"/>
+      <w:pPr>
+        <w:tabs>
+          <w:tab w:val="num" w:pos="2880"/>
+        </w:tabs>
+        <w:ind w:left="2880" w:hanging="360"/>
+      </w:pPr>
+    </w:lvl>
+    <w:lvl w:ilvl="4" w:tentative="1">
+      <w:start w:val="1"/>
+      <w:numFmt w:val="decimal"/>
+      <w:lvlText w:val="%5."/>
+      <w:lvlJc w:val="left"/>
+      <w:pPr>
+        <w:tabs>
+          <w:tab w:val="num" w:pos="3600"/>
+        </w:tabs>
+        <w:ind w:left="3600" w:hanging="360"/>
+      </w:pPr>
+    </w:lvl>
+    <w:lvl w:ilvl="5" w:tentative="1">
+      <w:start w:val="1"/>
+      <w:numFmt w:val="decimal"/>
+      <w:lvlText w:val="%6."/>
+      <w:lvlJc w:val="left"/>
+      <w:pPr>
+        <w:tabs>
+          <w:tab w:val="num" w:pos="4320"/>
+        </w:tabs>
+        <w:ind w:left="4320" w:hanging="360"/>
+      </w:pPr>
+    </w:lvl>
+    <w:lvl w:ilvl="6" w:tentative="1">
+      <w:start w:val="1"/>
+      <w:numFmt w:val="decimal"/>
+      <w:lvlText w:val="%7."/>
+      <w:lvlJc w:val="left"/>
+      <w:pPr>
+        <w:tabs>
+          <w:tab w:val="num" w:pos="5040"/>
+        </w:tabs>
+        <w:ind w:left="5040" w:hanging="360"/>
+      </w:pPr>
+    </w:lvl>
+    <w:lvl w:ilvl="7" w:tentative="1">
+      <w:start w:val="1"/>
+      <w:numFmt w:val="decimal"/>
+      <w:lvlText w:val="%8."/>
+      <w:lvlJc w:val="left"/>
+      <w:pPr>
+        <w:tabs>
+          <w:tab w:val="num" w:pos="5760"/>
+        </w:tabs>
+        <w:ind w:left="5760" w:hanging="360"/>
+      </w:pPr>
+    </w:lvl>
+    <w:lvl w:ilvl="8" w:tentative="1">
+      <w:start w:val="1"/>
+      <w:numFmt w:val="decimal"/>
+      <w:lvlText w:val="%9."/>
+      <w:lvlJc w:val="left"/>
+      <w:pPr>
+        <w:tabs>
+          <w:tab w:val="num" w:pos="6480"/>
+        </w:tabs>
+        <w:ind w:left="6480" w:hanging="360"/>
+      </w:pPr>
+    </w:lvl>
+  </w:abstractNum>
+  <w:abstractNum w:abstractNumId="7" w15:restartNumberingAfterBreak="0">
     <w:nsid w:val="0F450F24"/>
     <w:multiLevelType w:val="multilevel"/>
     <w:tmpl w:val="F3B4D0D6"/>
@@ -5149,7 +8829,7 @@
       </w:rPr>
     </w:lvl>
   </w:abstractNum>
-  <w:abstractNum w:abstractNumId="7" w15:restartNumberingAfterBreak="0">
+  <w:abstractNum w:abstractNumId="8" w15:restartNumberingAfterBreak="0">
     <w:nsid w:val="102342A9"/>
     <w:multiLevelType w:val="multilevel"/>
     <w:tmpl w:val="0E24DE94"/>
@@ -5262,7 +8942,156 @@
       </w:pPr>
     </w:lvl>
   </w:abstractNum>
-  <w:abstractNum w:abstractNumId="8" w15:restartNumberingAfterBreak="0">
+  <w:abstractNum w:abstractNumId="9" w15:restartNumberingAfterBreak="0">
+    <w:nsid w:val="137470E8"/>
+    <w:multiLevelType w:val="multilevel"/>
+    <w:tmpl w:val="A0A688CC"/>
+    <w:lvl w:ilvl="0">
+      <w:start w:val="1"/>
+      <w:numFmt w:val="bullet"/>
+      <w:lvlText w:val=""/>
+      <w:lvlJc w:val="left"/>
+      <w:pPr>
+        <w:tabs>
+          <w:tab w:val="num" w:pos="720"/>
+        </w:tabs>
+        <w:ind w:left="720" w:hanging="360"/>
+      </w:pPr>
+      <w:rPr>
+        <w:rFonts w:ascii="Symbol" w:hAnsi="Symbol" w:hint="default"/>
+        <w:sz w:val="20"/>
+      </w:rPr>
+    </w:lvl>
+    <w:lvl w:ilvl="1" w:tentative="1">
+      <w:start w:val="1"/>
+      <w:numFmt w:val="bullet"/>
+      <w:lvlText w:val="o"/>
+      <w:lvlJc w:val="left"/>
+      <w:pPr>
+        <w:tabs>
+          <w:tab w:val="num" w:pos="1440"/>
+        </w:tabs>
+        <w:ind w:left="1440" w:hanging="360"/>
+      </w:pPr>
+      <w:rPr>
+        <w:rFonts w:ascii="Courier New" w:hAnsi="Courier New" w:hint="default"/>
+        <w:sz w:val="20"/>
+      </w:rPr>
+    </w:lvl>
+    <w:lvl w:ilvl="2" w:tentative="1">
+      <w:start w:val="1"/>
+      <w:numFmt w:val="bullet"/>
+      <w:lvlText w:val=""/>
+      <w:lvlJc w:val="left"/>
+      <w:pPr>
+        <w:tabs>
+          <w:tab w:val="num" w:pos="2160"/>
+        </w:tabs>
+        <w:ind w:left="2160" w:hanging="360"/>
+      </w:pPr>
+      <w:rPr>
+        <w:rFonts w:ascii="Wingdings" w:hAnsi="Wingdings" w:hint="default"/>
+        <w:sz w:val="20"/>
+      </w:rPr>
+    </w:lvl>
+    <w:lvl w:ilvl="3" w:tentative="1">
+      <w:start w:val="1"/>
+      <w:numFmt w:val="bullet"/>
+      <w:lvlText w:val=""/>
+      <w:lvlJc w:val="left"/>
+      <w:pPr>
+        <w:tabs>
+          <w:tab w:val="num" w:pos="2880"/>
+        </w:tabs>
+        <w:ind w:left="2880" w:hanging="360"/>
+      </w:pPr>
+      <w:rPr>
+        <w:rFonts w:ascii="Wingdings" w:hAnsi="Wingdings" w:hint="default"/>
+        <w:sz w:val="20"/>
+      </w:rPr>
+    </w:lvl>
+    <w:lvl w:ilvl="4" w:tentative="1">
+      <w:start w:val="1"/>
+      <w:numFmt w:val="bullet"/>
+      <w:lvlText w:val=""/>
+      <w:lvlJc w:val="left"/>
+      <w:pPr>
+        <w:tabs>
+          <w:tab w:val="num" w:pos="3600"/>
+        </w:tabs>
+        <w:ind w:left="3600" w:hanging="360"/>
+      </w:pPr>
+      <w:rPr>
+        <w:rFonts w:ascii="Wingdings" w:hAnsi="Wingdings" w:hint="default"/>
+        <w:sz w:val="20"/>
+      </w:rPr>
+    </w:lvl>
+    <w:lvl w:ilvl="5" w:tentative="1">
+      <w:start w:val="1"/>
+      <w:numFmt w:val="bullet"/>
+      <w:lvlText w:val=""/>
+      <w:lvlJc w:val="left"/>
+      <w:pPr>
+        <w:tabs>
+          <w:tab w:val="num" w:pos="4320"/>
+        </w:tabs>
+        <w:ind w:left="4320" w:hanging="360"/>
+      </w:pPr>
+      <w:rPr>
+        <w:rFonts w:ascii="Wingdings" w:hAnsi="Wingdings" w:hint="default"/>
+        <w:sz w:val="20"/>
+      </w:rPr>
+    </w:lvl>
+    <w:lvl w:ilvl="6" w:tentative="1">
+      <w:start w:val="1"/>
+      <w:numFmt w:val="bullet"/>
+      <w:lvlText w:val=""/>
+      <w:lvlJc w:val="left"/>
+      <w:pPr>
+        <w:tabs>
+          <w:tab w:val="num" w:pos="5040"/>
+        </w:tabs>
+        <w:ind w:left="5040" w:hanging="360"/>
+      </w:pPr>
+      <w:rPr>
+        <w:rFonts w:ascii="Wingdings" w:hAnsi="Wingdings" w:hint="default"/>
+        <w:sz w:val="20"/>
+      </w:rPr>
+    </w:lvl>
+    <w:lvl w:ilvl="7" w:tentative="1">
+      <w:start w:val="1"/>
+      <w:numFmt w:val="bullet"/>
+      <w:lvlText w:val=""/>
+      <w:lvlJc w:val="left"/>
+      <w:pPr>
+        <w:tabs>
+          <w:tab w:val="num" w:pos="5760"/>
+        </w:tabs>
+        <w:ind w:left="5760" w:hanging="360"/>
+      </w:pPr>
+      <w:rPr>
+        <w:rFonts w:ascii="Wingdings" w:hAnsi="Wingdings" w:hint="default"/>
+        <w:sz w:val="20"/>
+      </w:rPr>
+    </w:lvl>
+    <w:lvl w:ilvl="8" w:tentative="1">
+      <w:start w:val="1"/>
+      <w:numFmt w:val="bullet"/>
+      <w:lvlText w:val=""/>
+      <w:lvlJc w:val="left"/>
+      <w:pPr>
+        <w:tabs>
+          <w:tab w:val="num" w:pos="6480"/>
+        </w:tabs>
+        <w:ind w:left="6480" w:hanging="360"/>
+      </w:pPr>
+      <w:rPr>
+        <w:rFonts w:ascii="Wingdings" w:hAnsi="Wingdings" w:hint="default"/>
+        <w:sz w:val="20"/>
+      </w:rPr>
+    </w:lvl>
+  </w:abstractNum>
+  <w:abstractNum w:abstractNumId="10" w15:restartNumberingAfterBreak="0">
     <w:nsid w:val="14E412E5"/>
     <w:multiLevelType w:val="multilevel"/>
     <w:tmpl w:val="31FCFC82"/>
@@ -5411,7 +9240,7 @@
       </w:rPr>
     </w:lvl>
   </w:abstractNum>
-  <w:abstractNum w:abstractNumId="9" w15:restartNumberingAfterBreak="0">
+  <w:abstractNum w:abstractNumId="11" w15:restartNumberingAfterBreak="0">
     <w:nsid w:val="185D6541"/>
     <w:multiLevelType w:val="multilevel"/>
     <w:tmpl w:val="8A741568"/>
@@ -5560,7 +9389,7 @@
       </w:rPr>
     </w:lvl>
   </w:abstractNum>
-  <w:abstractNum w:abstractNumId="10" w15:restartNumberingAfterBreak="0">
+  <w:abstractNum w:abstractNumId="12" w15:restartNumberingAfterBreak="0">
     <w:nsid w:val="1F3F7A64"/>
     <w:multiLevelType w:val="multilevel"/>
     <w:tmpl w:val="35FA207A"/>
@@ -5709,7 +9538,7 @@
       </w:rPr>
     </w:lvl>
   </w:abstractNum>
-  <w:abstractNum w:abstractNumId="11" w15:restartNumberingAfterBreak="0">
+  <w:abstractNum w:abstractNumId="13" w15:restartNumberingAfterBreak="0">
     <w:nsid w:val="27FB7FB2"/>
     <w:multiLevelType w:val="multilevel"/>
     <w:tmpl w:val="4420FA70"/>
@@ -5858,7 +9687,7 @@
       </w:rPr>
     </w:lvl>
   </w:abstractNum>
-  <w:abstractNum w:abstractNumId="12" w15:restartNumberingAfterBreak="0">
+  <w:abstractNum w:abstractNumId="14" w15:restartNumberingAfterBreak="0">
     <w:nsid w:val="339C18EA"/>
     <w:multiLevelType w:val="multilevel"/>
     <w:tmpl w:val="013E2660"/>
@@ -5971,7 +9800,156 @@
       </w:pPr>
     </w:lvl>
   </w:abstractNum>
-  <w:abstractNum w:abstractNumId="13" w15:restartNumberingAfterBreak="0">
+  <w:abstractNum w:abstractNumId="15" w15:restartNumberingAfterBreak="0">
+    <w:nsid w:val="36A63C2F"/>
+    <w:multiLevelType w:val="multilevel"/>
+    <w:tmpl w:val="4A3EA362"/>
+    <w:lvl w:ilvl="0">
+      <w:start w:val="1"/>
+      <w:numFmt w:val="bullet"/>
+      <w:lvlText w:val=""/>
+      <w:lvlJc w:val="left"/>
+      <w:pPr>
+        <w:tabs>
+          <w:tab w:val="num" w:pos="720"/>
+        </w:tabs>
+        <w:ind w:left="720" w:hanging="360"/>
+      </w:pPr>
+      <w:rPr>
+        <w:rFonts w:ascii="Symbol" w:hAnsi="Symbol" w:hint="default"/>
+        <w:sz w:val="20"/>
+      </w:rPr>
+    </w:lvl>
+    <w:lvl w:ilvl="1" w:tentative="1">
+      <w:start w:val="1"/>
+      <w:numFmt w:val="bullet"/>
+      <w:lvlText w:val="o"/>
+      <w:lvlJc w:val="left"/>
+      <w:pPr>
+        <w:tabs>
+          <w:tab w:val="num" w:pos="1440"/>
+        </w:tabs>
+        <w:ind w:left="1440" w:hanging="360"/>
+      </w:pPr>
+      <w:rPr>
+        <w:rFonts w:ascii="Courier New" w:hAnsi="Courier New" w:hint="default"/>
+        <w:sz w:val="20"/>
+      </w:rPr>
+    </w:lvl>
+    <w:lvl w:ilvl="2" w:tentative="1">
+      <w:start w:val="1"/>
+      <w:numFmt w:val="bullet"/>
+      <w:lvlText w:val=""/>
+      <w:lvlJc w:val="left"/>
+      <w:pPr>
+        <w:tabs>
+          <w:tab w:val="num" w:pos="2160"/>
+        </w:tabs>
+        <w:ind w:left="2160" w:hanging="360"/>
+      </w:pPr>
+      <w:rPr>
+        <w:rFonts w:ascii="Wingdings" w:hAnsi="Wingdings" w:hint="default"/>
+        <w:sz w:val="20"/>
+      </w:rPr>
+    </w:lvl>
+    <w:lvl w:ilvl="3" w:tentative="1">
+      <w:start w:val="1"/>
+      <w:numFmt w:val="bullet"/>
+      <w:lvlText w:val=""/>
+      <w:lvlJc w:val="left"/>
+      <w:pPr>
+        <w:tabs>
+          <w:tab w:val="num" w:pos="2880"/>
+        </w:tabs>
+        <w:ind w:left="2880" w:hanging="360"/>
+      </w:pPr>
+      <w:rPr>
+        <w:rFonts w:ascii="Wingdings" w:hAnsi="Wingdings" w:hint="default"/>
+        <w:sz w:val="20"/>
+      </w:rPr>
+    </w:lvl>
+    <w:lvl w:ilvl="4" w:tentative="1">
+      <w:start w:val="1"/>
+      <w:numFmt w:val="bullet"/>
+      <w:lvlText w:val=""/>
+      <w:lvlJc w:val="left"/>
+      <w:pPr>
+        <w:tabs>
+          <w:tab w:val="num" w:pos="3600"/>
+        </w:tabs>
+        <w:ind w:left="3600" w:hanging="360"/>
+      </w:pPr>
+      <w:rPr>
+        <w:rFonts w:ascii="Wingdings" w:hAnsi="Wingdings" w:hint="default"/>
+        <w:sz w:val="20"/>
+      </w:rPr>
+    </w:lvl>
+    <w:lvl w:ilvl="5" w:tentative="1">
+      <w:start w:val="1"/>
+      <w:numFmt w:val="bullet"/>
+      <w:lvlText w:val=""/>
+      <w:lvlJc w:val="left"/>
+      <w:pPr>
+        <w:tabs>
+          <w:tab w:val="num" w:pos="4320"/>
+        </w:tabs>
+        <w:ind w:left="4320" w:hanging="360"/>
+      </w:pPr>
+      <w:rPr>
+        <w:rFonts w:ascii="Wingdings" w:hAnsi="Wingdings" w:hint="default"/>
+        <w:sz w:val="20"/>
+      </w:rPr>
+    </w:lvl>
+    <w:lvl w:ilvl="6" w:tentative="1">
+      <w:start w:val="1"/>
+      <w:numFmt w:val="bullet"/>
+      <w:lvlText w:val=""/>
+      <w:lvlJc w:val="left"/>
+      <w:pPr>
+        <w:tabs>
+          <w:tab w:val="num" w:pos="5040"/>
+        </w:tabs>
+        <w:ind w:left="5040" w:hanging="360"/>
+      </w:pPr>
+      <w:rPr>
+        <w:rFonts w:ascii="Wingdings" w:hAnsi="Wingdings" w:hint="default"/>
+        <w:sz w:val="20"/>
+      </w:rPr>
+    </w:lvl>
+    <w:lvl w:ilvl="7" w:tentative="1">
+      <w:start w:val="1"/>
+      <w:numFmt w:val="bullet"/>
+      <w:lvlText w:val=""/>
+      <w:lvlJc w:val="left"/>
+      <w:pPr>
+        <w:tabs>
+          <w:tab w:val="num" w:pos="5760"/>
+        </w:tabs>
+        <w:ind w:left="5760" w:hanging="360"/>
+      </w:pPr>
+      <w:rPr>
+        <w:rFonts w:ascii="Wingdings" w:hAnsi="Wingdings" w:hint="default"/>
+        <w:sz w:val="20"/>
+      </w:rPr>
+    </w:lvl>
+    <w:lvl w:ilvl="8" w:tentative="1">
+      <w:start w:val="1"/>
+      <w:numFmt w:val="bullet"/>
+      <w:lvlText w:val=""/>
+      <w:lvlJc w:val="left"/>
+      <w:pPr>
+        <w:tabs>
+          <w:tab w:val="num" w:pos="6480"/>
+        </w:tabs>
+        <w:ind w:left="6480" w:hanging="360"/>
+      </w:pPr>
+      <w:rPr>
+        <w:rFonts w:ascii="Wingdings" w:hAnsi="Wingdings" w:hint="default"/>
+        <w:sz w:val="20"/>
+      </w:rPr>
+    </w:lvl>
+  </w:abstractNum>
+  <w:abstractNum w:abstractNumId="16" w15:restartNumberingAfterBreak="0">
     <w:nsid w:val="37A5614E"/>
     <w:multiLevelType w:val="multilevel"/>
     <w:tmpl w:val="84F4253A"/>
@@ -6120,7 +10098,7 @@
       </w:rPr>
     </w:lvl>
   </w:abstractNum>
-  <w:abstractNum w:abstractNumId="14" w15:restartNumberingAfterBreak="0">
+  <w:abstractNum w:abstractNumId="17" w15:restartNumberingAfterBreak="0">
     <w:nsid w:val="38817CDA"/>
     <w:multiLevelType w:val="multilevel"/>
     <w:tmpl w:val="17E4D51E"/>
@@ -6269,7 +10247,156 @@
       </w:rPr>
     </w:lvl>
   </w:abstractNum>
-  <w:abstractNum w:abstractNumId="15" w15:restartNumberingAfterBreak="0">
+  <w:abstractNum w:abstractNumId="18" w15:restartNumberingAfterBreak="0">
+    <w:nsid w:val="42631583"/>
+    <w:multiLevelType w:val="multilevel"/>
+    <w:tmpl w:val="02E8C416"/>
+    <w:lvl w:ilvl="0">
+      <w:start w:val="1"/>
+      <w:numFmt w:val="bullet"/>
+      <w:lvlText w:val=""/>
+      <w:lvlJc w:val="left"/>
+      <w:pPr>
+        <w:tabs>
+          <w:tab w:val="num" w:pos="720"/>
+        </w:tabs>
+        <w:ind w:left="720" w:hanging="360"/>
+      </w:pPr>
+      <w:rPr>
+        <w:rFonts w:ascii="Symbol" w:hAnsi="Symbol" w:hint="default"/>
+        <w:sz w:val="20"/>
+      </w:rPr>
+    </w:lvl>
+    <w:lvl w:ilvl="1" w:tentative="1">
+      <w:start w:val="1"/>
+      <w:numFmt w:val="bullet"/>
+      <w:lvlText w:val="o"/>
+      <w:lvlJc w:val="left"/>
+      <w:pPr>
+        <w:tabs>
+          <w:tab w:val="num" w:pos="1440"/>
+        </w:tabs>
+        <w:ind w:left="1440" w:hanging="360"/>
+      </w:pPr>
+      <w:rPr>
+        <w:rFonts w:ascii="Courier New" w:hAnsi="Courier New" w:hint="default"/>
+        <w:sz w:val="20"/>
+      </w:rPr>
+    </w:lvl>
+    <w:lvl w:ilvl="2" w:tentative="1">
+      <w:start w:val="1"/>
+      <w:numFmt w:val="bullet"/>
+      <w:lvlText w:val=""/>
+      <w:lvlJc w:val="left"/>
+      <w:pPr>
+        <w:tabs>
+          <w:tab w:val="num" w:pos="2160"/>
+        </w:tabs>
+        <w:ind w:left="2160" w:hanging="360"/>
+      </w:pPr>
+      <w:rPr>
+        <w:rFonts w:ascii="Wingdings" w:hAnsi="Wingdings" w:hint="default"/>
+        <w:sz w:val="20"/>
+      </w:rPr>
+    </w:lvl>
+    <w:lvl w:ilvl="3" w:tentative="1">
+      <w:start w:val="1"/>
+      <w:numFmt w:val="bullet"/>
+      <w:lvlText w:val=""/>
+      <w:lvlJc w:val="left"/>
+      <w:pPr>
+        <w:tabs>
+          <w:tab w:val="num" w:pos="2880"/>
+        </w:tabs>
+        <w:ind w:left="2880" w:hanging="360"/>
+      </w:pPr>
+      <w:rPr>
+        <w:rFonts w:ascii="Wingdings" w:hAnsi="Wingdings" w:hint="default"/>
+        <w:sz w:val="20"/>
+      </w:rPr>
+    </w:lvl>
+    <w:lvl w:ilvl="4" w:tentative="1">
+      <w:start w:val="1"/>
+      <w:numFmt w:val="bullet"/>
+      <w:lvlText w:val=""/>
+      <w:lvlJc w:val="left"/>
+      <w:pPr>
+        <w:tabs>
+          <w:tab w:val="num" w:pos="3600"/>
+        </w:tabs>
+        <w:ind w:left="3600" w:hanging="360"/>
+      </w:pPr>
+      <w:rPr>
+        <w:rFonts w:ascii="Wingdings" w:hAnsi="Wingdings" w:hint="default"/>
+        <w:sz w:val="20"/>
+      </w:rPr>
+    </w:lvl>
+    <w:lvl w:ilvl="5" w:tentative="1">
+      <w:start w:val="1"/>
+      <w:numFmt w:val="bullet"/>
+      <w:lvlText w:val=""/>
+      <w:lvlJc w:val="left"/>
+      <w:pPr>
+        <w:tabs>
+          <w:tab w:val="num" w:pos="4320"/>
+        </w:tabs>
+        <w:ind w:left="4320" w:hanging="360"/>
+      </w:pPr>
+      <w:rPr>
+        <w:rFonts w:ascii="Wingdings" w:hAnsi="Wingdings" w:hint="default"/>
+        <w:sz w:val="20"/>
+      </w:rPr>
+    </w:lvl>
+    <w:lvl w:ilvl="6" w:tentative="1">
+      <w:start w:val="1"/>
+      <w:numFmt w:val="bullet"/>
+      <w:lvlText w:val=""/>
+      <w:lvlJc w:val="left"/>
+      <w:pPr>
+        <w:tabs>
+          <w:tab w:val="num" w:pos="5040"/>
+        </w:tabs>
+        <w:ind w:left="5040" w:hanging="360"/>
+      </w:pPr>
+      <w:rPr>
+        <w:rFonts w:ascii="Wingdings" w:hAnsi="Wingdings" w:hint="default"/>
+        <w:sz w:val="20"/>
+      </w:rPr>
+    </w:lvl>
+    <w:lvl w:ilvl="7" w:tentative="1">
+      <w:start w:val="1"/>
+      <w:numFmt w:val="bullet"/>
+      <w:lvlText w:val=""/>
+      <w:lvlJc w:val="left"/>
+      <w:pPr>
+        <w:tabs>
+          <w:tab w:val="num" w:pos="5760"/>
+        </w:tabs>
+        <w:ind w:left="5760" w:hanging="360"/>
+      </w:pPr>
+      <w:rPr>
+        <w:rFonts w:ascii="Wingdings" w:hAnsi="Wingdings" w:hint="default"/>
+        <w:sz w:val="20"/>
+      </w:rPr>
+    </w:lvl>
+    <w:lvl w:ilvl="8" w:tentative="1">
+      <w:start w:val="1"/>
+      <w:numFmt w:val="bullet"/>
+      <w:lvlText w:val=""/>
+      <w:lvlJc w:val="left"/>
+      <w:pPr>
+        <w:tabs>
+          <w:tab w:val="num" w:pos="6480"/>
+        </w:tabs>
+        <w:ind w:left="6480" w:hanging="360"/>
+      </w:pPr>
+      <w:rPr>
+        <w:rFonts w:ascii="Wingdings" w:hAnsi="Wingdings" w:hint="default"/>
+        <w:sz w:val="20"/>
+      </w:rPr>
+    </w:lvl>
+  </w:abstractNum>
+  <w:abstractNum w:abstractNumId="19" w15:restartNumberingAfterBreak="0">
     <w:nsid w:val="4831479C"/>
     <w:multiLevelType w:val="multilevel"/>
     <w:tmpl w:val="E9DE728E"/>
@@ -6382,7 +10509,156 @@
       </w:pPr>
     </w:lvl>
   </w:abstractNum>
-  <w:abstractNum w:abstractNumId="16" w15:restartNumberingAfterBreak="0">
+  <w:abstractNum w:abstractNumId="20" w15:restartNumberingAfterBreak="0">
+    <w:nsid w:val="48BD45A4"/>
+    <w:multiLevelType w:val="multilevel"/>
+    <w:tmpl w:val="F064F0C0"/>
+    <w:lvl w:ilvl="0">
+      <w:start w:val="1"/>
+      <w:numFmt w:val="bullet"/>
+      <w:lvlText w:val=""/>
+      <w:lvlJc w:val="left"/>
+      <w:pPr>
+        <w:tabs>
+          <w:tab w:val="num" w:pos="720"/>
+        </w:tabs>
+        <w:ind w:left="720" w:hanging="360"/>
+      </w:pPr>
+      <w:rPr>
+        <w:rFonts w:ascii="Symbol" w:hAnsi="Symbol" w:hint="default"/>
+        <w:sz w:val="20"/>
+      </w:rPr>
+    </w:lvl>
+    <w:lvl w:ilvl="1" w:tentative="1">
+      <w:start w:val="1"/>
+      <w:numFmt w:val="bullet"/>
+      <w:lvlText w:val="o"/>
+      <w:lvlJc w:val="left"/>
+      <w:pPr>
+        <w:tabs>
+          <w:tab w:val="num" w:pos="1440"/>
+        </w:tabs>
+        <w:ind w:left="1440" w:hanging="360"/>
+      </w:pPr>
+      <w:rPr>
+        <w:rFonts w:ascii="Courier New" w:hAnsi="Courier New" w:hint="default"/>
+        <w:sz w:val="20"/>
+      </w:rPr>
+    </w:lvl>
+    <w:lvl w:ilvl="2" w:tentative="1">
+      <w:start w:val="1"/>
+      <w:numFmt w:val="bullet"/>
+      <w:lvlText w:val=""/>
+      <w:lvlJc w:val="left"/>
+      <w:pPr>
+        <w:tabs>
+          <w:tab w:val="num" w:pos="2160"/>
+        </w:tabs>
+        <w:ind w:left="2160" w:hanging="360"/>
+      </w:pPr>
+      <w:rPr>
+        <w:rFonts w:ascii="Wingdings" w:hAnsi="Wingdings" w:hint="default"/>
+        <w:sz w:val="20"/>
+      </w:rPr>
+    </w:lvl>
+    <w:lvl w:ilvl="3" w:tentative="1">
+      <w:start w:val="1"/>
+      <w:numFmt w:val="bullet"/>
+      <w:lvlText w:val=""/>
+      <w:lvlJc w:val="left"/>
+      <w:pPr>
+        <w:tabs>
+          <w:tab w:val="num" w:pos="2880"/>
+        </w:tabs>
+        <w:ind w:left="2880" w:hanging="360"/>
+      </w:pPr>
+      <w:rPr>
+        <w:rFonts w:ascii="Wingdings" w:hAnsi="Wingdings" w:hint="default"/>
+        <w:sz w:val="20"/>
+      </w:rPr>
+    </w:lvl>
+    <w:lvl w:ilvl="4" w:tentative="1">
+      <w:start w:val="1"/>
+      <w:numFmt w:val="bullet"/>
+      <w:lvlText w:val=""/>
+      <w:lvlJc w:val="left"/>
+      <w:pPr>
+        <w:tabs>
+          <w:tab w:val="num" w:pos="3600"/>
+        </w:tabs>
+        <w:ind w:left="3600" w:hanging="360"/>
+      </w:pPr>
+      <w:rPr>
+        <w:rFonts w:ascii="Wingdings" w:hAnsi="Wingdings" w:hint="default"/>
+        <w:sz w:val="20"/>
+      </w:rPr>
+    </w:lvl>
+    <w:lvl w:ilvl="5" w:tentative="1">
+      <w:start w:val="1"/>
+      <w:numFmt w:val="bullet"/>
+      <w:lvlText w:val=""/>
+      <w:lvlJc w:val="left"/>
+      <w:pPr>
+        <w:tabs>
+          <w:tab w:val="num" w:pos="4320"/>
+        </w:tabs>
+        <w:ind w:left="4320" w:hanging="360"/>
+      </w:pPr>
+      <w:rPr>
+        <w:rFonts w:ascii="Wingdings" w:hAnsi="Wingdings" w:hint="default"/>
+        <w:sz w:val="20"/>
+      </w:rPr>
+    </w:lvl>
+    <w:lvl w:ilvl="6" w:tentative="1">
+      <w:start w:val="1"/>
+      <w:numFmt w:val="bullet"/>
+      <w:lvlText w:val=""/>
+      <w:lvlJc w:val="left"/>
+      <w:pPr>
+        <w:tabs>
+          <w:tab w:val="num" w:pos="5040"/>
+        </w:tabs>
+        <w:ind w:left="5040" w:hanging="360"/>
+      </w:pPr>
+      <w:rPr>
+        <w:rFonts w:ascii="Wingdings" w:hAnsi="Wingdings" w:hint="default"/>
+        <w:sz w:val="20"/>
+      </w:rPr>
+    </w:lvl>
+    <w:lvl w:ilvl="7" w:tentative="1">
+      <w:start w:val="1"/>
+      <w:numFmt w:val="bullet"/>
+      <w:lvlText w:val=""/>
+      <w:lvlJc w:val="left"/>
+      <w:pPr>
+        <w:tabs>
+          <w:tab w:val="num" w:pos="5760"/>
+        </w:tabs>
+        <w:ind w:left="5760" w:hanging="360"/>
+      </w:pPr>
+      <w:rPr>
+        <w:rFonts w:ascii="Wingdings" w:hAnsi="Wingdings" w:hint="default"/>
+        <w:sz w:val="20"/>
+      </w:rPr>
+    </w:lvl>
+    <w:lvl w:ilvl="8" w:tentative="1">
+      <w:start w:val="1"/>
+      <w:numFmt w:val="bullet"/>
+      <w:lvlText w:val=""/>
+      <w:lvlJc w:val="left"/>
+      <w:pPr>
+        <w:tabs>
+          <w:tab w:val="num" w:pos="6480"/>
+        </w:tabs>
+        <w:ind w:left="6480" w:hanging="360"/>
+      </w:pPr>
+      <w:rPr>
+        <w:rFonts w:ascii="Wingdings" w:hAnsi="Wingdings" w:hint="default"/>
+        <w:sz w:val="20"/>
+      </w:rPr>
+    </w:lvl>
+  </w:abstractNum>
+  <w:abstractNum w:abstractNumId="21" w15:restartNumberingAfterBreak="0">
     <w:nsid w:val="4BFC58A7"/>
     <w:multiLevelType w:val="hybridMultilevel"/>
     <w:tmpl w:val="311E9FFC"/>
@@ -6471,7 +10747,7 @@
       </w:pPr>
     </w:lvl>
   </w:abstractNum>
-  <w:abstractNum w:abstractNumId="17" w15:restartNumberingAfterBreak="0">
+  <w:abstractNum w:abstractNumId="22" w15:restartNumberingAfterBreak="0">
     <w:nsid w:val="4C423AF4"/>
     <w:multiLevelType w:val="multilevel"/>
     <w:tmpl w:val="A9D0414A"/>
@@ -6584,7 +10860,7 @@
       </w:pPr>
     </w:lvl>
   </w:abstractNum>
-  <w:abstractNum w:abstractNumId="18" w15:restartNumberingAfterBreak="0">
+  <w:abstractNum w:abstractNumId="23" w15:restartNumberingAfterBreak="0">
     <w:nsid w:val="4E1D7533"/>
     <w:multiLevelType w:val="multilevel"/>
     <w:tmpl w:val="0B08A358"/>
@@ -6697,7 +10973,269 @@
       </w:pPr>
     </w:lvl>
   </w:abstractNum>
-  <w:abstractNum w:abstractNumId="19" w15:restartNumberingAfterBreak="0">
+  <w:abstractNum w:abstractNumId="24" w15:restartNumberingAfterBreak="0">
+    <w:nsid w:val="4F400786"/>
+    <w:multiLevelType w:val="multilevel"/>
+    <w:tmpl w:val="98B600EC"/>
+    <w:lvl w:ilvl="0">
+      <w:start w:val="1"/>
+      <w:numFmt w:val="bullet"/>
+      <w:lvlText w:val=""/>
+      <w:lvlJc w:val="left"/>
+      <w:pPr>
+        <w:tabs>
+          <w:tab w:val="num" w:pos="720"/>
+        </w:tabs>
+        <w:ind w:left="720" w:hanging="360"/>
+      </w:pPr>
+      <w:rPr>
+        <w:rFonts w:ascii="Symbol" w:hAnsi="Symbol" w:hint="default"/>
+        <w:sz w:val="20"/>
+      </w:rPr>
+    </w:lvl>
+    <w:lvl w:ilvl="1" w:tentative="1">
+      <w:start w:val="1"/>
+      <w:numFmt w:val="bullet"/>
+      <w:lvlText w:val="o"/>
+      <w:lvlJc w:val="left"/>
+      <w:pPr>
+        <w:tabs>
+          <w:tab w:val="num" w:pos="1440"/>
+        </w:tabs>
+        <w:ind w:left="1440" w:hanging="360"/>
+      </w:pPr>
+      <w:rPr>
+        <w:rFonts w:ascii="Courier New" w:hAnsi="Courier New" w:hint="default"/>
+        <w:sz w:val="20"/>
+      </w:rPr>
+    </w:lvl>
+    <w:lvl w:ilvl="2" w:tentative="1">
+      <w:start w:val="1"/>
+      <w:numFmt w:val="bullet"/>
+      <w:lvlText w:val=""/>
+      <w:lvlJc w:val="left"/>
+      <w:pPr>
+        <w:tabs>
+          <w:tab w:val="num" w:pos="2160"/>
+        </w:tabs>
+        <w:ind w:left="2160" w:hanging="360"/>
+      </w:pPr>
+      <w:rPr>
+        <w:rFonts w:ascii="Wingdings" w:hAnsi="Wingdings" w:hint="default"/>
+        <w:sz w:val="20"/>
+      </w:rPr>
+    </w:lvl>
+    <w:lvl w:ilvl="3" w:tentative="1">
+      <w:start w:val="1"/>
+      <w:numFmt w:val="bullet"/>
+      <w:lvlText w:val=""/>
+      <w:lvlJc w:val="left"/>
+      <w:pPr>
+        <w:tabs>
+          <w:tab w:val="num" w:pos="2880"/>
+        </w:tabs>
+        <w:ind w:left="2880" w:hanging="360"/>
+      </w:pPr>
+      <w:rPr>
+        <w:rFonts w:ascii="Wingdings" w:hAnsi="Wingdings" w:hint="default"/>
+        <w:sz w:val="20"/>
+      </w:rPr>
+    </w:lvl>
+    <w:lvl w:ilvl="4" w:tentative="1">
+      <w:start w:val="1"/>
+      <w:numFmt w:val="bullet"/>
+      <w:lvlText w:val=""/>
+      <w:lvlJc w:val="left"/>
+      <w:pPr>
+        <w:tabs>
+          <w:tab w:val="num" w:pos="3600"/>
+        </w:tabs>
+        <w:ind w:left="3600" w:hanging="360"/>
+      </w:pPr>
+      <w:rPr>
+        <w:rFonts w:ascii="Wingdings" w:hAnsi="Wingdings" w:hint="default"/>
+        <w:sz w:val="20"/>
+      </w:rPr>
+    </w:lvl>
+    <w:lvl w:ilvl="5" w:tentative="1">
+      <w:start w:val="1"/>
+      <w:numFmt w:val="bullet"/>
+      <w:lvlText w:val=""/>
+      <w:lvlJc w:val="left"/>
+      <w:pPr>
+        <w:tabs>
+          <w:tab w:val="num" w:pos="4320"/>
+        </w:tabs>
+        <w:ind w:left="4320" w:hanging="360"/>
+      </w:pPr>
+      <w:rPr>
+        <w:rFonts w:ascii="Wingdings" w:hAnsi="Wingdings" w:hint="default"/>
+        <w:sz w:val="20"/>
+      </w:rPr>
+    </w:lvl>
+    <w:lvl w:ilvl="6" w:tentative="1">
+      <w:start w:val="1"/>
+      <w:numFmt w:val="bullet"/>
+      <w:lvlText w:val=""/>
+      <w:lvlJc w:val="left"/>
+      <w:pPr>
+        <w:tabs>
+          <w:tab w:val="num" w:pos="5040"/>
+        </w:tabs>
+        <w:ind w:left="5040" w:hanging="360"/>
+      </w:pPr>
+      <w:rPr>
+        <w:rFonts w:ascii="Wingdings" w:hAnsi="Wingdings" w:hint="default"/>
+        <w:sz w:val="20"/>
+      </w:rPr>
+    </w:lvl>
+    <w:lvl w:ilvl="7" w:tentative="1">
+      <w:start w:val="1"/>
+      <w:numFmt w:val="bullet"/>
+      <w:lvlText w:val=""/>
+      <w:lvlJc w:val="left"/>
+      <w:pPr>
+        <w:tabs>
+          <w:tab w:val="num" w:pos="5760"/>
+        </w:tabs>
+        <w:ind w:left="5760" w:hanging="360"/>
+      </w:pPr>
+      <w:rPr>
+        <w:rFonts w:ascii="Wingdings" w:hAnsi="Wingdings" w:hint="default"/>
+        <w:sz w:val="20"/>
+      </w:rPr>
+    </w:lvl>
+    <w:lvl w:ilvl="8" w:tentative="1">
+      <w:start w:val="1"/>
+      <w:numFmt w:val="bullet"/>
+      <w:lvlText w:val=""/>
+      <w:lvlJc w:val="left"/>
+      <w:pPr>
+        <w:tabs>
+          <w:tab w:val="num" w:pos="6480"/>
+        </w:tabs>
+        <w:ind w:left="6480" w:hanging="360"/>
+      </w:pPr>
+      <w:rPr>
+        <w:rFonts w:ascii="Wingdings" w:hAnsi="Wingdings" w:hint="default"/>
+        <w:sz w:val="20"/>
+      </w:rPr>
+    </w:lvl>
+  </w:abstractNum>
+  <w:abstractNum w:abstractNumId="25" w15:restartNumberingAfterBreak="0">
+    <w:nsid w:val="5031259A"/>
+    <w:multiLevelType w:val="multilevel"/>
+    <w:tmpl w:val="D05AC2D4"/>
+    <w:lvl w:ilvl="0">
+      <w:start w:val="1"/>
+      <w:numFmt w:val="decimal"/>
+      <w:lvlText w:val="%1."/>
+      <w:lvlJc w:val="left"/>
+      <w:pPr>
+        <w:tabs>
+          <w:tab w:val="num" w:pos="720"/>
+        </w:tabs>
+        <w:ind w:left="720" w:hanging="360"/>
+      </w:pPr>
+    </w:lvl>
+    <w:lvl w:ilvl="1" w:tentative="1">
+      <w:start w:val="1"/>
+      <w:numFmt w:val="decimal"/>
+      <w:lvlText w:val="%2."/>
+      <w:lvlJc w:val="left"/>
+      <w:pPr>
+        <w:tabs>
+          <w:tab w:val="num" w:pos="1440"/>
+        </w:tabs>
+        <w:ind w:left="1440" w:hanging="360"/>
+      </w:pPr>
+    </w:lvl>
+    <w:lvl w:ilvl="2" w:tentative="1">
+      <w:start w:val="1"/>
+      <w:numFmt w:val="decimal"/>
+      <w:lvlText w:val="%3."/>
+      <w:lvlJc w:val="left"/>
+      <w:pPr>
+        <w:tabs>
+          <w:tab w:val="num" w:pos="2160"/>
+        </w:tabs>
+        <w:ind w:left="2160" w:hanging="360"/>
+      </w:pPr>
+    </w:lvl>
+    <w:lvl w:ilvl="3" w:tentative="1">
+      <w:start w:val="1"/>
+      <w:numFmt w:val="decimal"/>
+      <w:lvlText w:val="%4."/>
+      <w:lvlJc w:val="left"/>
+      <w:pPr>
+        <w:tabs>
+          <w:tab w:val="num" w:pos="2880"/>
+        </w:tabs>
+        <w:ind w:left="2880" w:hanging="360"/>
+      </w:pPr>
+    </w:lvl>
+    <w:lvl w:ilvl="4" w:tentative="1">
+      <w:start w:val="1"/>
+      <w:numFmt w:val="decimal"/>
+      <w:lvlText w:val="%5."/>
+      <w:lvlJc w:val="left"/>
+      <w:pPr>
+        <w:tabs>
+          <w:tab w:val="num" w:pos="3600"/>
+        </w:tabs>
+        <w:ind w:left="3600" w:hanging="360"/>
+      </w:pPr>
+    </w:lvl>
+    <w:lvl w:ilvl="5" w:tentative="1">
+      <w:start w:val="1"/>
+      <w:numFmt w:val="decimal"/>
+      <w:lvlText w:val="%6."/>
+      <w:lvlJc w:val="left"/>
+      <w:pPr>
+        <w:tabs>
+          <w:tab w:val="num" w:pos="4320"/>
+        </w:tabs>
+        <w:ind w:left="4320" w:hanging="360"/>
+      </w:pPr>
+    </w:lvl>
+    <w:lvl w:ilvl="6" w:tentative="1">
+      <w:start w:val="1"/>
+      <w:numFmt w:val="decimal"/>
+      <w:lvlText w:val="%7."/>
+      <w:lvlJc w:val="left"/>
+      <w:pPr>
+        <w:tabs>
+          <w:tab w:val="num" w:pos="5040"/>
+        </w:tabs>
+        <w:ind w:left="5040" w:hanging="360"/>
+      </w:pPr>
+    </w:lvl>
+    <w:lvl w:ilvl="7" w:tentative="1">
+      <w:start w:val="1"/>
+      <w:numFmt w:val="decimal"/>
+      <w:lvlText w:val="%8."/>
+      <w:lvlJc w:val="left"/>
+      <w:pPr>
+        <w:tabs>
+          <w:tab w:val="num" w:pos="5760"/>
+        </w:tabs>
+        <w:ind w:left="5760" w:hanging="360"/>
+      </w:pPr>
+    </w:lvl>
+    <w:lvl w:ilvl="8" w:tentative="1">
+      <w:start w:val="1"/>
+      <w:numFmt w:val="decimal"/>
+      <w:lvlText w:val="%9."/>
+      <w:lvlJc w:val="left"/>
+      <w:pPr>
+        <w:tabs>
+          <w:tab w:val="num" w:pos="6480"/>
+        </w:tabs>
+        <w:ind w:left="6480" w:hanging="360"/>
+      </w:pPr>
+    </w:lvl>
+  </w:abstractNum>
+  <w:abstractNum w:abstractNumId="26" w15:restartNumberingAfterBreak="0">
     <w:nsid w:val="50725DDF"/>
     <w:multiLevelType w:val="multilevel"/>
     <w:tmpl w:val="06485C70"/>
@@ -6846,7 +11384,7 @@
       </w:rPr>
     </w:lvl>
   </w:abstractNum>
-  <w:abstractNum w:abstractNumId="20" w15:restartNumberingAfterBreak="0">
+  <w:abstractNum w:abstractNumId="27" w15:restartNumberingAfterBreak="0">
     <w:nsid w:val="51EE6570"/>
     <w:multiLevelType w:val="multilevel"/>
     <w:tmpl w:val="B1940730"/>
@@ -6995,7 +11533,156 @@
       </w:rPr>
     </w:lvl>
   </w:abstractNum>
-  <w:abstractNum w:abstractNumId="21" w15:restartNumberingAfterBreak="0">
+  <w:abstractNum w:abstractNumId="28" w15:restartNumberingAfterBreak="0">
+    <w:nsid w:val="568F6496"/>
+    <w:multiLevelType w:val="multilevel"/>
+    <w:tmpl w:val="2B663624"/>
+    <w:lvl w:ilvl="0">
+      <w:start w:val="1"/>
+      <w:numFmt w:val="bullet"/>
+      <w:lvlText w:val=""/>
+      <w:lvlJc w:val="left"/>
+      <w:pPr>
+        <w:tabs>
+          <w:tab w:val="num" w:pos="720"/>
+        </w:tabs>
+        <w:ind w:left="720" w:hanging="360"/>
+      </w:pPr>
+      <w:rPr>
+        <w:rFonts w:ascii="Symbol" w:hAnsi="Symbol" w:hint="default"/>
+        <w:sz w:val="20"/>
+      </w:rPr>
+    </w:lvl>
+    <w:lvl w:ilvl="1" w:tentative="1">
+      <w:start w:val="1"/>
+      <w:numFmt w:val="bullet"/>
+      <w:lvlText w:val="o"/>
+      <w:lvlJc w:val="left"/>
+      <w:pPr>
+        <w:tabs>
+          <w:tab w:val="num" w:pos="1440"/>
+        </w:tabs>
+        <w:ind w:left="1440" w:hanging="360"/>
+      </w:pPr>
+      <w:rPr>
+        <w:rFonts w:ascii="Courier New" w:hAnsi="Courier New" w:hint="default"/>
+        <w:sz w:val="20"/>
+      </w:rPr>
+    </w:lvl>
+    <w:lvl w:ilvl="2" w:tentative="1">
+      <w:start w:val="1"/>
+      <w:numFmt w:val="bullet"/>
+      <w:lvlText w:val=""/>
+      <w:lvlJc w:val="left"/>
+      <w:pPr>
+        <w:tabs>
+          <w:tab w:val="num" w:pos="2160"/>
+        </w:tabs>
+        <w:ind w:left="2160" w:hanging="360"/>
+      </w:pPr>
+      <w:rPr>
+        <w:rFonts w:ascii="Wingdings" w:hAnsi="Wingdings" w:hint="default"/>
+        <w:sz w:val="20"/>
+      </w:rPr>
+    </w:lvl>
+    <w:lvl w:ilvl="3" w:tentative="1">
+      <w:start w:val="1"/>
+      <w:numFmt w:val="bullet"/>
+      <w:lvlText w:val=""/>
+      <w:lvlJc w:val="left"/>
+      <w:pPr>
+        <w:tabs>
+          <w:tab w:val="num" w:pos="2880"/>
+        </w:tabs>
+        <w:ind w:left="2880" w:hanging="360"/>
+      </w:pPr>
+      <w:rPr>
+        <w:rFonts w:ascii="Wingdings" w:hAnsi="Wingdings" w:hint="default"/>
+        <w:sz w:val="20"/>
+      </w:rPr>
+    </w:lvl>
+    <w:lvl w:ilvl="4" w:tentative="1">
+      <w:start w:val="1"/>
+      <w:numFmt w:val="bullet"/>
+      <w:lvlText w:val=""/>
+      <w:lvlJc w:val="left"/>
+      <w:pPr>
+        <w:tabs>
+          <w:tab w:val="num" w:pos="3600"/>
+        </w:tabs>
+        <w:ind w:left="3600" w:hanging="360"/>
+      </w:pPr>
+      <w:rPr>
+        <w:rFonts w:ascii="Wingdings" w:hAnsi="Wingdings" w:hint="default"/>
+        <w:sz w:val="20"/>
+      </w:rPr>
+    </w:lvl>
+    <w:lvl w:ilvl="5" w:tentative="1">
+      <w:start w:val="1"/>
+      <w:numFmt w:val="bullet"/>
+      <w:lvlText w:val=""/>
+      <w:lvlJc w:val="left"/>
+      <w:pPr>
+        <w:tabs>
+          <w:tab w:val="num" w:pos="4320"/>
+        </w:tabs>
+        <w:ind w:left="4320" w:hanging="360"/>
+      </w:pPr>
+      <w:rPr>
+        <w:rFonts w:ascii="Wingdings" w:hAnsi="Wingdings" w:hint="default"/>
+        <w:sz w:val="20"/>
+      </w:rPr>
+    </w:lvl>
+    <w:lvl w:ilvl="6" w:tentative="1">
+      <w:start w:val="1"/>
+      <w:numFmt w:val="bullet"/>
+      <w:lvlText w:val=""/>
+      <w:lvlJc w:val="left"/>
+      <w:pPr>
+        <w:tabs>
+          <w:tab w:val="num" w:pos="5040"/>
+        </w:tabs>
+        <w:ind w:left="5040" w:hanging="360"/>
+      </w:pPr>
+      <w:rPr>
+        <w:rFonts w:ascii="Wingdings" w:hAnsi="Wingdings" w:hint="default"/>
+        <w:sz w:val="20"/>
+      </w:rPr>
+    </w:lvl>
+    <w:lvl w:ilvl="7" w:tentative="1">
+      <w:start w:val="1"/>
+      <w:numFmt w:val="bullet"/>
+      <w:lvlText w:val=""/>
+      <w:lvlJc w:val="left"/>
+      <w:pPr>
+        <w:tabs>
+          <w:tab w:val="num" w:pos="5760"/>
+        </w:tabs>
+        <w:ind w:left="5760" w:hanging="360"/>
+      </w:pPr>
+      <w:rPr>
+        <w:rFonts w:ascii="Wingdings" w:hAnsi="Wingdings" w:hint="default"/>
+        <w:sz w:val="20"/>
+      </w:rPr>
+    </w:lvl>
+    <w:lvl w:ilvl="8" w:tentative="1">
+      <w:start w:val="1"/>
+      <w:numFmt w:val="bullet"/>
+      <w:lvlText w:val=""/>
+      <w:lvlJc w:val="left"/>
+      <w:pPr>
+        <w:tabs>
+          <w:tab w:val="num" w:pos="6480"/>
+        </w:tabs>
+        <w:ind w:left="6480" w:hanging="360"/>
+      </w:pPr>
+      <w:rPr>
+        <w:rFonts w:ascii="Wingdings" w:hAnsi="Wingdings" w:hint="default"/>
+        <w:sz w:val="20"/>
+      </w:rPr>
+    </w:lvl>
+  </w:abstractNum>
+  <w:abstractNum w:abstractNumId="29" w15:restartNumberingAfterBreak="0">
     <w:nsid w:val="58C3681A"/>
     <w:multiLevelType w:val="multilevel"/>
     <w:tmpl w:val="0B726E92"/>
@@ -7144,7 +11831,156 @@
       </w:rPr>
     </w:lvl>
   </w:abstractNum>
-  <w:abstractNum w:abstractNumId="22" w15:restartNumberingAfterBreak="0">
+  <w:abstractNum w:abstractNumId="30" w15:restartNumberingAfterBreak="0">
+    <w:nsid w:val="61803B65"/>
+    <w:multiLevelType w:val="multilevel"/>
+    <w:tmpl w:val="8EC6A9D8"/>
+    <w:lvl w:ilvl="0">
+      <w:start w:val="1"/>
+      <w:numFmt w:val="bullet"/>
+      <w:lvlText w:val=""/>
+      <w:lvlJc w:val="left"/>
+      <w:pPr>
+        <w:tabs>
+          <w:tab w:val="num" w:pos="720"/>
+        </w:tabs>
+        <w:ind w:left="720" w:hanging="360"/>
+      </w:pPr>
+      <w:rPr>
+        <w:rFonts w:ascii="Symbol" w:hAnsi="Symbol" w:hint="default"/>
+        <w:sz w:val="20"/>
+      </w:rPr>
+    </w:lvl>
+    <w:lvl w:ilvl="1" w:tentative="1">
+      <w:start w:val="1"/>
+      <w:numFmt w:val="bullet"/>
+      <w:lvlText w:val="o"/>
+      <w:lvlJc w:val="left"/>
+      <w:pPr>
+        <w:tabs>
+          <w:tab w:val="num" w:pos="1440"/>
+        </w:tabs>
+        <w:ind w:left="1440" w:hanging="360"/>
+      </w:pPr>
+      <w:rPr>
+        <w:rFonts w:ascii="Courier New" w:hAnsi="Courier New" w:hint="default"/>
+        <w:sz w:val="20"/>
+      </w:rPr>
+    </w:lvl>
+    <w:lvl w:ilvl="2" w:tentative="1">
+      <w:start w:val="1"/>
+      <w:numFmt w:val="bullet"/>
+      <w:lvlText w:val=""/>
+      <w:lvlJc w:val="left"/>
+      <w:pPr>
+        <w:tabs>
+          <w:tab w:val="num" w:pos="2160"/>
+        </w:tabs>
+        <w:ind w:left="2160" w:hanging="360"/>
+      </w:pPr>
+      <w:rPr>
+        <w:rFonts w:ascii="Wingdings" w:hAnsi="Wingdings" w:hint="default"/>
+        <w:sz w:val="20"/>
+      </w:rPr>
+    </w:lvl>
+    <w:lvl w:ilvl="3" w:tentative="1">
+      <w:start w:val="1"/>
+      <w:numFmt w:val="bullet"/>
+      <w:lvlText w:val=""/>
+      <w:lvlJc w:val="left"/>
+      <w:pPr>
+        <w:tabs>
+          <w:tab w:val="num" w:pos="2880"/>
+        </w:tabs>
+        <w:ind w:left="2880" w:hanging="360"/>
+      </w:pPr>
+      <w:rPr>
+        <w:rFonts w:ascii="Wingdings" w:hAnsi="Wingdings" w:hint="default"/>
+        <w:sz w:val="20"/>
+      </w:rPr>
+    </w:lvl>
+    <w:lvl w:ilvl="4" w:tentative="1">
+      <w:start w:val="1"/>
+      <w:numFmt w:val="bullet"/>
+      <w:lvlText w:val=""/>
+      <w:lvlJc w:val="left"/>
+      <w:pPr>
+        <w:tabs>
+          <w:tab w:val="num" w:pos="3600"/>
+        </w:tabs>
+        <w:ind w:left="3600" w:hanging="360"/>
+      </w:pPr>
+      <w:rPr>
+        <w:rFonts w:ascii="Wingdings" w:hAnsi="Wingdings" w:hint="default"/>
+        <w:sz w:val="20"/>
+      </w:rPr>
+    </w:lvl>
+    <w:lvl w:ilvl="5" w:tentative="1">
+      <w:start w:val="1"/>
+      <w:numFmt w:val="bullet"/>
+      <w:lvlText w:val=""/>
+      <w:lvlJc w:val="left"/>
+      <w:pPr>
+        <w:tabs>
+          <w:tab w:val="num" w:pos="4320"/>
+        </w:tabs>
+        <w:ind w:left="4320" w:hanging="360"/>
+      </w:pPr>
+      <w:rPr>
+        <w:rFonts w:ascii="Wingdings" w:hAnsi="Wingdings" w:hint="default"/>
+        <w:sz w:val="20"/>
+      </w:rPr>
+    </w:lvl>
+    <w:lvl w:ilvl="6" w:tentative="1">
+      <w:start w:val="1"/>
+      <w:numFmt w:val="bullet"/>
+      <w:lvlText w:val=""/>
+      <w:lvlJc w:val="left"/>
+      <w:pPr>
+        <w:tabs>
+          <w:tab w:val="num" w:pos="5040"/>
+        </w:tabs>
+        <w:ind w:left="5040" w:hanging="360"/>
+      </w:pPr>
+      <w:rPr>
+        <w:rFonts w:ascii="Wingdings" w:hAnsi="Wingdings" w:hint="default"/>
+        <w:sz w:val="20"/>
+      </w:rPr>
+    </w:lvl>
+    <w:lvl w:ilvl="7" w:tentative="1">
+      <w:start w:val="1"/>
+      <w:numFmt w:val="bullet"/>
+      <w:lvlText w:val=""/>
+      <w:lvlJc w:val="left"/>
+      <w:pPr>
+        <w:tabs>
+          <w:tab w:val="num" w:pos="5760"/>
+        </w:tabs>
+        <w:ind w:left="5760" w:hanging="360"/>
+      </w:pPr>
+      <w:rPr>
+        <w:rFonts w:ascii="Wingdings" w:hAnsi="Wingdings" w:hint="default"/>
+        <w:sz w:val="20"/>
+      </w:rPr>
+    </w:lvl>
+    <w:lvl w:ilvl="8" w:tentative="1">
+      <w:start w:val="1"/>
+      <w:numFmt w:val="bullet"/>
+      <w:lvlText w:val=""/>
+      <w:lvlJc w:val="left"/>
+      <w:pPr>
+        <w:tabs>
+          <w:tab w:val="num" w:pos="6480"/>
+        </w:tabs>
+        <w:ind w:left="6480" w:hanging="360"/>
+      </w:pPr>
+      <w:rPr>
+        <w:rFonts w:ascii="Wingdings" w:hAnsi="Wingdings" w:hint="default"/>
+        <w:sz w:val="20"/>
+      </w:rPr>
+    </w:lvl>
+  </w:abstractNum>
+  <w:abstractNum w:abstractNumId="31" w15:restartNumberingAfterBreak="0">
     <w:nsid w:val="651F1F28"/>
     <w:multiLevelType w:val="multilevel"/>
     <w:tmpl w:val="D124CE8E"/>
@@ -7293,7 +12129,7 @@
       </w:rPr>
     </w:lvl>
   </w:abstractNum>
-  <w:abstractNum w:abstractNumId="23" w15:restartNumberingAfterBreak="0">
+  <w:abstractNum w:abstractNumId="32" w15:restartNumberingAfterBreak="0">
     <w:nsid w:val="6A604524"/>
     <w:multiLevelType w:val="multilevel"/>
     <w:tmpl w:val="7D5CC0EE"/>
@@ -7442,7 +12278,120 @@
       </w:rPr>
     </w:lvl>
   </w:abstractNum>
-  <w:abstractNum w:abstractNumId="24" w15:restartNumberingAfterBreak="0">
+  <w:abstractNum w:abstractNumId="33" w15:restartNumberingAfterBreak="0">
+    <w:nsid w:val="6A9E7B77"/>
+    <w:multiLevelType w:val="multilevel"/>
+    <w:tmpl w:val="D05AC2D4"/>
+    <w:lvl w:ilvl="0">
+      <w:start w:val="1"/>
+      <w:numFmt w:val="decimal"/>
+      <w:lvlText w:val="%1."/>
+      <w:lvlJc w:val="left"/>
+      <w:pPr>
+        <w:tabs>
+          <w:tab w:val="num" w:pos="720"/>
+        </w:tabs>
+        <w:ind w:left="720" w:hanging="360"/>
+      </w:pPr>
+    </w:lvl>
+    <w:lvl w:ilvl="1" w:tentative="1">
+      <w:start w:val="1"/>
+      <w:numFmt w:val="decimal"/>
+      <w:lvlText w:val="%2."/>
+      <w:lvlJc w:val="left"/>
+      <w:pPr>
+        <w:tabs>
+          <w:tab w:val="num" w:pos="1440"/>
+        </w:tabs>
+        <w:ind w:left="1440" w:hanging="360"/>
+      </w:pPr>
+    </w:lvl>
+    <w:lvl w:ilvl="2" w:tentative="1">
+      <w:start w:val="1"/>
+      <w:numFmt w:val="decimal"/>
+      <w:lvlText w:val="%3."/>
+      <w:lvlJc w:val="left"/>
+      <w:pPr>
+        <w:tabs>
+          <w:tab w:val="num" w:pos="2160"/>
+        </w:tabs>
+        <w:ind w:left="2160" w:hanging="360"/>
+      </w:pPr>
+    </w:lvl>
+    <w:lvl w:ilvl="3" w:tentative="1">
+      <w:start w:val="1"/>
+      <w:numFmt w:val="decimal"/>
+      <w:lvlText w:val="%4."/>
+      <w:lvlJc w:val="left"/>
+      <w:pPr>
+        <w:tabs>
+          <w:tab w:val="num" w:pos="2880"/>
+        </w:tabs>
+        <w:ind w:left="2880" w:hanging="360"/>
+      </w:pPr>
+    </w:lvl>
+    <w:lvl w:ilvl="4" w:tentative="1">
+      <w:start w:val="1"/>
+      <w:numFmt w:val="decimal"/>
+      <w:lvlText w:val="%5."/>
+      <w:lvlJc w:val="left"/>
+      <w:pPr>
+        <w:tabs>
+          <w:tab w:val="num" w:pos="3600"/>
+        </w:tabs>
+        <w:ind w:left="3600" w:hanging="360"/>
+      </w:pPr>
+    </w:lvl>
+    <w:lvl w:ilvl="5" w:tentative="1">
+      <w:start w:val="1"/>
+      <w:numFmt w:val="decimal"/>
+      <w:lvlText w:val="%6."/>
+      <w:lvlJc w:val="left"/>
+      <w:pPr>
+        <w:tabs>
+          <w:tab w:val="num" w:pos="4320"/>
+        </w:tabs>
+        <w:ind w:left="4320" w:hanging="360"/>
+      </w:pPr>
+    </w:lvl>
+    <w:lvl w:ilvl="6" w:tentative="1">
+      <w:start w:val="1"/>
+      <w:numFmt w:val="decimal"/>
+      <w:lvlText w:val="%7."/>
+      <w:lvlJc w:val="left"/>
+      <w:pPr>
+        <w:tabs>
+          <w:tab w:val="num" w:pos="5040"/>
+        </w:tabs>
+        <w:ind w:left="5040" w:hanging="360"/>
+      </w:pPr>
+    </w:lvl>
+    <w:lvl w:ilvl="7" w:tentative="1">
+      <w:start w:val="1"/>
+      <w:numFmt w:val="decimal"/>
+      <w:lvlText w:val="%8."/>
+      <w:lvlJc w:val="left"/>
+      <w:pPr>
+        <w:tabs>
+          <w:tab w:val="num" w:pos="5760"/>
+        </w:tabs>
+        <w:ind w:left="5760" w:hanging="360"/>
+      </w:pPr>
+    </w:lvl>
+    <w:lvl w:ilvl="8" w:tentative="1">
+      <w:start w:val="1"/>
+      <w:numFmt w:val="decimal"/>
+      <w:lvlText w:val="%9."/>
+      <w:lvlJc w:val="left"/>
+      <w:pPr>
+        <w:tabs>
+          <w:tab w:val="num" w:pos="6480"/>
+        </w:tabs>
+        <w:ind w:left="6480" w:hanging="360"/>
+      </w:pPr>
+    </w:lvl>
+  </w:abstractNum>
+  <w:abstractNum w:abstractNumId="34" w15:restartNumberingAfterBreak="0">
     <w:nsid w:val="70E316C8"/>
     <w:multiLevelType w:val="multilevel"/>
     <w:tmpl w:val="73B696AA"/>
@@ -7591,7 +12540,7 @@
       </w:rPr>
     </w:lvl>
   </w:abstractNum>
-  <w:abstractNum w:abstractNumId="25" w15:restartNumberingAfterBreak="0">
+  <w:abstractNum w:abstractNumId="35" w15:restartNumberingAfterBreak="0">
     <w:nsid w:val="75A51D2D"/>
     <w:multiLevelType w:val="multilevel"/>
     <w:tmpl w:val="060650AA"/>
@@ -7740,7 +12689,7 @@
       </w:rPr>
     </w:lvl>
   </w:abstractNum>
-  <w:abstractNum w:abstractNumId="26" w15:restartNumberingAfterBreak="0">
+  <w:abstractNum w:abstractNumId="36" w15:restartNumberingAfterBreak="0">
     <w:nsid w:val="79614EE1"/>
     <w:multiLevelType w:val="multilevel"/>
     <w:tmpl w:val="AAD4F0F2"/>
@@ -7853,7 +12802,7 @@
       </w:pPr>
     </w:lvl>
   </w:abstractNum>
-  <w:abstractNum w:abstractNumId="27" w15:restartNumberingAfterBreak="0">
+  <w:abstractNum w:abstractNumId="37" w15:restartNumberingAfterBreak="0">
     <w:nsid w:val="7E1427A7"/>
     <w:multiLevelType w:val="multilevel"/>
     <w:tmpl w:val="BD6EB55A"/>
@@ -8002,7 +12951,7 @@
       </w:rPr>
     </w:lvl>
   </w:abstractNum>
-  <w:abstractNum w:abstractNumId="28" w15:restartNumberingAfterBreak="0">
+  <w:abstractNum w:abstractNumId="38" w15:restartNumberingAfterBreak="0">
     <w:nsid w:val="7EA601F2"/>
     <w:multiLevelType w:val="multilevel"/>
     <w:tmpl w:val="82628314"/>
@@ -8151,17 +13100,166 @@
       </w:rPr>
     </w:lvl>
   </w:abstractNum>
+  <w:abstractNum w:abstractNumId="39" w15:restartNumberingAfterBreak="0">
+    <w:nsid w:val="7FFE04D3"/>
+    <w:multiLevelType w:val="multilevel"/>
+    <w:tmpl w:val="756A0830"/>
+    <w:lvl w:ilvl="0">
+      <w:start w:val="1"/>
+      <w:numFmt w:val="bullet"/>
+      <w:lvlText w:val=""/>
+      <w:lvlJc w:val="left"/>
+      <w:pPr>
+        <w:tabs>
+          <w:tab w:val="num" w:pos="720"/>
+        </w:tabs>
+        <w:ind w:left="720" w:hanging="360"/>
+      </w:pPr>
+      <w:rPr>
+        <w:rFonts w:ascii="Symbol" w:hAnsi="Symbol" w:hint="default"/>
+        <w:sz w:val="20"/>
+      </w:rPr>
+    </w:lvl>
+    <w:lvl w:ilvl="1" w:tentative="1">
+      <w:start w:val="1"/>
+      <w:numFmt w:val="bullet"/>
+      <w:lvlText w:val="o"/>
+      <w:lvlJc w:val="left"/>
+      <w:pPr>
+        <w:tabs>
+          <w:tab w:val="num" w:pos="1440"/>
+        </w:tabs>
+        <w:ind w:left="1440" w:hanging="360"/>
+      </w:pPr>
+      <w:rPr>
+        <w:rFonts w:ascii="Courier New" w:hAnsi="Courier New" w:hint="default"/>
+        <w:sz w:val="20"/>
+      </w:rPr>
+    </w:lvl>
+    <w:lvl w:ilvl="2" w:tentative="1">
+      <w:start w:val="1"/>
+      <w:numFmt w:val="bullet"/>
+      <w:lvlText w:val=""/>
+      <w:lvlJc w:val="left"/>
+      <w:pPr>
+        <w:tabs>
+          <w:tab w:val="num" w:pos="2160"/>
+        </w:tabs>
+        <w:ind w:left="2160" w:hanging="360"/>
+      </w:pPr>
+      <w:rPr>
+        <w:rFonts w:ascii="Wingdings" w:hAnsi="Wingdings" w:hint="default"/>
+        <w:sz w:val="20"/>
+      </w:rPr>
+    </w:lvl>
+    <w:lvl w:ilvl="3" w:tentative="1">
+      <w:start w:val="1"/>
+      <w:numFmt w:val="bullet"/>
+      <w:lvlText w:val=""/>
+      <w:lvlJc w:val="left"/>
+      <w:pPr>
+        <w:tabs>
+          <w:tab w:val="num" w:pos="2880"/>
+        </w:tabs>
+        <w:ind w:left="2880" w:hanging="360"/>
+      </w:pPr>
+      <w:rPr>
+        <w:rFonts w:ascii="Wingdings" w:hAnsi="Wingdings" w:hint="default"/>
+        <w:sz w:val="20"/>
+      </w:rPr>
+    </w:lvl>
+    <w:lvl w:ilvl="4" w:tentative="1">
+      <w:start w:val="1"/>
+      <w:numFmt w:val="bullet"/>
+      <w:lvlText w:val=""/>
+      <w:lvlJc w:val="left"/>
+      <w:pPr>
+        <w:tabs>
+          <w:tab w:val="num" w:pos="3600"/>
+        </w:tabs>
+        <w:ind w:left="3600" w:hanging="360"/>
+      </w:pPr>
+      <w:rPr>
+        <w:rFonts w:ascii="Wingdings" w:hAnsi="Wingdings" w:hint="default"/>
+        <w:sz w:val="20"/>
+      </w:rPr>
+    </w:lvl>
+    <w:lvl w:ilvl="5" w:tentative="1">
+      <w:start w:val="1"/>
+      <w:numFmt w:val="bullet"/>
+      <w:lvlText w:val=""/>
+      <w:lvlJc w:val="left"/>
+      <w:pPr>
+        <w:tabs>
+          <w:tab w:val="num" w:pos="4320"/>
+        </w:tabs>
+        <w:ind w:left="4320" w:hanging="360"/>
+      </w:pPr>
+      <w:rPr>
+        <w:rFonts w:ascii="Wingdings" w:hAnsi="Wingdings" w:hint="default"/>
+        <w:sz w:val="20"/>
+      </w:rPr>
+    </w:lvl>
+    <w:lvl w:ilvl="6" w:tentative="1">
+      <w:start w:val="1"/>
+      <w:numFmt w:val="bullet"/>
+      <w:lvlText w:val=""/>
+      <w:lvlJc w:val="left"/>
+      <w:pPr>
+        <w:tabs>
+          <w:tab w:val="num" w:pos="5040"/>
+        </w:tabs>
+        <w:ind w:left="5040" w:hanging="360"/>
+      </w:pPr>
+      <w:rPr>
+        <w:rFonts w:ascii="Wingdings" w:hAnsi="Wingdings" w:hint="default"/>
+        <w:sz w:val="20"/>
+      </w:rPr>
+    </w:lvl>
+    <w:lvl w:ilvl="7" w:tentative="1">
+      <w:start w:val="1"/>
+      <w:numFmt w:val="bullet"/>
+      <w:lvlText w:val=""/>
+      <w:lvlJc w:val="left"/>
+      <w:pPr>
+        <w:tabs>
+          <w:tab w:val="num" w:pos="5760"/>
+        </w:tabs>
+        <w:ind w:left="5760" w:hanging="360"/>
+      </w:pPr>
+      <w:rPr>
+        <w:rFonts w:ascii="Wingdings" w:hAnsi="Wingdings" w:hint="default"/>
+        <w:sz w:val="20"/>
+      </w:rPr>
+    </w:lvl>
+    <w:lvl w:ilvl="8" w:tentative="1">
+      <w:start w:val="1"/>
+      <w:numFmt w:val="bullet"/>
+      <w:lvlText w:val=""/>
+      <w:lvlJc w:val="left"/>
+      <w:pPr>
+        <w:tabs>
+          <w:tab w:val="num" w:pos="6480"/>
+        </w:tabs>
+        <w:ind w:left="6480" w:hanging="360"/>
+      </w:pPr>
+      <w:rPr>
+        <w:rFonts w:ascii="Wingdings" w:hAnsi="Wingdings" w:hint="default"/>
+        <w:sz w:val="20"/>
+      </w:rPr>
+    </w:lvl>
+  </w:abstractNum>
   <w:num w:numId="1" w16cid:durableId="1474256997">
-    <w:abstractNumId w:val="22"/>
+    <w:abstractNumId w:val="31"/>
   </w:num>
   <w:num w:numId="2" w16cid:durableId="277487527">
-    <w:abstractNumId w:val="20"/>
+    <w:abstractNumId w:val="27"/>
   </w:num>
   <w:num w:numId="3" w16cid:durableId="1744831914">
     <w:abstractNumId w:val="1"/>
   </w:num>
   <w:num w:numId="4" w16cid:durableId="1454593227">
-    <w:abstractNumId w:val="25"/>
+    <w:abstractNumId w:val="35"/>
     <w:lvlOverride w:ilvl="0">
       <w:lvl w:ilvl="0">
         <w:numFmt w:val="bullet"/>
@@ -8181,7 +13279,7 @@
     </w:lvlOverride>
   </w:num>
   <w:num w:numId="5" w16cid:durableId="74907739">
-    <w:abstractNumId w:val="25"/>
+    <w:abstractNumId w:val="35"/>
     <w:lvlOverride w:ilvl="0">
       <w:lvl w:ilvl="0">
         <w:numFmt w:val="bullet"/>
@@ -8201,49 +13299,49 @@
     </w:lvlOverride>
   </w:num>
   <w:num w:numId="6" w16cid:durableId="706223590">
-    <w:abstractNumId w:val="21"/>
+    <w:abstractNumId w:val="29"/>
   </w:num>
   <w:num w:numId="7" w16cid:durableId="1103917874">
-    <w:abstractNumId w:val="13"/>
+    <w:abstractNumId w:val="16"/>
   </w:num>
   <w:num w:numId="8" w16cid:durableId="1621912881">
     <w:abstractNumId w:val="3"/>
   </w:num>
   <w:num w:numId="9" w16cid:durableId="824856957">
-    <w:abstractNumId w:val="14"/>
+    <w:abstractNumId w:val="17"/>
   </w:num>
   <w:num w:numId="10" w16cid:durableId="35815127">
-    <w:abstractNumId w:val="26"/>
+    <w:abstractNumId w:val="36"/>
   </w:num>
   <w:num w:numId="11" w16cid:durableId="160047686">
-    <w:abstractNumId w:val="18"/>
+    <w:abstractNumId w:val="23"/>
   </w:num>
   <w:num w:numId="12" w16cid:durableId="197091891">
     <w:abstractNumId w:val="4"/>
   </w:num>
   <w:num w:numId="13" w16cid:durableId="46758162">
-    <w:abstractNumId w:val="28"/>
+    <w:abstractNumId w:val="38"/>
   </w:num>
   <w:num w:numId="14" w16cid:durableId="831601343">
     <w:abstractNumId w:val="2"/>
   </w:num>
   <w:num w:numId="15" w16cid:durableId="1586837973">
-    <w:abstractNumId w:val="12"/>
+    <w:abstractNumId w:val="14"/>
   </w:num>
   <w:num w:numId="16" w16cid:durableId="51001287">
-    <w:abstractNumId w:val="16"/>
+    <w:abstractNumId w:val="21"/>
   </w:num>
   <w:num w:numId="17" w16cid:durableId="559289646">
-    <w:abstractNumId w:val="6"/>
+    <w:abstractNumId w:val="7"/>
   </w:num>
   <w:num w:numId="18" w16cid:durableId="852230850">
-    <w:abstractNumId w:val="11"/>
+    <w:abstractNumId w:val="13"/>
   </w:num>
   <w:num w:numId="19" w16cid:durableId="1321539577">
-    <w:abstractNumId w:val="24"/>
+    <w:abstractNumId w:val="34"/>
   </w:num>
   <w:num w:numId="20" w16cid:durableId="911738747">
-    <w:abstractNumId w:val="19"/>
+    <w:abstractNumId w:val="26"/>
     <w:lvlOverride w:ilvl="0">
       <w:lvl w:ilvl="0">
         <w:numFmt w:val="bullet"/>
@@ -8263,7 +13361,7 @@
     </w:lvlOverride>
   </w:num>
   <w:num w:numId="21" w16cid:durableId="1677490815">
-    <w:abstractNumId w:val="19"/>
+    <w:abstractNumId w:val="26"/>
     <w:lvlOverride w:ilvl="0">
       <w:lvl w:ilvl="0">
         <w:numFmt w:val="bullet"/>
@@ -8283,34 +13381,67 @@
     </w:lvlOverride>
   </w:num>
   <w:num w:numId="22" w16cid:durableId="390420979">
+    <w:abstractNumId w:val="12"/>
+  </w:num>
+  <w:num w:numId="23" w16cid:durableId="1564218492">
+    <w:abstractNumId w:val="37"/>
+  </w:num>
+  <w:num w:numId="24" w16cid:durableId="750931322">
+    <w:abstractNumId w:val="8"/>
+  </w:num>
+  <w:num w:numId="25" w16cid:durableId="1686862704">
     <w:abstractNumId w:val="10"/>
   </w:num>
-  <w:num w:numId="23" w16cid:durableId="1564218492">
-    <w:abstractNumId w:val="27"/>
-  </w:num>
-  <w:num w:numId="24" w16cid:durableId="750931322">
-    <w:abstractNumId w:val="7"/>
-  </w:num>
-  <w:num w:numId="25" w16cid:durableId="1686862704">
-    <w:abstractNumId w:val="8"/>
-  </w:num>
   <w:num w:numId="26" w16cid:durableId="343367005">
-    <w:abstractNumId w:val="15"/>
+    <w:abstractNumId w:val="19"/>
   </w:num>
   <w:num w:numId="27" w16cid:durableId="652762160">
     <w:abstractNumId w:val="0"/>
   </w:num>
   <w:num w:numId="28" w16cid:durableId="1937470432">
-    <w:abstractNumId w:val="23"/>
+    <w:abstractNumId w:val="32"/>
   </w:num>
   <w:num w:numId="29" w16cid:durableId="1048803025">
-    <w:abstractNumId w:val="9"/>
+    <w:abstractNumId w:val="11"/>
   </w:num>
   <w:num w:numId="30" w16cid:durableId="1932350329">
     <w:abstractNumId w:val="5"/>
   </w:num>
   <w:num w:numId="31" w16cid:durableId="467942354">
-    <w:abstractNumId w:val="17"/>
+    <w:abstractNumId w:val="22"/>
+  </w:num>
+  <w:num w:numId="32" w16cid:durableId="977763572">
+    <w:abstractNumId w:val="30"/>
+  </w:num>
+  <w:num w:numId="33" w16cid:durableId="851842952">
+    <w:abstractNumId w:val="39"/>
+  </w:num>
+  <w:num w:numId="34" w16cid:durableId="1744571163">
+    <w:abstractNumId w:val="33"/>
+  </w:num>
+  <w:num w:numId="35" w16cid:durableId="920136425">
+    <w:abstractNumId w:val="25"/>
+  </w:num>
+  <w:num w:numId="36" w16cid:durableId="903103666">
+    <w:abstractNumId w:val="9"/>
+  </w:num>
+  <w:num w:numId="37" w16cid:durableId="1149589074">
+    <w:abstractNumId w:val="15"/>
+  </w:num>
+  <w:num w:numId="38" w16cid:durableId="1428422730">
+    <w:abstractNumId w:val="20"/>
+  </w:num>
+  <w:num w:numId="39" w16cid:durableId="158423461">
+    <w:abstractNumId w:val="18"/>
+  </w:num>
+  <w:num w:numId="40" w16cid:durableId="1073090265">
+    <w:abstractNumId w:val="28"/>
+  </w:num>
+  <w:num w:numId="41" w16cid:durableId="1849176110">
+    <w:abstractNumId w:val="24"/>
+  </w:num>
+  <w:num w:numId="42" w16cid:durableId="1265528009">
+    <w:abstractNumId w:val="6"/>
   </w:num>
 </w:numbering>
 </file>

--- a/CSE25106_DBMS/dbms-lab-report.docx
+++ b/CSE25106_DBMS/dbms-lab-report.docx
@@ -28,7 +28,7 @@
                     <pic:cNvPicPr preferRelativeResize="0"/>
                   </pic:nvPicPr>
                   <pic:blipFill>
-                    <a:blip r:embed="rId5"/>
+                    <a:blip r:embed="rId7"/>
                     <a:srcRect/>
                     <a:stretch>
                       <a:fillRect/>
@@ -73,18 +73,53 @@
     <w:p/>
     <w:p>
       <w:pPr>
-        <w:pStyle w:val="Heading1"/>
-      </w:pPr>
-      <w:r>
+        <w:keepNext/>
+        <w:keepLines/>
+        <w:spacing w:before="360" w:after="80"/>
+        <w:outlineLvl w:val="0"/>
+        <w:rPr>
+          <w:rFonts w:eastAsiaTheme="majorEastAsia" w:cstheme="majorBidi"/>
+          <w:b/>
+          <w:color w:val="0F4761" w:themeColor="accent1" w:themeShade="BF"/>
+          <w:sz w:val="28"/>
+          <w:szCs w:val="40"/>
+        </w:rPr>
+      </w:pPr>
+      <w:r>
+        <w:rPr>
+          <w:rFonts w:eastAsiaTheme="majorEastAsia" w:cstheme="majorBidi"/>
+          <w:b/>
+          <w:color w:val="0F4761" w:themeColor="accent1" w:themeShade="BF"/>
+          <w:sz w:val="28"/>
+          <w:szCs w:val="40"/>
+        </w:rPr>
         <w:t>Submitted By</w:t>
       </w:r>
     </w:p>
+    <w:p/>
+    <w:p>
+      <w:pPr>
+        <w:keepNext/>
+        <w:keepLines/>
+        <w:spacing w:before="360" w:after="80"/>
+        <w:outlineLvl w:val="0"/>
+        <w:rPr>
+          <w:rFonts w:eastAsiaTheme="majorEastAsia" w:cstheme="majorBidi"/>
+          <w:b/>
+          <w:color w:val="0F4761" w:themeColor="accent1" w:themeShade="BF"/>
+          <w:sz w:val="28"/>
+          <w:szCs w:val="40"/>
+        </w:rPr>
+      </w:pPr>
+    </w:p>
+    <w:p/>
+    <w:p/>
     <w:p/>
     <w:p/>
     <w:p/>
     <w:tbl>
       <w:tblPr>
-        <w:tblpPr w:vertAnchor="page" w:horzAnchor="margin" w:tblpY="6981"/>
+        <w:tblpPr w:vertAnchor="page" w:horzAnchor="margin" w:tblpY="7494"/>
         <w:tblW w:w="9964" w:type="dxa"/>
         <w:tblLayout w:type="fixed"/>
         <w:tblLook w:val="0400" w:firstRow="0" w:lastRow="0" w:firstColumn="0" w:lastColumn="0" w:noHBand="0" w:noVBand="1"/>
@@ -263,22 +298,13 @@
         <w:pStyle w:val="Heading1"/>
       </w:pPr>
       <w:r>
-        <w:t xml:space="preserve"> </w:t>
+        <w:t>Submitted to</w:t>
       </w:r>
     </w:p>
     <w:p/>
-    <w:p/>
-    <w:p>
-      <w:pPr>
-        <w:pStyle w:val="Heading1"/>
-      </w:pPr>
-      <w:r>
-        <w:t>Submitted to</w:t>
-      </w:r>
-    </w:p>
     <w:tbl>
       <w:tblPr>
-        <w:tblpPr w:vertAnchor="page" w:horzAnchor="margin" w:tblpY="10921"/>
+        <w:tblpPr w:vertAnchor="page" w:horzAnchor="margin" w:tblpY="12129"/>
         <w:tblW w:w="9964" w:type="dxa"/>
         <w:tblLayout w:type="fixed"/>
         <w:tblLook w:val="0400" w:firstRow="0" w:lastRow="0" w:firstColumn="0" w:lastColumn="0" w:noHBand="0" w:noVBand="1"/>
@@ -410,29 +436,522 @@
     <w:p/>
     <w:p/>
     <w:p/>
-    <w:p/>
-    <w:p>
-      <w:pPr>
-        <w:rPr>
-          <w:b/>
-          <w:bCs/>
-        </w:rPr>
-      </w:pPr>
-    </w:p>
-    <w:p>
-      <w:pPr>
-        <w:rPr>
-          <w:b/>
-          <w:bCs/>
-        </w:rPr>
-      </w:pPr>
-      <w:r>
-        <w:rPr>
-          <w:b/>
-          <w:bCs/>
-        </w:rPr>
-        <w:br w:type="page"/>
-      </w:r>
+    <w:p>
+      <w:r>
+        <w:t xml:space="preserve">                                                                            </w:t>
+      </w:r>
+    </w:p>
+    <w:p>
+      <w:pPr>
+        <w:rPr>
+          <w:b/>
+          <w:bCs/>
+          <w:color w:val="0F4761" w:themeColor="accent1" w:themeShade="BF"/>
+          <w:sz w:val="32"/>
+          <w:szCs w:val="32"/>
+        </w:rPr>
+      </w:pPr>
+    </w:p>
+    <w:p>
+      <w:pPr>
+        <w:rPr>
+          <w:b/>
+          <w:bCs/>
+          <w:color w:val="0F4761" w:themeColor="accent1" w:themeShade="BF"/>
+          <w:sz w:val="32"/>
+          <w:szCs w:val="32"/>
+        </w:rPr>
+      </w:pPr>
+    </w:p>
+    <w:p>
+      <w:pPr>
+        <w:rPr>
+          <w:b/>
+          <w:bCs/>
+          <w:color w:val="0F4761" w:themeColor="accent1" w:themeShade="BF"/>
+          <w:sz w:val="32"/>
+          <w:szCs w:val="32"/>
+        </w:rPr>
+      </w:pPr>
+    </w:p>
+    <w:p>
+      <w:pPr>
+        <w:rPr>
+          <w:b/>
+          <w:bCs/>
+          <w:color w:val="0F4761" w:themeColor="accent1" w:themeShade="BF"/>
+          <w:sz w:val="32"/>
+          <w:szCs w:val="32"/>
+        </w:rPr>
+      </w:pPr>
+      <w:r>
+        <w:rPr>
+          <w:b/>
+          <w:bCs/>
+          <w:color w:val="0F4761" w:themeColor="accent1" w:themeShade="BF"/>
+          <w:sz w:val="32"/>
+          <w:szCs w:val="32"/>
+        </w:rPr>
+        <w:lastRenderedPageBreak/>
+        <w:t xml:space="preserve">                                                    </w:t>
+      </w:r>
+      <w:r>
+        <w:rPr>
+          <w:b/>
+          <w:bCs/>
+          <w:color w:val="0F4761" w:themeColor="accent1" w:themeShade="BF"/>
+          <w:sz w:val="32"/>
+          <w:szCs w:val="32"/>
+        </w:rPr>
+        <w:t>Index</w:t>
+      </w:r>
+    </w:p>
+    <w:tbl>
+      <w:tblPr>
+        <w:tblStyle w:val="TableGrid"/>
+        <w:tblW w:w="10460" w:type="dxa"/>
+        <w:tblLook w:val="04A0" w:firstRow="1" w:lastRow="0" w:firstColumn="1" w:lastColumn="0" w:noHBand="0" w:noVBand="1"/>
+      </w:tblPr>
+      <w:tblGrid>
+        <w:gridCol w:w="850"/>
+        <w:gridCol w:w="8784"/>
+        <w:gridCol w:w="826"/>
+      </w:tblGrid>
+      <w:tr>
+        <w:trPr>
+          <w:trHeight w:val="283"/>
+        </w:trPr>
+        <w:tc>
+          <w:tcPr>
+            <w:tcW w:w="850" w:type="dxa"/>
+            <w:vAlign w:val="center"/>
+          </w:tcPr>
+          <w:p>
+            <w:pPr>
+              <w:pStyle w:val="Heading1"/>
+            </w:pPr>
+            <w:r>
+              <w:t>Sno</w:t>
+            </w:r>
+          </w:p>
+        </w:tc>
+        <w:tc>
+          <w:tcPr>
+            <w:tcW w:w="8784" w:type="dxa"/>
+            <w:vAlign w:val="center"/>
+          </w:tcPr>
+          <w:p>
+            <w:pPr>
+              <w:pStyle w:val="Heading1"/>
+            </w:pPr>
+            <w:r>
+              <w:t xml:space="preserve">                                               </w:t>
+            </w:r>
+            <w:r>
+              <w:t>Topic</w:t>
+            </w:r>
+          </w:p>
+        </w:tc>
+        <w:tc>
+          <w:tcPr>
+            <w:tcW w:w="826" w:type="dxa"/>
+            <w:vAlign w:val="center"/>
+          </w:tcPr>
+          <w:p>
+            <w:pPr>
+              <w:pStyle w:val="Heading1"/>
+            </w:pPr>
+            <w:r>
+              <w:t>Page</w:t>
+            </w:r>
+          </w:p>
+        </w:tc>
+      </w:tr>
+      <w:tr>
+        <w:trPr>
+          <w:trHeight w:val="283"/>
+        </w:trPr>
+        <w:tc>
+          <w:tcPr>
+            <w:tcW w:w="850" w:type="dxa"/>
+            <w:vAlign w:val="center"/>
+          </w:tcPr>
+          <w:p>
+            <w:r>
+              <w:t>1</w:t>
+            </w:r>
+          </w:p>
+        </w:tc>
+        <w:tc>
+          <w:tcPr>
+            <w:tcW w:w="8784" w:type="dxa"/>
+            <w:vAlign w:val="center"/>
+          </w:tcPr>
+          <w:p>
+            <w:r>
+              <w:t>Implementation of DDL commands of SQL with suitable examples</w:t>
+            </w:r>
+          </w:p>
+        </w:tc>
+        <w:tc>
+          <w:tcPr>
+            <w:tcW w:w="826" w:type="dxa"/>
+            <w:vAlign w:val="center"/>
+          </w:tcPr>
+          <w:p>
+            <w:r>
+              <w:t xml:space="preserve">3 </w:t>
+            </w:r>
+          </w:p>
+        </w:tc>
+      </w:tr>
+      <w:tr>
+        <w:trPr>
+          <w:trHeight w:val="283"/>
+        </w:trPr>
+        <w:tc>
+          <w:tcPr>
+            <w:tcW w:w="850" w:type="dxa"/>
+            <w:vAlign w:val="center"/>
+          </w:tcPr>
+          <w:p>
+            <w:r>
+              <w:t>2</w:t>
+            </w:r>
+          </w:p>
+        </w:tc>
+        <w:tc>
+          <w:tcPr>
+            <w:tcW w:w="8784" w:type="dxa"/>
+            <w:vAlign w:val="center"/>
+          </w:tcPr>
+          <w:p>
+            <w:r>
+              <w:t>Implementation of DML commands of SQL with suitable examples</w:t>
+            </w:r>
+          </w:p>
+        </w:tc>
+        <w:tc>
+          <w:tcPr>
+            <w:tcW w:w="826" w:type="dxa"/>
+            <w:vAlign w:val="center"/>
+          </w:tcPr>
+          <w:p>
+            <w:r>
+              <w:t>9</w:t>
+            </w:r>
+          </w:p>
+        </w:tc>
+      </w:tr>
+      <w:tr>
+        <w:trPr>
+          <w:trHeight w:val="283"/>
+        </w:trPr>
+        <w:tc>
+          <w:tcPr>
+            <w:tcW w:w="850" w:type="dxa"/>
+            <w:vAlign w:val="center"/>
+          </w:tcPr>
+          <w:p>
+            <w:r>
+              <w:t>3</w:t>
+            </w:r>
+          </w:p>
+        </w:tc>
+        <w:tc>
+          <w:tcPr>
+            <w:tcW w:w="8784" w:type="dxa"/>
+            <w:vAlign w:val="center"/>
+          </w:tcPr>
+          <w:p>
+            <w:r>
+              <w:t>Implementation of different types of functions with suitable examples.</w:t>
+            </w:r>
+          </w:p>
+        </w:tc>
+        <w:tc>
+          <w:tcPr>
+            <w:tcW w:w="826" w:type="dxa"/>
+            <w:vAlign w:val="center"/>
+          </w:tcPr>
+          <w:p>
+            <w:r>
+              <w:t>1</w:t>
+            </w:r>
+            <w:r>
+              <w:t>7</w:t>
+            </w:r>
+          </w:p>
+        </w:tc>
+      </w:tr>
+      <w:tr>
+        <w:trPr>
+          <w:trHeight w:val="283"/>
+        </w:trPr>
+        <w:tc>
+          <w:tcPr>
+            <w:tcW w:w="850" w:type="dxa"/>
+            <w:vAlign w:val="center"/>
+          </w:tcPr>
+          <w:p>
+            <w:r>
+              <w:t>4</w:t>
+            </w:r>
+          </w:p>
+        </w:tc>
+        <w:tc>
+          <w:tcPr>
+            <w:tcW w:w="8784" w:type="dxa"/>
+            <w:vAlign w:val="center"/>
+          </w:tcPr>
+          <w:p>
+            <w:r>
+              <w:t>Implementation of different types of functions with suitable examples.</w:t>
+            </w:r>
+          </w:p>
+        </w:tc>
+        <w:tc>
+          <w:tcPr>
+            <w:tcW w:w="826" w:type="dxa"/>
+            <w:vAlign w:val="center"/>
+          </w:tcPr>
+          <w:p>
+            <w:r>
+              <w:t>26</w:t>
+            </w:r>
+          </w:p>
+        </w:tc>
+      </w:tr>
+      <w:tr>
+        <w:trPr>
+          <w:trHeight w:val="283"/>
+        </w:trPr>
+        <w:tc>
+          <w:tcPr>
+            <w:tcW w:w="850" w:type="dxa"/>
+            <w:vAlign w:val="center"/>
+          </w:tcPr>
+          <w:p>
+            <w:r>
+              <w:t>5</w:t>
+            </w:r>
+          </w:p>
+        </w:tc>
+        <w:tc>
+          <w:tcPr>
+            <w:tcW w:w="8784" w:type="dxa"/>
+            <w:vAlign w:val="center"/>
+          </w:tcPr>
+          <w:p/>
+        </w:tc>
+        <w:tc>
+          <w:tcPr>
+            <w:tcW w:w="826" w:type="dxa"/>
+            <w:vAlign w:val="center"/>
+          </w:tcPr>
+          <w:p/>
+        </w:tc>
+      </w:tr>
+    </w:tbl>
+    <w:p>
+      <w:pPr>
+        <w:rPr>
+          <w:b/>
+          <w:bCs/>
+        </w:rPr>
+      </w:pPr>
+    </w:p>
+    <w:p>
+      <w:pPr>
+        <w:rPr>
+          <w:b/>
+          <w:bCs/>
+        </w:rPr>
+      </w:pPr>
+    </w:p>
+    <w:p>
+      <w:pPr>
+        <w:rPr>
+          <w:b/>
+          <w:bCs/>
+        </w:rPr>
+      </w:pPr>
+    </w:p>
+    <w:p>
+      <w:pPr>
+        <w:rPr>
+          <w:b/>
+          <w:bCs/>
+        </w:rPr>
+      </w:pPr>
+    </w:p>
+    <w:p>
+      <w:pPr>
+        <w:rPr>
+          <w:b/>
+          <w:bCs/>
+        </w:rPr>
+      </w:pPr>
+    </w:p>
+    <w:p>
+      <w:pPr>
+        <w:rPr>
+          <w:b/>
+          <w:bCs/>
+        </w:rPr>
+      </w:pPr>
+    </w:p>
+    <w:p>
+      <w:pPr>
+        <w:rPr>
+          <w:b/>
+          <w:bCs/>
+        </w:rPr>
+      </w:pPr>
+    </w:p>
+    <w:p>
+      <w:pPr>
+        <w:rPr>
+          <w:b/>
+          <w:bCs/>
+        </w:rPr>
+      </w:pPr>
+    </w:p>
+    <w:p>
+      <w:pPr>
+        <w:rPr>
+          <w:b/>
+          <w:bCs/>
+        </w:rPr>
+      </w:pPr>
+    </w:p>
+    <w:p>
+      <w:pPr>
+        <w:rPr>
+          <w:b/>
+          <w:bCs/>
+        </w:rPr>
+      </w:pPr>
+    </w:p>
+    <w:p>
+      <w:pPr>
+        <w:rPr>
+          <w:b/>
+          <w:bCs/>
+        </w:rPr>
+      </w:pPr>
+    </w:p>
+    <w:p>
+      <w:pPr>
+        <w:rPr>
+          <w:b/>
+          <w:bCs/>
+        </w:rPr>
+      </w:pPr>
+    </w:p>
+    <w:p>
+      <w:pPr>
+        <w:rPr>
+          <w:b/>
+          <w:bCs/>
+        </w:rPr>
+      </w:pPr>
+    </w:p>
+    <w:p>
+      <w:pPr>
+        <w:rPr>
+          <w:b/>
+          <w:bCs/>
+        </w:rPr>
+      </w:pPr>
+    </w:p>
+    <w:p>
+      <w:pPr>
+        <w:rPr>
+          <w:b/>
+          <w:bCs/>
+        </w:rPr>
+      </w:pPr>
+    </w:p>
+    <w:p>
+      <w:pPr>
+        <w:rPr>
+          <w:b/>
+          <w:bCs/>
+        </w:rPr>
+      </w:pPr>
+    </w:p>
+    <w:p>
+      <w:pPr>
+        <w:rPr>
+          <w:b/>
+          <w:bCs/>
+        </w:rPr>
+      </w:pPr>
+    </w:p>
+    <w:p>
+      <w:pPr>
+        <w:rPr>
+          <w:b/>
+          <w:bCs/>
+        </w:rPr>
+      </w:pPr>
+    </w:p>
+    <w:p>
+      <w:pPr>
+        <w:rPr>
+          <w:b/>
+          <w:bCs/>
+        </w:rPr>
+      </w:pPr>
+    </w:p>
+    <w:p>
+      <w:pPr>
+        <w:rPr>
+          <w:b/>
+          <w:bCs/>
+        </w:rPr>
+      </w:pPr>
+    </w:p>
+    <w:p>
+      <w:pPr>
+        <w:rPr>
+          <w:b/>
+          <w:bCs/>
+        </w:rPr>
+      </w:pPr>
+    </w:p>
+    <w:p>
+      <w:pPr>
+        <w:rPr>
+          <w:b/>
+          <w:bCs/>
+        </w:rPr>
+      </w:pPr>
+    </w:p>
+    <w:p>
+      <w:pPr>
+        <w:rPr>
+          <w:b/>
+          <w:bCs/>
+        </w:rPr>
+      </w:pPr>
+    </w:p>
+    <w:p>
+      <w:pPr>
+        <w:rPr>
+          <w:b/>
+          <w:bCs/>
+        </w:rPr>
+      </w:pPr>
+    </w:p>
+    <w:p>
+      <w:pPr>
+        <w:rPr>
+          <w:b/>
+          <w:bCs/>
+        </w:rPr>
+      </w:pPr>
     </w:p>
     <w:p>
       <w:pPr>
@@ -1008,6 +1527,7 @@
         </w:numPr>
       </w:pPr>
       <w:r>
+        <w:lastRenderedPageBreak/>
         <w:t>TRANSATIONAL CONTROL LANGUAGE (TCL)</w:t>
       </w:r>
     </w:p>
@@ -1019,7 +1539,6 @@
         </w:numPr>
       </w:pPr>
       <w:r>
-        <w:lastRenderedPageBreak/>
         <w:t>DATA CONTROL LANGUAGE (DCL)</w:t>
       </w:r>
     </w:p>
@@ -1497,6 +2016,7 @@
         <w:br/>
       </w:r>
       <w:r>
+        <w:lastRenderedPageBreak/>
         <w:br/>
       </w:r>
     </w:p>
@@ -1517,7 +2037,6 @@
     </w:p>
     <w:p>
       <w:r>
-        <w:lastRenderedPageBreak/>
         <w:t>This is used to delete the structure of a relation. It permanently deletes the records in the table.</w:t>
       </w:r>
     </w:p>
@@ -1654,7 +2173,7 @@
                     <pic:cNvPicPr/>
                   </pic:nvPicPr>
                   <pic:blipFill>
-                    <a:blip r:embed="rId6" cstate="print">
+                    <a:blip r:embed="rId8" cstate="print">
                       <a:extLst>
                         <a:ext uri="{28A0092B-C50C-407E-A947-70E740481C1C}">
                           <a14:useLocalDpi xmlns:a14="http://schemas.microsoft.com/office/drawing/2010/main" val="0"/>
@@ -1797,7 +2316,7 @@
                     <pic:cNvPicPr/>
                   </pic:nvPicPr>
                   <pic:blipFill>
-                    <a:blip r:embed="rId7" cstate="print">
+                    <a:blip r:embed="rId9" cstate="print">
                       <a:extLst>
                         <a:ext uri="{28A0092B-C50C-407E-A947-70E740481C1C}">
                           <a14:useLocalDpi xmlns:a14="http://schemas.microsoft.com/office/drawing/2010/main" val="0"/>
@@ -1860,7 +2379,7 @@
                     <pic:cNvPicPr/>
                   </pic:nvPicPr>
                   <pic:blipFill>
-                    <a:blip r:embed="rId8"/>
+                    <a:blip r:embed="rId10"/>
                     <a:stretch>
                       <a:fillRect/>
                     </a:stretch>
@@ -1896,7 +2415,6 @@
         </w:numPr>
       </w:pPr>
       <w:r>
-        <w:lastRenderedPageBreak/>
         <w:t xml:space="preserve">Change the name of column/field </w:t>
       </w:r>
       <w:proofErr w:type="spellStart"/>
@@ -1937,7 +2455,7 @@
                     <pic:cNvPicPr/>
                   </pic:nvPicPr>
                   <pic:blipFill>
-                    <a:blip r:embed="rId9"/>
+                    <a:blip r:embed="rId11"/>
                     <a:stretch>
                       <a:fillRect/>
                     </a:stretch>
@@ -1990,7 +2508,7 @@
                     <pic:cNvPicPr/>
                   </pic:nvPicPr>
                   <pic:blipFill>
-                    <a:blip r:embed="rId10"/>
+                    <a:blip r:embed="rId12"/>
                     <a:stretch>
                       <a:fillRect/>
                     </a:stretch>
@@ -2032,7 +2550,7 @@
                     <pic:cNvPicPr/>
                   </pic:nvPicPr>
                   <pic:blipFill>
-                    <a:blip r:embed="rId11"/>
+                    <a:blip r:embed="rId13"/>
                     <a:stretch>
                       <a:fillRect/>
                     </a:stretch>
@@ -2055,14 +2573,6 @@
     </w:p>
     <w:p>
       <w:pPr>
-        <w:rPr>
-          <w:b/>
-          <w:bCs/>
-        </w:rPr>
-      </w:pPr>
-    </w:p>
-    <w:p>
-      <w:pPr>
         <w:pStyle w:val="Heading1"/>
         <w:jc w:val="center"/>
       </w:pPr>
@@ -2406,6 +2916,9 @@
       </w:r>
       <w:r>
         <w:br/>
+      </w:r>
+      <w:r>
+        <w:lastRenderedPageBreak/>
         <w:t xml:space="preserve">Enter value for </w:t>
       </w:r>
       <w:proofErr w:type="spellStart"/>
@@ -2418,9 +2931,6 @@
       </w:r>
       <w:r>
         <w:br/>
-      </w:r>
-      <w:r>
-        <w:lastRenderedPageBreak/>
         <w:t xml:space="preserve">Enter value for name: Ravi </w:t>
       </w:r>
       <w:r>
@@ -2691,6 +3201,7 @@
           <w:b/>
           <w:bCs/>
         </w:rPr>
+        <w:lastRenderedPageBreak/>
         <w:t>To Retrieve data from one or more tables.</w:t>
       </w:r>
     </w:p>
@@ -2711,7 +3222,6 @@
     </w:p>
     <w:p>
       <w:r>
-        <w:lastRenderedPageBreak/>
         <w:t>To display all fields for all records.</w:t>
       </w:r>
     </w:p>
@@ -3484,6 +3994,7 @@
     </w:p>
     <w:p>
       <w:r>
+        <w:lastRenderedPageBreak/>
         <w:t xml:space="preserve">Syntax: SELECT a set of fields FROM </w:t>
       </w:r>
       <w:proofErr w:type="spellStart"/>
@@ -3525,7 +4036,6 @@
           <w:b/>
           <w:bCs/>
         </w:rPr>
-        <w:lastRenderedPageBreak/>
         <w:t>LAB PRACTICE ASSIGNMENT:</w:t>
       </w:r>
     </w:p>
@@ -3619,7 +4129,7 @@
                     <pic:cNvPicPr/>
                   </pic:nvPicPr>
                   <pic:blipFill>
-                    <a:blip r:embed="rId12"/>
+                    <a:blip r:embed="rId14"/>
                     <a:stretch>
                       <a:fillRect/>
                     </a:stretch>
@@ -3661,7 +4171,7 @@
                     <pic:cNvPicPr/>
                   </pic:nvPicPr>
                   <pic:blipFill>
-                    <a:blip r:embed="rId13"/>
+                    <a:blip r:embed="rId15"/>
                     <a:stretch>
                       <a:fillRect/>
                     </a:stretch>
@@ -3691,7 +4201,6 @@
     <w:p/>
     <w:p>
       <w:r>
-        <w:lastRenderedPageBreak/>
         <w:t>Write SQL queries for following question:</w:t>
       </w:r>
     </w:p>
@@ -3738,7 +4247,7 @@
                     <pic:cNvPicPr/>
                   </pic:nvPicPr>
                   <pic:blipFill>
-                    <a:blip r:embed="rId14" cstate="print">
+                    <a:blip r:embed="rId16" cstate="print">
                       <a:extLst>
                         <a:ext uri="{28A0092B-C50C-407E-A947-70E740481C1C}">
                           <a14:useLocalDpi xmlns:a14="http://schemas.microsoft.com/office/drawing/2010/main" val="0"/>
@@ -3808,7 +4317,7 @@
                     <pic:cNvPicPr/>
                   </pic:nvPicPr>
                   <pic:blipFill>
-                    <a:blip r:embed="rId15"/>
+                    <a:blip r:embed="rId17"/>
                     <a:stretch>
                       <a:fillRect/>
                     </a:stretch>
@@ -3844,7 +4353,6 @@
         </w:numPr>
       </w:pPr>
       <w:r>
-        <w:lastRenderedPageBreak/>
         <w:t>Display the record of each employee who works in department D10.</w:t>
       </w:r>
     </w:p>
@@ -3869,7 +4377,7 @@
                     <pic:cNvPicPr/>
                   </pic:nvPicPr>
                   <pic:blipFill>
-                    <a:blip r:embed="rId16"/>
+                    <a:blip r:embed="rId18"/>
                     <a:stretch>
                       <a:fillRect/>
                     </a:stretch>
@@ -3928,7 +4436,7 @@
                     <pic:cNvPicPr/>
                   </pic:nvPicPr>
                   <pic:blipFill>
-                    <a:blip r:embed="rId17"/>
+                    <a:blip r:embed="rId19"/>
                     <a:stretch>
                       <a:fillRect/>
                     </a:stretch>
@@ -3964,7 +4472,6 @@
         <w:rPr>
           <w:noProof/>
         </w:rPr>
-        <w:lastRenderedPageBreak/>
         <w:drawing>
           <wp:anchor distT="0" distB="0" distL="114300" distR="114300" simplePos="0" relativeHeight="251670016" behindDoc="1" locked="0" layoutInCell="1" allowOverlap="1" wp14:anchorId="3625A258" wp14:editId="0C398131">
             <wp:simplePos x="0" y="0"/>
@@ -3997,7 +4504,7 @@
                     <pic:cNvPicPr/>
                   </pic:nvPicPr>
                   <pic:blipFill>
-                    <a:blip r:embed="rId18" cstate="print">
+                    <a:blip r:embed="rId20" cstate="print">
                       <a:extLst>
                         <a:ext uri="{28A0092B-C50C-407E-A947-70E740481C1C}">
                           <a14:useLocalDpi xmlns:a14="http://schemas.microsoft.com/office/drawing/2010/main" val="0"/>
@@ -4040,26 +4547,26 @@
           <w:noProof/>
         </w:rPr>
         <w:drawing>
-          <wp:anchor distT="0" distB="0" distL="114300" distR="114300" simplePos="0" relativeHeight="251673088" behindDoc="1" locked="0" layoutInCell="1" allowOverlap="1" wp14:anchorId="136F278E" wp14:editId="08043992">
+          <wp:anchor distT="0" distB="0" distL="114300" distR="114300" simplePos="0" relativeHeight="251689472" behindDoc="1" locked="0" layoutInCell="1" allowOverlap="1" wp14:anchorId="74782D9B" wp14:editId="68ACF5FE">
             <wp:simplePos x="0" y="0"/>
             <wp:positionH relativeFrom="margin">
               <wp:align>left</wp:align>
             </wp:positionH>
             <wp:positionV relativeFrom="paragraph">
-              <wp:posOffset>339725</wp:posOffset>
+              <wp:posOffset>382270</wp:posOffset>
             </wp:positionV>
-            <wp:extent cx="6645910" cy="4150995"/>
-            <wp:effectExtent l="0" t="0" r="2540" b="1905"/>
+            <wp:extent cx="6645910" cy="3251200"/>
+            <wp:effectExtent l="0" t="0" r="2540" b="6350"/>
             <wp:wrapTight wrapText="bothSides">
               <wp:wrapPolygon edited="0">
                 <wp:start x="0" y="0"/>
-                <wp:lineTo x="0" y="21511"/>
-                <wp:lineTo x="21546" y="21511"/>
+                <wp:lineTo x="0" y="21516"/>
+                <wp:lineTo x="21546" y="21516"/>
                 <wp:lineTo x="21546" y="0"/>
                 <wp:lineTo x="0" y="0"/>
               </wp:wrapPolygon>
             </wp:wrapTight>
-            <wp:docPr id="1362225416" name="Picture 1" descr="The image shows a snippet of a SQL query interface on a webpage, displaying an updated employee record and the execution time of the SQL statement.&#10;&#10;AI-generated content may be incorrect."/>
+            <wp:docPr id="1533373072" name="Picture 1" descr="The image shows a segment of a SQL script in an SQL development environment, displaying various SQL commands, such as an UPDATE statement, an INSERT statement, and the resulting script output.&#10;&#10;AI-generated content may be incorrect."/>
             <wp:cNvGraphicFramePr>
               <a:graphicFrameLocks xmlns:a="http://schemas.openxmlformats.org/drawingml/2006/main" noChangeAspect="1"/>
             </wp:cNvGraphicFramePr>
@@ -4067,23 +4574,36 @@
               <a:graphicData uri="http://schemas.openxmlformats.org/drawingml/2006/picture">
                 <pic:pic xmlns:pic="http://schemas.openxmlformats.org/drawingml/2006/picture">
                   <pic:nvPicPr>
-                    <pic:cNvPr id="1362225416" name="Picture 1" descr="The image shows a snippet of a SQL query interface on a webpage, displaying an updated employee record and the execution time of the SQL statement.&#10;&#10;AI-generated content may be incorrect."/>
-                    <pic:cNvPicPr/>
+                    <pic:cNvPr id="1533373072" name="Picture 1" descr="The image shows a segment of a SQL script in an SQL development environment, displaying various SQL commands, such as an UPDATE statement, an INSERT statement, and the resulting script output.&#10;&#10;AI-generated content may be incorrect."/>
+                    <pic:cNvPicPr>
+                      <a:picLocks noChangeAspect="1" noChangeArrowheads="1"/>
+                    </pic:cNvPicPr>
                   </pic:nvPicPr>
                   <pic:blipFill>
-                    <a:blip r:embed="rId19"/>
+                    <a:blip r:embed="rId21" cstate="print">
+                      <a:extLst>
+                        <a:ext uri="{28A0092B-C50C-407E-A947-70E740481C1C}">
+                          <a14:useLocalDpi xmlns:a14="http://schemas.microsoft.com/office/drawing/2010/main" val="0"/>
+                        </a:ext>
+                      </a:extLst>
+                    </a:blip>
+                    <a:srcRect/>
                     <a:stretch>
                       <a:fillRect/>
                     </a:stretch>
                   </pic:blipFill>
-                  <pic:spPr>
+                  <pic:spPr bwMode="auto">
                     <a:xfrm>
                       <a:off x="0" y="0"/>
-                      <a:ext cx="6645910" cy="4150995"/>
+                      <a:ext cx="6645910" cy="3251200"/>
                     </a:xfrm>
                     <a:prstGeom prst="rect">
                       <a:avLst/>
                     </a:prstGeom>
+                    <a:noFill/>
+                    <a:ln>
+                      <a:noFill/>
+                    </a:ln>
                   </pic:spPr>
                 </pic:pic>
               </a:graphicData>
@@ -4094,14 +4614,17 @@
       <w:r>
         <w:t xml:space="preserve">Delete the </w:t>
       </w:r>
-      <w:proofErr w:type="spellStart"/>
-      <w:r>
-        <w:t>email_id</w:t>
-      </w:r>
-      <w:proofErr w:type="spellEnd"/>
-      <w:r>
-        <w:t xml:space="preserve"> of employee James.</w:t>
-      </w:r>
+      <w:r>
+        <w:t xml:space="preserve">phone number </w:t>
+      </w:r>
+      <w:r>
+        <w:t>of employee James</w:t>
+      </w:r>
+    </w:p>
+    <w:p>
+      <w:pPr>
+        <w:pStyle w:val="ListParagraph"/>
+      </w:pPr>
     </w:p>
     <w:p/>
     <w:p/>
@@ -4142,7 +4665,7 @@
                     <pic:cNvPicPr/>
                   </pic:nvPicPr>
                   <pic:blipFill>
-                    <a:blip r:embed="rId20"/>
+                    <a:blip r:embed="rId22"/>
                     <a:stretch>
                       <a:fillRect/>
                     </a:stretch>
@@ -4610,12 +5133,12 @@
     </w:p>
     <w:p>
       <w:r>
+        <w:lastRenderedPageBreak/>
         <w:t>In addition to simply retrieving data, SQL allows the use of arithmetic expressions for computing aggregate values such as MIN and SUM.</w:t>
       </w:r>
     </w:p>
     <w:p>
       <w:r>
-        <w:lastRenderedPageBreak/>
         <w:t>(a) COUNT: Returns the number of rows in the query.</w:t>
       </w:r>
     </w:p>
@@ -4960,6 +5483,7 @@
     </w:p>
     <w:p>
       <w:r>
+        <w:lastRenderedPageBreak/>
         <w:t xml:space="preserve">Syntax: </w:t>
       </w:r>
       <w:proofErr w:type="gramStart"/>
@@ -4990,7 +5514,6 @@
     </w:p>
     <w:p>
       <w:r>
-        <w:lastRenderedPageBreak/>
         <w:t xml:space="preserve">Syntax: </w:t>
       </w:r>
       <w:proofErr w:type="gramStart"/>
@@ -5282,6 +5805,7 @@
     </w:p>
     <w:p>
       <w:r>
+        <w:lastRenderedPageBreak/>
         <w:t>Syntax: LAST_DAY(d)</w:t>
       </w:r>
       <w:r>
@@ -5329,7 +5853,6 @@
     </w:p>
     <w:p>
       <w:r>
-        <w:lastRenderedPageBreak/>
         <w:t>(f) LEAST: Returns the earliest date in the list.</w:t>
       </w:r>
     </w:p>
@@ -5757,6 +6280,7 @@
         </w:numPr>
       </w:pPr>
       <w:r>
+        <w:lastRenderedPageBreak/>
         <w:t xml:space="preserve">List the </w:t>
       </w:r>
       <w:proofErr w:type="spellStart"/>
@@ -5863,7 +6387,7 @@
                     </pic:cNvPicPr>
                   </pic:nvPicPr>
                   <pic:blipFill>
-                    <a:blip r:embed="rId21" cstate="print">
+                    <a:blip r:embed="rId23" cstate="print">
                       <a:extLst>
                         <a:ext uri="{28A0092B-C50C-407E-A947-70E740481C1C}">
                           <a14:useLocalDpi xmlns:a14="http://schemas.microsoft.com/office/drawing/2010/main" val="0"/>
@@ -5953,7 +6477,7 @@
                     </pic:cNvPicPr>
                   </pic:nvPicPr>
                   <pic:blipFill>
-                    <a:blip r:embed="rId22" cstate="print">
+                    <a:blip r:embed="rId24" cstate="print">
                       <a:extLst>
                         <a:ext uri="{28A0092B-C50C-407E-A947-70E740481C1C}">
                           <a14:useLocalDpi xmlns:a14="http://schemas.microsoft.com/office/drawing/2010/main" val="0"/>
@@ -6003,7 +6527,6 @@
         </w:numPr>
       </w:pPr>
       <w:r>
-        <w:lastRenderedPageBreak/>
         <w:t>List the employees in the ascending order of Designations of those joined after 1981.</w:t>
       </w:r>
     </w:p>
@@ -6030,7 +6553,7 @@
                     </pic:cNvPicPr>
                   </pic:nvPicPr>
                   <pic:blipFill>
-                    <a:blip r:embed="rId23" cstate="print">
+                    <a:blip r:embed="rId25" cstate="print">
                       <a:extLst>
                         <a:ext uri="{28A0092B-C50C-407E-A947-70E740481C1C}">
                           <a14:useLocalDpi xmlns:a14="http://schemas.microsoft.com/office/drawing/2010/main" val="0"/>
@@ -6108,7 +6631,7 @@
                     </pic:cNvPicPr>
                   </pic:nvPicPr>
                   <pic:blipFill>
-                    <a:blip r:embed="rId23" cstate="print">
+                    <a:blip r:embed="rId25" cstate="print">
                       <a:extLst>
                         <a:ext uri="{28A0092B-C50C-407E-A947-70E740481C1C}">
                           <a14:useLocalDpi xmlns:a14="http://schemas.microsoft.com/office/drawing/2010/main" val="0"/>
@@ -6180,6 +6703,7 @@
         <w:rPr>
           <w:noProof/>
         </w:rPr>
+        <w:lastRenderedPageBreak/>
         <w:drawing>
           <wp:anchor distT="0" distB="0" distL="114300" distR="114300" simplePos="0" relativeHeight="251688448" behindDoc="1" locked="0" layoutInCell="1" allowOverlap="1" wp14:anchorId="46C95BCC" wp14:editId="7634D528">
             <wp:simplePos x="0" y="0"/>
@@ -6214,7 +6738,7 @@
                     </pic:cNvPicPr>
                   </pic:nvPicPr>
                   <pic:blipFill>
-                    <a:blip r:embed="rId24" cstate="print">
+                    <a:blip r:embed="rId26" cstate="print">
                       <a:extLst>
                         <a:ext uri="{28A0092B-C50C-407E-A947-70E740481C1C}">
                           <a14:useLocalDpi xmlns:a14="http://schemas.microsoft.com/office/drawing/2010/main" val="0"/>
@@ -6248,7 +6772,6 @@
     </w:p>
     <w:p>
       <w:r>
-        <w:lastRenderedPageBreak/>
         <w:t>6)</w:t>
       </w:r>
       <w:r>
@@ -6281,7 +6804,7 @@
                     </pic:cNvPicPr>
                   </pic:nvPicPr>
                   <pic:blipFill>
-                    <a:blip r:embed="rId25" cstate="print">
+                    <a:blip r:embed="rId27" cstate="print">
                       <a:extLst>
                         <a:ext uri="{28A0092B-C50C-407E-A947-70E740481C1C}">
                           <a14:useLocalDpi xmlns:a14="http://schemas.microsoft.com/office/drawing/2010/main" val="0"/>
@@ -6358,7 +6881,7 @@
                     </pic:cNvPicPr>
                   </pic:nvPicPr>
                   <pic:blipFill>
-                    <a:blip r:embed="rId26" cstate="print">
+                    <a:blip r:embed="rId28" cstate="print">
                       <a:extLst>
                         <a:ext uri="{28A0092B-C50C-407E-A947-70E740481C1C}">
                           <a14:useLocalDpi xmlns:a14="http://schemas.microsoft.com/office/drawing/2010/main" val="0"/>
@@ -6417,6 +6940,7 @@
         <w:rPr>
           <w:noProof/>
         </w:rPr>
+        <w:lastRenderedPageBreak/>
         <w:drawing>
           <wp:inline distT="0" distB="0" distL="0" distR="0" wp14:anchorId="31E21688" wp14:editId="1E15868A">
             <wp:extent cx="6645910" cy="2261235"/>
@@ -6435,7 +6959,7 @@
                     </pic:cNvPicPr>
                   </pic:nvPicPr>
                   <pic:blipFill>
-                    <a:blip r:embed="rId27" cstate="print">
+                    <a:blip r:embed="rId29" cstate="print">
                       <a:extLst>
                         <a:ext uri="{28A0092B-C50C-407E-A947-70E740481C1C}">
                           <a14:useLocalDpi xmlns:a14="http://schemas.microsoft.com/office/drawing/2010/main" val="0"/>
@@ -6473,7 +6997,6 @@
     <w:p/>
     <w:p>
       <w:r>
-        <w:lastRenderedPageBreak/>
         <w:t xml:space="preserve">9) </w:t>
       </w:r>
       <w:r>
@@ -6512,7 +7035,7 @@
                     </pic:cNvPicPr>
                   </pic:nvPicPr>
                   <pic:blipFill>
-                    <a:blip r:embed="rId28" cstate="print">
+                    <a:blip r:embed="rId30" cstate="print">
                       <a:extLst>
                         <a:ext uri="{28A0092B-C50C-407E-A947-70E740481C1C}">
                           <a14:useLocalDpi xmlns:a14="http://schemas.microsoft.com/office/drawing/2010/main" val="0"/>
@@ -6579,10 +7102,7 @@
         <w:t>Salaries</w:t>
       </w:r>
       <w:r>
-        <w:t xml:space="preserve"> </w:t>
-      </w:r>
-      <w:r>
-        <w:t>.</w:t>
+        <w:t xml:space="preserve"> .</w:t>
       </w:r>
       <w:proofErr w:type="gramEnd"/>
     </w:p>
@@ -6591,6 +7111,7 @@
         <w:rPr>
           <w:noProof/>
         </w:rPr>
+        <w:lastRenderedPageBreak/>
         <w:drawing>
           <wp:inline distT="0" distB="0" distL="0" distR="0" wp14:anchorId="6985064F" wp14:editId="786AD9C7">
             <wp:extent cx="6645910" cy="2732405"/>
@@ -6609,7 +7130,7 @@
                     </pic:cNvPicPr>
                   </pic:nvPicPr>
                   <pic:blipFill>
-                    <a:blip r:embed="rId29" cstate="print">
+                    <a:blip r:embed="rId31" cstate="print">
                       <a:extLst>
                         <a:ext uri="{28A0092B-C50C-407E-A947-70E740481C1C}">
                           <a14:useLocalDpi xmlns:a14="http://schemas.microsoft.com/office/drawing/2010/main" val="0"/>
@@ -6652,11 +7173,10 @@
       </w:pPr>
       <w:r>
         <w:lastRenderedPageBreak/>
-        <w:br w:type="page"/>
-      </w:r>
-      <w:r>
-        <w:lastRenderedPageBreak/>
-        <w:t xml:space="preserve">                                                       </w:t>
+        <w:t xml:space="preserve">                   </w:t>
+      </w:r>
+      <w:r>
+        <w:t xml:space="preserve">                                 </w:t>
       </w:r>
       <w:r>
         <w:rPr>
@@ -7079,6 +7599,7 @@
           <w:b/>
           <w:bCs/>
         </w:rPr>
+        <w:lastRenderedPageBreak/>
         <w:t>(&gt;=):</w:t>
       </w:r>
       <w:r>
@@ -7097,7 +7618,6 @@
           <w:b/>
           <w:bCs/>
         </w:rPr>
-        <w:lastRenderedPageBreak/>
         <w:t>(&lt;=):</w:t>
       </w:r>
       <w:r>
@@ -7464,7 +7984,6 @@
           <w:b/>
           <w:bCs/>
         </w:rPr>
-        <w:lastRenderedPageBreak/>
         <w:t>LAB PRACTICE ASSIGNMENT:</w:t>
       </w:r>
     </w:p>
@@ -7505,7 +8024,7 @@
                     </pic:cNvPicPr>
                   </pic:nvPicPr>
                   <pic:blipFill>
-                    <a:blip r:embed="rId30" cstate="print">
+                    <a:blip r:embed="rId32" cstate="print">
                       <a:extLst>
                         <a:ext uri="{28A0092B-C50C-407E-A947-70E740481C1C}">
                           <a14:useLocalDpi xmlns:a14="http://schemas.microsoft.com/office/drawing/2010/main" val="0"/>
@@ -7571,7 +8090,7 @@
                     </pic:cNvPicPr>
                   </pic:nvPicPr>
                   <pic:blipFill>
-                    <a:blip r:embed="rId31" cstate="print">
+                    <a:blip r:embed="rId33" cstate="print">
                       <a:extLst>
                         <a:ext uri="{28A0092B-C50C-407E-A947-70E740481C1C}">
                           <a14:useLocalDpi xmlns:a14="http://schemas.microsoft.com/office/drawing/2010/main" val="0"/>
@@ -7619,6 +8138,7 @@
         <w:rPr>
           <w:noProof/>
         </w:rPr>
+        <w:lastRenderedPageBreak/>
         <w:drawing>
           <wp:inline distT="0" distB="0" distL="0" distR="0" wp14:anchorId="4C7F6A92" wp14:editId="339E7B82">
             <wp:extent cx="6645910" cy="2002790"/>
@@ -7637,7 +8157,7 @@
                     </pic:cNvPicPr>
                   </pic:nvPicPr>
                   <pic:blipFill>
-                    <a:blip r:embed="rId32" cstate="print">
+                    <a:blip r:embed="rId34" cstate="print">
                       <a:extLst>
                         <a:ext uri="{28A0092B-C50C-407E-A947-70E740481C1C}">
                           <a14:useLocalDpi xmlns:a14="http://schemas.microsoft.com/office/drawing/2010/main" val="0"/>
@@ -7671,7 +8191,9 @@
     </w:p>
     <w:p>
       <w:r>
-        <w:lastRenderedPageBreak/>
+        <w:rPr>
+          <w:noProof/>
+        </w:rPr>
         <w:drawing>
           <wp:inline distT="0" distB="0" distL="0" distR="0" wp14:anchorId="6F55A9A3" wp14:editId="3D5659E6">
             <wp:extent cx="6645910" cy="1998980"/>
@@ -7688,7 +8210,7 @@
                     <pic:cNvPicPr/>
                   </pic:nvPicPr>
                   <pic:blipFill>
-                    <a:blip r:embed="rId33"/>
+                    <a:blip r:embed="rId35"/>
                     <a:stretch>
                       <a:fillRect/>
                     </a:stretch>
@@ -7728,6 +8250,7 @@
       </w:r>
     </w:p>
     <w:sectPr>
+      <w:headerReference w:type="default" r:id="rId36"/>
       <w:pgSz w:w="11906" w:h="16838"/>
       <w:pgMar w:top="720" w:right="720" w:bottom="720" w:left="720" w:header="708" w:footer="708" w:gutter="0"/>
       <w:pgBorders w:offsetFrom="page">
@@ -7741,6 +8264,109 @@
     </w:sectPr>
   </w:body>
 </w:document>
+</file>
+
+<file path=word/endnotes.xml><?xml version="1.0" encoding="utf-8"?>
+<w:endnotes xmlns:wpc="http://schemas.microsoft.com/office/word/2010/wordprocessingCanvas" xmlns:cx="http://schemas.microsoft.com/office/drawing/2014/chartex" xmlns:cx1="http://schemas.microsoft.com/office/drawing/2015/9/8/chartex" xmlns:cx2="http://schemas.microsoft.com/office/drawing/2015/10/21/chartex" xmlns:cx3="http://schemas.microsoft.com/office/drawing/2016/5/9/chartex" xmlns:cx4="http://schemas.microsoft.com/office/drawing/2016/5/10/chartex" xmlns:cx5="http://schemas.microsoft.com/office/drawing/2016/5/11/chartex" xmlns:cx6="http://schemas.microsoft.com/office/drawing/2016/5/12/chartex" xmlns:cx7="http://schemas.microsoft.com/office/drawing/2016/5/13/chartex" xmlns:cx8="http://schemas.microsoft.com/office/drawing/2016/5/14/chartex" xmlns:mc="http://schemas.openxmlformats.org/markup-compatibility/2006" xmlns:aink="http://schemas.microsoft.com/office/drawing/2016/ink" xmlns:am3d="http://schemas.microsoft.com/office/drawing/2017/model3d" xmlns:o="urn:schemas-microsoft-com:office:office" xmlns:oel="http://schemas.microsoft.com/office/2019/extlst" xmlns:r="http://schemas.openxmlformats.org/officeDocument/2006/relationships" xmlns:m="http://schemas.openxmlformats.org/officeDocument/2006/math" xmlns:v="urn:schemas-microsoft-com:vml" xmlns:wp14="http://schemas.microsoft.com/office/word/2010/wordprocessingDrawing" xmlns:wp="http://schemas.openxmlformats.org/drawingml/2006/wordprocessingDrawing" xmlns:w10="urn:schemas-microsoft-com:office:word" xmlns:w="http://schemas.openxmlformats.org/wordprocessingml/2006/main" xmlns:w14="http://schemas.microsoft.com/office/word/2010/wordml" xmlns:w15="http://schemas.microsoft.com/office/word/2012/wordml" xmlns:w16cex="http://schemas.microsoft.com/office/word/2018/wordml/cex" xmlns:w16cid="http://schemas.microsoft.com/office/word/2016/wordml/cid" xmlns:w16="http://schemas.microsoft.com/office/word/2018/wordml" xmlns:w16du="http://schemas.microsoft.com/office/word/2023/wordml/word16du" xmlns:w16sdtdh="http://schemas.microsoft.com/office/word/2020/wordml/sdtdatahash" xmlns:w16sdtfl="http://schemas.microsoft.com/office/word/2024/wordml/sdtformatlock" xmlns:w16se="http://schemas.microsoft.com/office/word/2015/wordml/symex" xmlns:wpg="http://schemas.microsoft.com/office/word/2010/wordprocessingGroup" xmlns:wpi="http://schemas.microsoft.com/office/word/2010/wordprocessingInk" xmlns:wne="http://schemas.microsoft.com/office/word/2006/wordml" xmlns:wps="http://schemas.microsoft.com/office/word/2010/wordprocessingShape" mc:Ignorable="w14 w15 w16se w16cid w16 w16cex w16sdtdh w16sdtfl w16du wp14">
+  <w:endnote w:type="separator" w:id="-1">
+    <w:p>
+      <w:pPr>
+        <w:spacing w:after="0" w:line="240" w:lineRule="auto"/>
+      </w:pPr>
+      <w:r>
+        <w:separator/>
+      </w:r>
+    </w:p>
+  </w:endnote>
+  <w:endnote w:type="continuationSeparator" w:id="0">
+    <w:p>
+      <w:pPr>
+        <w:spacing w:after="0" w:line="240" w:lineRule="auto"/>
+      </w:pPr>
+      <w:r>
+        <w:continuationSeparator/>
+      </w:r>
+    </w:p>
+  </w:endnote>
+</w:endnotes>
+</file>
+
+<file path=word/footnotes.xml><?xml version="1.0" encoding="utf-8"?>
+<w:footnotes xmlns:wpc="http://schemas.microsoft.com/office/word/2010/wordprocessingCanvas" xmlns:cx="http://schemas.microsoft.com/office/drawing/2014/chartex" xmlns:cx1="http://schemas.microsoft.com/office/drawing/2015/9/8/chartex" xmlns:cx2="http://schemas.microsoft.com/office/drawing/2015/10/21/chartex" xmlns:cx3="http://schemas.microsoft.com/office/drawing/2016/5/9/chartex" xmlns:cx4="http://schemas.microsoft.com/office/drawing/2016/5/10/chartex" xmlns:cx5="http://schemas.microsoft.com/office/drawing/2016/5/11/chartex" xmlns:cx6="http://schemas.microsoft.com/office/drawing/2016/5/12/chartex" xmlns:cx7="http://schemas.microsoft.com/office/drawing/2016/5/13/chartex" xmlns:cx8="http://schemas.microsoft.com/office/drawing/2016/5/14/chartex" xmlns:mc="http://schemas.openxmlformats.org/markup-compatibility/2006" xmlns:aink="http://schemas.microsoft.com/office/drawing/2016/ink" xmlns:am3d="http://schemas.microsoft.com/office/drawing/2017/model3d" xmlns:o="urn:schemas-microsoft-com:office:office" xmlns:oel="http://schemas.microsoft.com/office/2019/extlst" xmlns:r="http://schemas.openxmlformats.org/officeDocument/2006/relationships" xmlns:m="http://schemas.openxmlformats.org/officeDocument/2006/math" xmlns:v="urn:schemas-microsoft-com:vml" xmlns:wp14="http://schemas.microsoft.com/office/word/2010/wordprocessingDrawing" xmlns:wp="http://schemas.openxmlformats.org/drawingml/2006/wordprocessingDrawing" xmlns:w10="urn:schemas-microsoft-com:office:word" xmlns:w="http://schemas.openxmlformats.org/wordprocessingml/2006/main" xmlns:w14="http://schemas.microsoft.com/office/word/2010/wordml" xmlns:w15="http://schemas.microsoft.com/office/word/2012/wordml" xmlns:w16cex="http://schemas.microsoft.com/office/word/2018/wordml/cex" xmlns:w16cid="http://schemas.microsoft.com/office/word/2016/wordml/cid" xmlns:w16="http://schemas.microsoft.com/office/word/2018/wordml" xmlns:w16du="http://schemas.microsoft.com/office/word/2023/wordml/word16du" xmlns:w16sdtdh="http://schemas.microsoft.com/office/word/2020/wordml/sdtdatahash" xmlns:w16sdtfl="http://schemas.microsoft.com/office/word/2024/wordml/sdtformatlock" xmlns:w16se="http://schemas.microsoft.com/office/word/2015/wordml/symex" xmlns:wpg="http://schemas.microsoft.com/office/word/2010/wordprocessingGroup" xmlns:wpi="http://schemas.microsoft.com/office/word/2010/wordprocessingInk" xmlns:wne="http://schemas.microsoft.com/office/word/2006/wordml" xmlns:wps="http://schemas.microsoft.com/office/word/2010/wordprocessingShape" mc:Ignorable="w14 w15 w16se w16cid w16 w16cex w16sdtdh w16sdtfl w16du wp14">
+  <w:footnote w:type="separator" w:id="-1">
+    <w:p>
+      <w:pPr>
+        <w:spacing w:after="0" w:line="240" w:lineRule="auto"/>
+      </w:pPr>
+      <w:r>
+        <w:separator/>
+      </w:r>
+    </w:p>
+  </w:footnote>
+  <w:footnote w:type="continuationSeparator" w:id="0">
+    <w:p>
+      <w:pPr>
+        <w:spacing w:after="0" w:line="240" w:lineRule="auto"/>
+      </w:pPr>
+      <w:r>
+        <w:continuationSeparator/>
+      </w:r>
+    </w:p>
+  </w:footnote>
+</w:footnotes>
+</file>
+
+<file path=word/header1.xml><?xml version="1.0" encoding="utf-8"?>
+<w:hdr xmlns:wpc="http://schemas.microsoft.com/office/word/2010/wordprocessingCanvas" xmlns:cx="http://schemas.microsoft.com/office/drawing/2014/chartex" xmlns:cx1="http://schemas.microsoft.com/office/drawing/2015/9/8/chartex" xmlns:cx2="http://schemas.microsoft.com/office/drawing/2015/10/21/chartex" xmlns:cx3="http://schemas.microsoft.com/office/drawing/2016/5/9/chartex" xmlns:cx4="http://schemas.microsoft.com/office/drawing/2016/5/10/chartex" xmlns:cx5="http://schemas.microsoft.com/office/drawing/2016/5/11/chartex" xmlns:cx6="http://schemas.microsoft.com/office/drawing/2016/5/12/chartex" xmlns:cx7="http://schemas.microsoft.com/office/drawing/2016/5/13/chartex" xmlns:cx8="http://schemas.microsoft.com/office/drawing/2016/5/14/chartex" xmlns:mc="http://schemas.openxmlformats.org/markup-compatibility/2006" xmlns:aink="http://schemas.microsoft.com/office/drawing/2016/ink" xmlns:am3d="http://schemas.microsoft.com/office/drawing/2017/model3d" xmlns:o="urn:schemas-microsoft-com:office:office" xmlns:oel="http://schemas.microsoft.com/office/2019/extlst" xmlns:r="http://schemas.openxmlformats.org/officeDocument/2006/relationships" xmlns:m="http://schemas.openxmlformats.org/officeDocument/2006/math" xmlns:v="urn:schemas-microsoft-com:vml" xmlns:wp14="http://schemas.microsoft.com/office/word/2010/wordprocessingDrawing" xmlns:wp="http://schemas.openxmlformats.org/drawingml/2006/wordprocessingDrawing" xmlns:w10="urn:schemas-microsoft-com:office:word" xmlns:w="http://schemas.openxmlformats.org/wordprocessingml/2006/main" xmlns:w14="http://schemas.microsoft.com/office/word/2010/wordml" xmlns:w15="http://schemas.microsoft.com/office/word/2012/wordml" xmlns:w16cex="http://schemas.microsoft.com/office/word/2018/wordml/cex" xmlns:w16cid="http://schemas.microsoft.com/office/word/2016/wordml/cid" xmlns:w16="http://schemas.microsoft.com/office/word/2018/wordml" xmlns:w16du="http://schemas.microsoft.com/office/word/2023/wordml/word16du" xmlns:w16sdtdh="http://schemas.microsoft.com/office/word/2020/wordml/sdtdatahash" xmlns:w16sdtfl="http://schemas.microsoft.com/office/word/2024/wordml/sdtformatlock" xmlns:w16se="http://schemas.microsoft.com/office/word/2015/wordml/symex" xmlns:wpg="http://schemas.microsoft.com/office/word/2010/wordprocessingGroup" xmlns:wpi="http://schemas.microsoft.com/office/word/2010/wordprocessingInk" xmlns:wne="http://schemas.microsoft.com/office/word/2006/wordml" xmlns:wps="http://schemas.microsoft.com/office/word/2010/wordprocessingShape" mc:Ignorable="w14 w15 w16se w16cid w16 w16cex w16sdtdh w16sdtfl w16du wp14">
+  <w:sdt>
+    <w:sdtPr>
+      <w:id w:val="-1247184256"/>
+      <w:docPartObj>
+        <w:docPartGallery w:val="Page Numbers (Top of Page)"/>
+        <w:docPartUnique/>
+      </w:docPartObj>
+    </w:sdtPr>
+    <w:sdtEndPr>
+      <w:rPr>
+        <w:noProof/>
+      </w:rPr>
+    </w:sdtEndPr>
+    <w:sdtContent>
+      <w:p>
+        <w:pPr>
+          <w:pStyle w:val="Header"/>
+          <w:jc w:val="right"/>
+        </w:pPr>
+        <w:r>
+          <w:fldChar w:fldCharType="begin"/>
+        </w:r>
+        <w:r>
+          <w:instrText xml:space="preserve"> PAGE   \* MERGEFORMAT </w:instrText>
+        </w:r>
+        <w:r>
+          <w:fldChar w:fldCharType="separate"/>
+        </w:r>
+        <w:r>
+          <w:rPr>
+            <w:noProof/>
+          </w:rPr>
+          <w:t>2</w:t>
+        </w:r>
+        <w:r>
+          <w:rPr>
+            <w:noProof/>
+          </w:rPr>
+          <w:fldChar w:fldCharType="end"/>
+        </w:r>
+      </w:p>
+    </w:sdtContent>
+  </w:sdt>
+  <w:p>
+    <w:pPr>
+      <w:pStyle w:val="Header"/>
+    </w:pPr>
+  </w:p>
+</w:hdr>
 </file>
 
 <file path=word/numbering.xml><?xml version="1.0" encoding="utf-8"?>
@@ -14378,6 +15004,92 @@
       <w:spacing w:val="5"/>
     </w:rPr>
   </w:style>
+  <w:style w:type="table" w:styleId="TableGrid">
+    <w:name w:val="Table Grid"/>
+    <w:basedOn w:val="TableNormal"/>
+    <w:uiPriority w:val="39"/>
+    <w:rsid w:val="003848AA"/>
+    <w:pPr>
+      <w:spacing w:after="0" w:line="240" w:lineRule="auto"/>
+    </w:pPr>
+    <w:tblPr>
+      <w:tblBorders>
+        <w:top w:val="single" w:sz="4" w:space="0" w:color="auto"/>
+        <w:left w:val="single" w:sz="4" w:space="0" w:color="auto"/>
+        <w:bottom w:val="single" w:sz="4" w:space="0" w:color="auto"/>
+        <w:right w:val="single" w:sz="4" w:space="0" w:color="auto"/>
+        <w:insideH w:val="single" w:sz="4" w:space="0" w:color="auto"/>
+        <w:insideV w:val="single" w:sz="4" w:space="0" w:color="auto"/>
+      </w:tblBorders>
+    </w:tblPr>
+  </w:style>
+  <w:style w:type="paragraph" w:styleId="Header">
+    <w:name w:val="header"/>
+    <w:basedOn w:val="Normal"/>
+    <w:link w:val="HeaderChar"/>
+    <w:uiPriority w:val="99"/>
+    <w:unhideWhenUsed/>
+    <w:rsid w:val="003848AA"/>
+    <w:pPr>
+      <w:tabs>
+        <w:tab w:val="center" w:pos="4513"/>
+        <w:tab w:val="right" w:pos="9026"/>
+      </w:tabs>
+      <w:spacing w:after="0" w:line="240" w:lineRule="auto"/>
+    </w:pPr>
+  </w:style>
+  <w:style w:type="character" w:customStyle="1" w:styleId="HeaderChar">
+    <w:name w:val="Header Char"/>
+    <w:basedOn w:val="DefaultParagraphFont"/>
+    <w:link w:val="Header"/>
+    <w:uiPriority w:val="99"/>
+    <w:rsid w:val="003848AA"/>
+    <w:rPr>
+      <w:rFonts w:ascii="Times New Roman" w:hAnsi="Times New Roman"/>
+    </w:rPr>
+  </w:style>
+  <w:style w:type="paragraph" w:styleId="Footer">
+    <w:name w:val="footer"/>
+    <w:basedOn w:val="Normal"/>
+    <w:link w:val="FooterChar"/>
+    <w:uiPriority w:val="99"/>
+    <w:unhideWhenUsed/>
+    <w:rsid w:val="003848AA"/>
+    <w:pPr>
+      <w:tabs>
+        <w:tab w:val="center" w:pos="4513"/>
+        <w:tab w:val="right" w:pos="9026"/>
+      </w:tabs>
+      <w:spacing w:after="0" w:line="240" w:lineRule="auto"/>
+    </w:pPr>
+  </w:style>
+  <w:style w:type="character" w:customStyle="1" w:styleId="FooterChar">
+    <w:name w:val="Footer Char"/>
+    <w:basedOn w:val="DefaultParagraphFont"/>
+    <w:link w:val="Footer"/>
+    <w:uiPriority w:val="99"/>
+    <w:rsid w:val="003848AA"/>
+    <w:rPr>
+      <w:rFonts w:ascii="Times New Roman" w:hAnsi="Times New Roman"/>
+    </w:rPr>
+  </w:style>
+  <w:style w:type="paragraph" w:styleId="NormalWeb">
+    <w:name w:val="Normal (Web)"/>
+    <w:basedOn w:val="Normal"/>
+    <w:uiPriority w:val="99"/>
+    <w:semiHidden/>
+    <w:unhideWhenUsed/>
+    <w:rsid w:val="0096050B"/>
+    <w:pPr>
+      <w:spacing w:before="100" w:beforeAutospacing="1" w:after="100" w:afterAutospacing="1" w:line="240" w:lineRule="auto"/>
+    </w:pPr>
+    <w:rPr>
+      <w:rFonts w:eastAsia="Times New Roman" w:cs="Times New Roman"/>
+      <w:kern w:val="0"/>
+      <w:lang w:eastAsia="en-IN"/>
+      <w14:ligatures w14:val="none"/>
+    </w:rPr>
+  </w:style>
 </w:styles>
 </file>
 
